--- a/docs/local/DOCX/3eT1/001_C.docx
+++ b/docs/local/DOCX/3eT1/001_C.docx
@@ -26,15 +26,6 @@
         </w:rPr>
         <w:t>INTRODUCTION : Grandeurs, unités et instruments de mesure</w:t>
       </w:r>
-    </w:p>
-    <w:p>
-      <w:pPr>
-        <w:spacing w:after="0" w:line="240" w:lineRule="auto"/>
-        <w:rPr>
-          <w:sz w:val="32"/>
-          <w:szCs w:val="32"/>
-        </w:rPr>
-      </w:pPr>
     </w:p>
     <w:p>
       <w:pPr>
@@ -210,8 +201,6 @@
         <w:rPr>
           <w:rFonts w:eastAsia="ArialMT" w:cs="ArialMT"/>
           <w:color w:val="000000"/>
-          <w:sz w:val="48"/>
-          <w:szCs w:val="36"/>
         </w:rPr>
       </w:pPr>
     </w:p>
@@ -329,6 +318,7 @@
         <w:jc w:val="both"/>
         <w:rPr>
           <w:rFonts w:eastAsia="ArialMT" w:cs="ArialMT"/>
+          <w:color w:val="000000"/>
         </w:rPr>
       </w:pPr>
       <w:r>
@@ -348,36 +338,17 @@
       </w:r>
       <w:r>
         <w:rPr>
-          <w:rFonts w:eastAsia="ArialMT" w:cs="ArialMT"/>
-        </w:rPr>
-        <w:t xml:space="preserve">la </w:t>
-      </w:r>
-      <w:r>
-        <w:rPr>
-          <w:rFonts w:eastAsia="ArialMT" w:cs="ArialMT"/>
+          <w:rFonts w:ascii="Belle Allure CE" w:hAnsi="Belle Allure CE" w:cs="Belle Allure CE"/>
           <w:b/>
           <w:bCs/>
-        </w:rPr>
-        <w:t>distance</w:t>
+          <w:color w:val="0A1F66"/>
+          <w:sz w:val="17"/>
+          <w:szCs w:val="17"/>
+        </w:rPr>
+        <w:t xml:space="preserve">la distance, la masse, la durée, la température…</w:t>
       </w:r>
-      <w:r>
-        <w:rPr>
-          <w:rFonts w:eastAsia="ArialMT" w:cs="ArialMT"/>
-        </w:rPr>
-        <w:t xml:space="preserve"> est une</w:t>
-      </w:r>
-      <w:r>
-        <w:rPr>
-          <w:rFonts w:eastAsia="ArialMT" w:cs="ArialMT"/>
-        </w:rPr>
-        <w:t xml:space="preserve"> grandeur</w:t>
-      </w:r>
-      <w:r>
-        <w:rPr>
-          <w:rFonts w:eastAsia="ArialMT" w:cs="ArialMT"/>
-        </w:rPr>
-        <w:t xml:space="preserve"> physique.</w:t>
-      </w:r>
+      <w:proofErr w:type="gramStart"/>
+      <w:proofErr w:type="gramEnd"/>
     </w:p>
     <w:p>
       <w:pPr>
@@ -448,21 +419,30 @@
         <w:t>l</w:t>
       </w:r>
       <w:r>
-        <w:t xml:space="preserve">e symbole de la distance est </w:t>
+        <w:t xml:space="preserve">e symbole de la </w:t>
       </w:r>
-      <m:oMath>
-        <m:r>
-          <m:rPr>
-            <m:sty m:val="bi"/>
-          </m:rPr>
-          <w:rPr>
-            <w:rFonts w:ascii="Cambria Math" w:hAnsi="Cambria Math"/>
-          </w:rPr>
-          <m:t>d</m:t>
-        </m:r>
-      </m:oMath>
       <w:r>
-        <w:t>.</w:t>
+        <w:t>grandeur « </w:t>
+      </w:r>
+      <w:r>
+        <w:t>distance</w:t>
+      </w:r>
+      <w:r>
+        <w:t> »</w:t>
+      </w:r>
+      <w:r>
+        <w:t xml:space="preserve"> est </w:t>
+      </w:r>
+      <w:r>
+        <w:rPr>
+          <w:rFonts w:ascii="Belle Allure CE" w:hAnsi="Belle Allure CE" w:cs="Belle Allure CE"/>
+          <w:b/>
+          <w:bCs/>
+          <w:color w:val="0A1F66"/>
+          <w:sz w:val="17"/>
+          <w:szCs w:val="17"/>
+        </w:rPr>
+        <w:t xml:space="preserve">d</w:t>
       </w:r>
       <w:r>
         <w:t xml:space="preserve"> </w:t>
@@ -597,110 +577,88 @@
       </w:r>
       <w:r>
         <w:rPr>
+          <w:rFonts w:ascii="Belle Allure CE" w:hAnsi="Belle Allure CE" w:cs="Belle Allure CE"/>
           <w:b/>
           <w:bCs/>
-        </w:rPr>
-        <w:t>mètre (</w:t>
+          <w:color w:val="0A1F66"/>
+          <w:sz w:val="17"/>
+          <w:szCs w:val="17"/>
+        </w:rPr>
+        <w:t xml:space="preserve">mètre (m)</w:t>
+      </w:r>
+      <w:proofErr w:type="gramStart"/>
+      <w:r>
+        <w:rPr>
+          <w:color w:val="00B050"/>
+        </w:rPr>
+        <w:t xml:space="preserve"> .</w:t>
+      </w:r>
+      <w:proofErr w:type="gramEnd"/>
+    </w:p>
+    <w:p>
+      <w:pPr>
+        <w:spacing w:after="0" w:line="240" w:lineRule="auto"/>
+        <w:ind w:left="284"/>
+      </w:pPr>
+    </w:p>
+    <w:p>
+      <w:pPr>
+        <w:spacing w:after="0" w:line="240" w:lineRule="auto"/>
+        <w:rPr>
+          <w:b/>
+          <w:bCs/>
+        </w:rPr>
+      </w:pPr>
+      <w:r>
+        <w:rPr>
+          <w:b/>
+          <w:bCs/>
+        </w:rPr>
+        <w:t xml:space="preserve">La </w:t>
       </w:r>
       <w:r>
         <w:rPr>
           <w:b/>
           <w:bCs/>
-        </w:rPr>
-        <w:t>de symbole « </w:t>
+          <w:color w:val="0070C0"/>
+        </w:rPr>
+        <w:t xml:space="preserve">valeur d’une grandeur </w:t>
       </w:r>
       <w:r>
         <w:rPr>
           <w:b/>
           <w:bCs/>
         </w:rPr>
-        <w:t>m</w:t>
+        <w:t>est habituellement donnée par une mesure ou un calcul. Elle s’exprime par un nombre suivi de son unité</w:t>
       </w:r>
       <w:r>
         <w:rPr>
           <w:b/>
           <w:bCs/>
         </w:rPr>
-        <w:t> »</w:t>
+        <w:t xml:space="preserve"> de mesure que l’on peut exprimer par son symbole</w:t>
       </w:r>
       <w:r>
         <w:rPr>
           <w:b/>
           <w:bCs/>
         </w:rPr>
-        <w:t>)</w:t>
-      </w:r>
-      <w:r>
         <w:t>.</w:t>
       </w:r>
     </w:p>
     <w:p>
       <w:pPr>
         <w:spacing w:after="0" w:line="240" w:lineRule="auto"/>
-        <w:ind w:left="284"/>
+        <w:rPr>
+          <w:sz w:val="12"/>
+          <w:szCs w:val="12"/>
+        </w:rPr>
       </w:pPr>
     </w:p>
     <w:p>
       <w:pPr>
         <w:spacing w:after="0" w:line="240" w:lineRule="auto"/>
-        <w:rPr>
-          <w:b/>
-          <w:bCs/>
-        </w:rPr>
-      </w:pPr>
-      <w:r>
-        <w:rPr>
-          <w:b/>
-          <w:bCs/>
-        </w:rPr>
-        <w:t xml:space="preserve">La </w:t>
-      </w:r>
-      <w:r>
-        <w:rPr>
-          <w:b/>
-          <w:bCs/>
-          <w:color w:val="0070C0"/>
-        </w:rPr>
-        <w:t xml:space="preserve">valeur d’une grandeur </w:t>
-      </w:r>
-      <w:r>
-        <w:rPr>
-          <w:b/>
-          <w:bCs/>
-        </w:rPr>
-        <w:t>est habituellement donnée par une mesure ou un calcul. Elle s’exprime par un nombre suivi de son unité</w:t>
-      </w:r>
-      <w:r>
-        <w:rPr>
-          <w:b/>
-          <w:bCs/>
-        </w:rPr>
-        <w:t xml:space="preserve"> de mesure que l’on peut exprimer par son symbole</w:t>
-      </w:r>
-      <w:r>
-        <w:rPr>
-          <w:b/>
-          <w:bCs/>
-        </w:rPr>
-        <w:t>.</w:t>
-      </w:r>
-    </w:p>
-    <w:p>
-      <w:pPr>
-        <w:spacing w:after="0" w:line="240" w:lineRule="auto"/>
-        <w:rPr>
-          <w:sz w:val="12"/>
-          <w:szCs w:val="12"/>
-        </w:rPr>
-      </w:pPr>
-    </w:p>
-    <w:p>
-      <w:pPr>
-        <w:spacing w:after="0" w:line="240" w:lineRule="auto"/>
         <w:ind w:left="284"/>
-        <w:rPr>
-          <w:color w:val="000000" w:themeColor="text1"/>
-        </w:rPr>
       </w:pPr>
       <w:r>
         <w:rPr>
@@ -715,45 +673,37 @@
       </w:r>
       <m:oMath>
         <m:r>
-          <m:rPr>
-            <m:sty m:val="bi"/>
-          </m:rPr>
           <w:rPr>
             <w:rFonts w:ascii="Cambria Math" w:hAnsi="Cambria Math"/>
-            <w:color w:val="000000" w:themeColor="text1"/>
           </w:rPr>
           <m:t>d =</m:t>
         </m:r>
       </m:oMath>
       <w:r>
-        <w:rPr>
-          <w:b/>
-          <w:bCs/>
-          <w:color w:val="000000" w:themeColor="text1"/>
-        </w:rPr>
         <w:t xml:space="preserve"> </w:t>
       </w:r>
       <w:r>
         <w:rPr>
+          <w:rFonts w:ascii="Belle Allure CE" w:hAnsi="Belle Allure CE" w:cs="Belle Allure CE"/>
           <w:b/>
           <w:bCs/>
-          <w:color w:val="000000" w:themeColor="text1"/>
-        </w:rPr>
-        <w:t xml:space="preserve">42,195 </w:t>
+          <w:color w:val="0A1F66"/>
+          <w:sz w:val="17"/>
+          <w:szCs w:val="17"/>
+        </w:rPr>
+        <w:t xml:space="preserve">42,195</w:t>
       </w:r>
+      <w:proofErr w:type="gramStart"/>
+      <w:proofErr w:type="gramEnd"/>
       <w:r>
-        <w:rPr>
-          <w:b/>
-          <w:bCs/>
-        </w:rPr>
+        <w:t xml:space="preserve"> </w:t>
+      </w:r>
+      <w:proofErr w:type="gramStart"/>
+      <w:r>
         <w:t>km</w:t>
       </w:r>
+      <w:proofErr w:type="gramEnd"/>
       <w:r>
-        <w:rPr>
-          <w:b/>
-          <w:bCs/>
-          <w:color w:val="000000" w:themeColor="text1"/>
-        </w:rPr>
         <w:t>.</w:t>
       </w:r>
     </w:p>
@@ -795,7 +745,7 @@
                 <w:color w:val="00B050"/>
                 <w:u w:val="single"/>
               </w:rPr>
-              <w:t>Activité</w:t>
+              <w:t>Activité 1</w:t>
             </w:r>
             <w:r>
               <w:rPr>
@@ -894,7 +844,19 @@
               <w:rPr>
                 <w:i/>
               </w:rPr>
-              <w:t xml:space="preserve">), </w:t>
+              <w:t>)</w:t>
+            </w:r>
+            <w:r>
+              <w:rPr>
+                <w:i/>
+              </w:rPr>
+              <w:t>,</w:t>
+            </w:r>
+            <w:r>
+              <w:rPr>
+                <w:i/>
+              </w:rPr>
+              <w:t xml:space="preserve"> </w:t>
             </w:r>
             <w:r>
               <w:rPr>
@@ -919,7 +881,13 @@
               <w:rPr>
                 <w:i/>
               </w:rPr>
-              <w:t xml:space="preserve">) et </w:t>
+              <w:t>)</w:t>
+            </w:r>
+            <w:r>
+              <w:rPr>
+                <w:i/>
+              </w:rPr>
+              <w:t xml:space="preserve"> et </w:t>
             </w:r>
             <w:r>
               <w:rPr>
@@ -944,7 +912,13 @@
               <w:rPr>
                 <w:i/>
               </w:rPr>
-              <w:t>).</w:t>
+              <w:t>)</w:t>
+            </w:r>
+            <w:r>
+              <w:rPr>
+                <w:i/>
+              </w:rPr>
+              <w:t>.</w:t>
             </w:r>
           </w:p>
           <w:p>
@@ -959,40 +933,38 @@
               <w:contextualSpacing w:val="0"/>
             </w:pPr>
             <w:r>
+              <w:rPr/>
               <w:t xml:space="preserve">La </w:t>
             </w:r>
             <w:r>
               <w:rPr>
-                <w:b/>
-                <w:bCs/>
-                <w:color w:val="FF0000"/>
-              </w:rPr>
-              <w:t>durée</w:t>
-            </w:r>
-            <w:r>
+                <w:bdr w:val="single" w:sz="12" w:space="0" w:color="FF0000"/>
+              </w:rPr>
+              <w:t xml:space="preserve">durée</w:t>
+            </w:r>
+            <w:r>
+              <w:rPr/>
               <w:t xml:space="preserve"> que met la Terre à faire le tour du Soleil est de </w:t>
             </w:r>
             <w:r>
               <w:rPr>
-                <w:b/>
-                <w:bCs/>
-                <w:color w:val="0070C0"/>
-              </w:rPr>
-              <w:t>365,25</w:t>
-            </w:r>
-            <w:r>
+                <w:bdr w:val="single" w:sz="12" w:space="0" w:color="0070C0"/>
+              </w:rPr>
+              <w:t xml:space="preserve">365,25</w:t>
+            </w:r>
+            <w:r>
+              <w:rPr/>
               <w:t xml:space="preserve"> </w:t>
             </w:r>
             <w:r>
               <w:rPr>
-                <w:b/>
-                <w:bCs/>
-                <w:color w:val="00B050"/>
-              </w:rPr>
-              <w:t>jours</w:t>
-            </w:r>
-            <w:r>
-              <w:t>.</w:t>
+                <w:bdr w:val="single" w:sz="12" w:space="0" w:color="00A040"/>
+              </w:rPr>
+              <w:t xml:space="preserve">jours</w:t>
+            </w:r>
+            <w:r>
+              <w:rPr/>
+              <w:t xml:space="preserve">.</w:t>
             </w:r>
           </w:p>
           <w:p>
@@ -1007,37 +979,34 @@
               <w:contextualSpacing w:val="0"/>
             </w:pPr>
             <w:r>
+              <w:rPr/>
               <w:t xml:space="preserve">La </w:t>
             </w:r>
             <w:r>
               <w:rPr>
-                <w:b/>
-                <w:bCs/>
-                <w:color w:val="FF0000"/>
-              </w:rPr>
-              <w:t>masse</w:t>
-            </w:r>
-            <w:r>
+                <w:bdr w:val="single" w:sz="12" w:space="0" w:color="FF0000"/>
+              </w:rPr>
+              <w:t xml:space="preserve">masse</w:t>
+            </w:r>
+            <w:r>
+              <w:rPr/>
               <w:t xml:space="preserve"> d’un litre d’eau est </w:t>
             </w:r>
             <w:r>
               <w:rPr>
-                <w:b/>
-                <w:bCs/>
-                <w:color w:val="0070C0"/>
-              </w:rPr>
-              <w:t>1</w:t>
-            </w:r>
-            <w:r>
+                <w:bdr w:val="single" w:sz="12" w:space="0" w:color="0070C0"/>
+              </w:rPr>
+              <w:t xml:space="preserve">1</w:t>
+            </w:r>
+            <w:r>
+              <w:rPr/>
               <w:t xml:space="preserve"> </w:t>
             </w:r>
             <w:r>
               <w:rPr>
-                <w:b/>
-                <w:bCs/>
-                <w:color w:val="00B050"/>
-              </w:rPr>
-              <w:t>kg</w:t>
+                <w:bdr w:val="single" w:sz="12" w:space="0" w:color="00A040"/>
+              </w:rPr>
+              <w:t xml:space="preserve">kg</w:t>
             </w:r>
             <w:r>
               <w:t>.</w:t>
@@ -1058,86 +1027,72 @@
               <w:t>Usain Bolt a couru l</w:t>
             </w:r>
             <w:r>
+              <w:rPr/>
               <w:t xml:space="preserve">a </w:t>
             </w:r>
             <w:r>
               <w:rPr>
-                <w:b/>
-                <w:bCs/>
-                <w:color w:val="EE0000"/>
-              </w:rPr>
-              <w:t>distance</w:t>
-            </w:r>
-            <w:r>
+                <w:bdr w:val="single" w:sz="12" w:space="0" w:color="FF0000"/>
+              </w:rPr>
+              <w:t xml:space="preserve">distance</w:t>
+            </w:r>
+            <w:r>
+              <w:rPr/>
               <w:t xml:space="preserve"> d</w:t>
             </w:r>
             <w:r>
+              <w:rPr/>
               <w:t xml:space="preserve">e </w:t>
             </w:r>
             <w:r>
               <w:rPr>
-                <w:b/>
-                <w:bCs/>
-                <w:color w:val="0070C0"/>
-              </w:rPr>
-              <w:t>100</w:t>
-            </w:r>
-            <w:r>
+                <w:bdr w:val="single" w:sz="12" w:space="0" w:color="0070C0"/>
+              </w:rPr>
+              <w:t xml:space="preserve">100</w:t>
+            </w:r>
+            <w:r>
+              <w:rPr/>
               <w:t xml:space="preserve"> </w:t>
             </w:r>
             <w:r>
               <w:rPr>
-                <w:b/>
-                <w:bCs/>
-                <w:color w:val="00B050"/>
-              </w:rPr>
-              <w:t>m</w:t>
-            </w:r>
-            <w:r>
+                <w:bdr w:val="single" w:sz="12" w:space="0" w:color="00A040"/>
+              </w:rPr>
+              <w:t xml:space="preserve">m</w:t>
+            </w:r>
+            <w:r>
+              <w:rPr/>
               <w:t xml:space="preserve"> avec une </w:t>
             </w:r>
             <w:r>
               <w:rPr>
-                <w:b/>
-                <w:bCs/>
-                <w:color w:val="FF0000"/>
-              </w:rPr>
-              <w:t>vitesse moyenne</w:t>
-            </w:r>
-            <w:r>
-              <w:rPr>
-                <w:b/>
-                <w:bCs/>
-              </w:rPr>
+                <w:bdr w:val="single" w:sz="12" w:space="0" w:color="FF0000"/>
+              </w:rPr>
+              <w:t xml:space="preserve">vitesse moyenne</w:t>
+            </w:r>
+            <w:r>
+              <w:rPr/>
+              <w:t xml:space="preserve"> de </w:t>
+            </w:r>
+            <w:r>
+              <w:rPr>
+                <w:bdr w:val="single" w:sz="12" w:space="0" w:color="0070C0"/>
+              </w:rPr>
+              <w:t xml:space="preserve">37,4</w:t>
+            </w:r>
+            <w:r>
+              <w:rPr/>
               <w:t xml:space="preserve"> </w:t>
             </w:r>
             <w:r>
-              <w:t xml:space="preserve">de </w:t>
-            </w:r>
-            <w:r>
-              <w:rPr>
-                <w:b/>
-                <w:bCs/>
-                <w:color w:val="0070C0"/>
-              </w:rPr>
-              <w:t>37,4</w:t>
-            </w:r>
-            <w:r>
-              <w:rPr>
-                <w:color w:val="0070C0"/>
-              </w:rPr>
-              <w:t xml:space="preserve"> </w:t>
-            </w:r>
-            <w:r>
-              <w:rPr>
-                <w:b/>
-                <w:bCs/>
-                <w:color w:val="00B050"/>
-              </w:rPr>
-              <w:t>km/h</w:t>
-            </w:r>
-            <w:r>
-              <w:t>.</w:t>
+              <w:rPr>
+                <w:bdr w:val="single" w:sz="12" w:space="0" w:color="00A040"/>
+              </w:rPr>
+              <w:t xml:space="preserve">km/h</w:t>
+            </w:r>
+            <w:r>
+              <w:rPr/>
+              <w:t xml:space="preserve">.</w:t>
             </w:r>
           </w:p>
           <w:p>
@@ -1152,45 +1107,34 @@
               <w:contextualSpacing w:val="0"/>
             </w:pPr>
             <w:r>
+              <w:rPr/>
               <w:t xml:space="preserve">Le bulletin météo indique que la </w:t>
             </w:r>
             <w:r>
               <w:rPr>
-                <w:b/>
-                <w:bCs/>
-                <w:color w:val="FF0000"/>
-              </w:rPr>
-              <w:t>température</w:t>
-            </w:r>
-            <w:r>
+                <w:bdr w:val="single" w:sz="12" w:space="0" w:color="FF0000"/>
+              </w:rPr>
+              <w:t xml:space="preserve">température</w:t>
+            </w:r>
+            <w:r>
+              <w:rPr/>
               <w:t xml:space="preserve"> cet après-midi sera de </w:t>
             </w:r>
             <w:r>
               <w:rPr>
-                <w:b/>
-                <w:bCs/>
-                <w:color w:val="0070C0"/>
-              </w:rPr>
-              <w:t>28</w:t>
-            </w:r>
-            <w:r>
+                <w:bdr w:val="single" w:sz="12" w:space="0" w:color="0070C0"/>
+              </w:rPr>
+              <w:t xml:space="preserve">28</w:t>
+            </w:r>
+            <w:r>
+              <w:rPr/>
               <w:t xml:space="preserve"> </w:t>
             </w:r>
             <w:r>
               <w:rPr>
-                <w:b/>
-                <w:bCs/>
-                <w:color w:val="00B050"/>
-              </w:rPr>
-              <w:t>degrés Celsius</w:t>
-            </w:r>
-            <w:r>
-              <w:rPr>
-                <w:b/>
-                <w:bCs/>
-                <w:color w:val="00B050"/>
-              </w:rPr>
-              <w:t xml:space="preserve"> (°C)</w:t>
+                <w:bdr w:val="single" w:sz="12" w:space="0" w:color="00A040"/>
+              </w:rPr>
+              <w:t xml:space="preserve">degrés Celsius</w:t>
             </w:r>
             <w:r>
               <w:t>.</w:t>
@@ -1208,49 +1152,38 @@
               <w:contextualSpacing w:val="0"/>
             </w:pPr>
             <w:r>
-              <w:t>Une bouteille d’eau d’Evian contient un</w:t>
-            </w:r>
-            <w:r>
-              <w:rPr>
-                <w:color w:val="FF0000"/>
-              </w:rPr>
+              <w:rPr/>
+              <w:t xml:space="preserve">Une bouteille d’eau d’Evian contient un </w:t>
+            </w:r>
+            <w:r>
+              <w:rPr>
+                <w:bdr w:val="single" w:sz="12" w:space="0" w:color="FF0000"/>
+              </w:rPr>
+              <w:t xml:space="preserve">volume</w:t>
+            </w:r>
+            <w:r>
+              <w:rPr/>
+              <w:t xml:space="preserve"> de </w:t>
+            </w:r>
+            <w:r>
+              <w:rPr>
+                <w:bdr w:val="single" w:sz="12" w:space="0" w:color="0070C0"/>
+              </w:rPr>
+              <w:t xml:space="preserve">1,5</w:t>
+            </w:r>
+            <w:r>
+              <w:rPr/>
               <w:t xml:space="preserve"> </w:t>
             </w:r>
             <w:r>
               <w:rPr>
-                <w:b/>
-                <w:bCs/>
-                <w:color w:val="FF0000"/>
-              </w:rPr>
-              <w:t>volume</w:t>
-            </w:r>
-            <w:r>
-              <w:rPr>
-                <w:color w:val="FF0000"/>
-              </w:rPr>
-              <w:t xml:space="preserve"> </w:t>
-            </w:r>
-            <w:r>
-              <w:t xml:space="preserve">de </w:t>
-            </w:r>
-            <w:r>
-              <w:rPr>
-                <w:b/>
-                <w:bCs/>
-                <w:color w:val="0070C0"/>
-              </w:rPr>
-              <w:t>1,5</w:t>
-            </w:r>
-            <w:r>
-              <w:rPr>
-                <w:b/>
-                <w:bCs/>
-                <w:color w:val="00B050"/>
-              </w:rPr>
-              <w:t xml:space="preserve"> L </w:t>
-            </w:r>
-            <w:r>
-              <w:t>d’eau.</w:t>
+                <w:bdr w:val="single" w:sz="12" w:space="0" w:color="00A040"/>
+              </w:rPr>
+              <w:t xml:space="preserve">L</w:t>
+            </w:r>
+            <w:r>
+              <w:rPr/>
+              <w:t xml:space="preserve"> d’eau.</w:t>
             </w:r>
           </w:p>
           <w:p>
@@ -1265,46 +1198,54 @@
               <w:contextualSpacing w:val="0"/>
             </w:pPr>
             <w:r>
+              <w:rPr/>
               <w:t xml:space="preserve">La </w:t>
             </w:r>
             <w:r>
               <w:rPr>
-                <w:b/>
-                <w:bCs/>
-                <w:color w:val="FF0000"/>
-              </w:rPr>
-              <w:t>tension</w:t>
-            </w:r>
-            <w:r>
-              <w:t xml:space="preserve"> au</w:t>
+                <w:bdr w:val="single" w:sz="12" w:space="0" w:color="FF0000"/>
+              </w:rPr>
+              <w:t xml:space="preserve">tension</w:t>
+            </w:r>
+            <w:r>
+              <w:rPr/>
+              <w:t xml:space="preserve"> </w:t>
+            </w:r>
+            <w:r>
+              <w:rPr>
+                <w:bdr w:val="single" w:sz="12" w:space="0" w:color="FF0000"/>
+              </w:rPr>
+              <w:t xml:space="preserve">électrique</w:t>
+            </w:r>
+            <w:r>
+              <w:rPr/>
+              <w:t xml:space="preserve"> </w:t>
+            </w:r>
+            <w:r>
+              <w:t>au</w:t>
             </w:r>
             <w:r>
               <w:t>x</w:t>
             </w:r>
             <w:r>
+              <w:rPr/>
               <w:t xml:space="preserve"> bornes de la pile est de </w:t>
             </w:r>
             <w:r>
               <w:rPr>
-                <w:b/>
-                <w:bCs/>
-                <w:color w:val="0070C0"/>
-              </w:rPr>
-              <w:t>4,5</w:t>
-            </w:r>
-            <w:r>
-              <w:rPr>
-                <w:color w:val="0070C0"/>
-              </w:rPr>
+                <w:bdr w:val="single" w:sz="12" w:space="0" w:color="0070C0"/>
+              </w:rPr>
+              <w:t xml:space="preserve">4,5</w:t>
+            </w:r>
+            <w:r>
+              <w:rPr/>
               <w:t xml:space="preserve"> </w:t>
             </w:r>
             <w:r>
               <w:rPr>
-                <w:b/>
-                <w:bCs/>
-                <w:color w:val="00B050"/>
-              </w:rPr>
-              <w:t>V</w:t>
+                <w:bdr w:val="single" w:sz="12" w:space="0" w:color="00A040"/>
+              </w:rPr>
+              <w:t xml:space="preserve">V (volts)</w:t>
             </w:r>
             <w:r>
               <w:t>.</w:t>
@@ -1316,11 +1257,113 @@
     <w:p>
       <w:pPr>
         <w:spacing w:after="0" w:line="240" w:lineRule="auto"/>
+        <w:rPr>
+          <w:sz w:val="12"/>
+          <w:szCs w:val="12"/>
+        </w:rPr>
+      </w:pPr>
+    </w:p>
+    <w:tbl>
+      <w:tblPr>
+        <w:tblStyle w:val="Grilledutableau"/>
+        <w:tblW w:w="0" w:type="auto"/>
+        <w:tblLook w:val="04A0" w:firstRow="1" w:lastRow="0" w:firstColumn="1" w:lastColumn="0" w:noHBand="0" w:noVBand="1"/>
+      </w:tblPr>
+      <w:tblGrid>
+        <w:gridCol w:w="10790"/>
+      </w:tblGrid>
+      <w:tr>
+        <w:tc>
+          <w:tcPr>
+            <w:tcW w:w="10790" w:type="dxa"/>
+          </w:tcPr>
+          <w:p>
+            <w:pPr>
+              <w:spacing w:after="0" w:line="240" w:lineRule="auto"/>
+              <w:jc w:val="both"/>
+            </w:pPr>
+            <w:r>
+              <w:rPr>
+                <w:b/>
+                <w:bCs/>
+                <w:color w:val="00B050"/>
+                <w:u w:val="single"/>
+              </w:rPr>
+              <w:t>Activité 2 :</w:t>
+            </w:r>
+            <w:r>
+              <w:rPr>
+                <w:color w:val="00B050"/>
+              </w:rPr>
+              <w:t xml:space="preserve"> </w:t>
+            </w:r>
+            <w:r>
+              <w:rPr>
+                <w:i/>
+                <w:iCs/>
+              </w:rPr>
+              <w:t>Trouve une nouvelle phrase</w:t>
+            </w:r>
+            <w:r>
+              <w:rPr>
+                <w:i/>
+                <w:iCs/>
+              </w:rPr>
+              <w:t xml:space="preserve"> dans laquelle figure une grandeur, sa valeur numérique et son unité de mesure</w:t>
+            </w:r>
+            <w:r>
+              <w:t>.</w:t>
+            </w:r>
+          </w:p>
+          <w:p>
+            <w:pPr>
+              <w:spacing w:after="0" w:line="240" w:lineRule="auto"/>
+              <w:rPr>
+                <w:sz w:val="16"/>
+                <w:szCs w:val="16"/>
+              </w:rPr>
+            </w:pPr>
+          </w:p>
+          <w:p>
+            <w:pPr>
+              <w:spacing w:after="0" w:line="240" w:lineRule="auto"/>
+            </w:pPr>
+            <w:r>
+              <w:rPr>
+                <w:rFonts w:ascii="Belle Allure CE" w:hAnsi="Belle Allure CE" w:cs="Belle Allure CE"/>
+                <w:b/>
+                <w:bCs/>
+                <w:color w:val="0A1F66"/>
+                <w:sz w:val="17"/>
+                <w:szCs w:val="17"/>
+              </w:rPr>
+              <w:t xml:space="preserve">La masse de mon sac de classe est de 5 kg.</w:t>
+            </w:r>
+          </w:p>
+          <w:p>
+            <w:pPr>
+              <w:spacing w:after="0" w:line="240" w:lineRule="auto"/>
+              <w:rPr>
+                <w:sz w:val="12"/>
+                <w:szCs w:val="12"/>
+              </w:rPr>
+            </w:pPr>
+          </w:p>
+        </w:tc>
+      </w:tr>
+    </w:tbl>
+    <w:p>
+      <w:pPr>
+        <w:spacing w:after="0" w:line="240" w:lineRule="auto"/>
       </w:pPr>
     </w:p>
     <w:p>
       <w:pPr>
         <w:spacing w:after="0" w:line="240" w:lineRule="auto"/>
+        <w:rPr>
+          <w:sz w:val="16"/>
+          <w:szCs w:val="16"/>
+        </w:rPr>
       </w:pPr>
     </w:p>
     <w:p>
@@ -1415,16 +1458,18 @@
         <w:t xml:space="preserve">: l’instrument de mesure d’une distance est </w:t>
       </w:r>
       <w:r>
-        <w:t>la règle, le décamètre, le pied à coulisse, le mètre-ruban…</w:t>
+        <w:rPr>
+          <w:rFonts w:ascii="Belle Allure CE" w:hAnsi="Belle Allure CE" w:cs="Belle Allure CE"/>
+          <w:b/>
+          <w:bCs/>
+          <w:color w:val="0A1F66"/>
+          <w:sz w:val="17"/>
+          <w:szCs w:val="17"/>
+        </w:rPr>
+        <w:t xml:space="preserve">la règle graduée (ou le mètre ruban).</w:t>
       </w:r>
-      <w:r>
-        <w:t xml:space="preserve"> </w:t>
-      </w:r>
-    </w:p>
-    <w:p>
-      <w:pPr>
-        <w:spacing w:after="0" w:line="240" w:lineRule="auto"/>
-      </w:pPr>
+      <w:proofErr w:type="gramStart"/>
+      <w:proofErr w:type="gramEnd"/>
       <w:r>
         <w:t xml:space="preserve">  </w:t>
       </w:r>
@@ -1459,13 +1504,22 @@
                 <w:u w:val="single"/>
               </w:rPr>
               <w:lastRenderedPageBreak/>
-              <w:t>Activité</w:t>
-            </w:r>
-            <w:r>
-              <w:rPr>
+              <w:t xml:space="preserve">Activité </w:t>
+            </w:r>
+            <w:r>
+              <w:rPr>
+                <w:b/>
+                <w:bCs/>
                 <w:color w:val="00B050"/>
                 <w:u w:val="single"/>
               </w:rPr>
+              <w:t>3</w:t>
+            </w:r>
+            <w:r>
+              <w:rPr>
+                <w:color w:val="00B050"/>
+                <w:u w:val="single"/>
+              </w:rPr>
               <w:t> :</w:t>
             </w:r>
             <w:r>
@@ -1479,36 +1533,48 @@
               <w:rPr>
                 <w:i/>
               </w:rPr>
-              <w:t xml:space="preserve">Observe les instruments de mesure </w:t>
+              <w:t>Observe les instruments de mesure</w:t>
             </w:r>
             <w:r>
               <w:rPr>
                 <w:i/>
               </w:rPr>
-              <w:t>dont tu disposes et indique</w:t>
+              <w:t xml:space="preserve"> dont tu disposes</w:t>
             </w:r>
             <w:r>
               <w:rPr>
                 <w:i/>
               </w:rPr>
-              <w:t xml:space="preserve"> leurs noms respectifs dans </w:t>
+              <w:t xml:space="preserve"> et </w:t>
             </w:r>
             <w:r>
               <w:rPr>
                 <w:i/>
               </w:rPr>
-              <w:t xml:space="preserve">la première colonne du </w:t>
+              <w:t>i</w:t>
             </w:r>
             <w:r>
               <w:rPr>
                 <w:i/>
               </w:rPr>
-              <w:t>tableau</w:t>
+              <w:t xml:space="preserve">ndique leurs noms respectifs dans </w:t>
             </w:r>
             <w:r>
               <w:rPr>
                 <w:i/>
               </w:rPr>
+              <w:t>la première colonne du</w:t>
+            </w:r>
+            <w:r>
+              <w:rPr>
+                <w:i/>
+              </w:rPr>
+              <w:t xml:space="preserve"> tableau</w:t>
+            </w:r>
+            <w:r>
+              <w:rPr>
+                <w:i/>
+              </w:rPr>
               <w:t xml:space="preserve"> ci-dessous</w:t>
             </w:r>
             <w:r>
@@ -1527,25 +1593,25 @@
               <w:rPr>
                 <w:i/>
               </w:rPr>
-              <w:t xml:space="preserve"> colonne</w:t>
+              <w:t xml:space="preserve"> </w:t>
             </w:r>
             <w:r>
               <w:rPr>
                 <w:i/>
               </w:rPr>
+              <w:t>colonne</w:t>
+            </w:r>
+            <w:r>
+              <w:rPr>
+                <w:i/>
+              </w:rPr>
               <w:t>s</w:t>
             </w:r>
             <w:r>
               <w:rPr>
                 <w:i/>
               </w:rPr>
-              <w:t xml:space="preserve"> du</w:t>
-            </w:r>
-            <w:r>
-              <w:rPr>
-                <w:i/>
-              </w:rPr>
-              <w:t xml:space="preserve"> tableau.</w:t>
+              <w:t xml:space="preserve"> du tableau.</w:t>
             </w:r>
           </w:p>
           <w:p>
@@ -1667,7 +1733,7 @@
             </w:tr>
             <w:tr>
               <w:trPr>
-                <w:trHeight w:val="567"/>
+                <w:trHeight w:val="400"/>
               </w:trPr>
               <w:tc>
                 <w:tcPr>
@@ -1694,7 +1760,15 @@
                     <w:jc w:val="center"/>
                   </w:pPr>
                   <w:r>
-                    <w:t>Une balance</w:t>
+                    <w:rPr>
+                      <w:rFonts w:ascii="Belle Allure CE" w:hAnsi="Belle Allure CE" w:cs="Belle Allure CE"/>
+                      <w:b/>
+                      <w:bCs/>
+                      <w:color w:val="0A1F66"/>
+                      <w:sz w:val="14"/>
+                      <w:szCs w:val="14"/>
+                    </w:rPr>
+                    <w:t xml:space="preserve">règle graduée</w:t>
                   </w:r>
                 </w:p>
               </w:tc>
@@ -1709,10 +1783,15 @@
                     <w:jc w:val="center"/>
                   </w:pPr>
                   <w:r>
-                    <w:t>La</w:t>
-                  </w:r>
-                  <w:r>
-                    <w:t xml:space="preserve"> masse</w:t>
+                    <w:rPr>
+                      <w:rFonts w:ascii="Belle Allure CE" w:hAnsi="Belle Allure CE" w:cs="Belle Allure CE"/>
+                      <w:b/>
+                      <w:bCs/>
+                      <w:color w:val="0A1F66"/>
+                      <w:sz w:val="14"/>
+                      <w:szCs w:val="14"/>
+                    </w:rPr>
+                    <w:t xml:space="preserve">longueur</w:t>
                   </w:r>
                 </w:p>
               </w:tc>
@@ -1726,16 +1805,17 @@
                     <w:spacing w:after="0" w:line="240" w:lineRule="auto"/>
                     <w:jc w:val="center"/>
                   </w:pPr>
-                  <m:oMathPara>
-                    <m:oMath>
-                      <m:r>
-                        <w:rPr>
-                          <w:rFonts w:ascii="Cambria Math" w:hAnsi="Cambria Math"/>
-                        </w:rPr>
-                        <m:t>m</m:t>
-                      </m:r>
-                    </m:oMath>
-                  </m:oMathPara>
+                  <w:r>
+                    <w:rPr>
+                      <w:rFonts w:ascii="Belle Allure CE" w:hAnsi="Belle Allure CE" w:cs="Belle Allure CE"/>
+                      <w:b/>
+                      <w:bCs/>
+                      <w:color w:val="0A1F66"/>
+                      <w:sz w:val="14"/>
+                      <w:szCs w:val="14"/>
+                    </w:rPr>
+                    <w:t xml:space="preserve">d</w:t>
+                  </w:r>
                 </w:p>
               </w:tc>
               <w:tc>
@@ -1749,7 +1829,15 @@
                     <w:jc w:val="center"/>
                   </w:pPr>
                   <w:r>
-                    <w:t>Kilogramme (USI)</w:t>
+                    <w:rPr>
+                      <w:rFonts w:ascii="Belle Allure CE" w:hAnsi="Belle Allure CE" w:cs="Belle Allure CE"/>
+                      <w:b/>
+                      <w:bCs/>
+                      <w:color w:val="0A1F66"/>
+                      <w:sz w:val="14"/>
+                      <w:szCs w:val="14"/>
+                    </w:rPr>
+                    <w:t xml:space="preserve">mètre</w:t>
                   </w:r>
                 </w:p>
               </w:tc>
@@ -1763,20 +1851,23 @@
                     <w:spacing w:after="0" w:line="240" w:lineRule="auto"/>
                     <w:jc w:val="center"/>
                   </w:pPr>
-                  <w:proofErr w:type="gramStart"/>
-                  <w:r>
-                    <w:t>k</w:t>
-                  </w:r>
-                  <w:r>
-                    <w:t>g</w:t>
-                  </w:r>
-                  <w:proofErr w:type="gramEnd"/>
+                  <w:r>
+                    <w:rPr>
+                      <w:rFonts w:ascii="Belle Allure CE" w:hAnsi="Belle Allure CE" w:cs="Belle Allure CE"/>
+                      <w:b/>
+                      <w:bCs/>
+                      <w:color w:val="0A1F66"/>
+                      <w:sz w:val="14"/>
+                      <w:szCs w:val="14"/>
+                    </w:rPr>
+                    <w:t xml:space="preserve">m</w:t>
+                  </w:r>
                 </w:p>
               </w:tc>
             </w:tr>
             <w:tr>
               <w:trPr>
-                <w:trHeight w:val="567"/>
+                <w:trHeight w:val="400"/>
               </w:trPr>
               <w:tc>
                 <w:tcPr>
@@ -1803,7 +1894,15 @@
                     <w:jc w:val="center"/>
                   </w:pPr>
                   <w:r>
-                    <w:t>Un chronomètre</w:t>
+                    <w:rPr>
+                      <w:rFonts w:ascii="Belle Allure CE" w:hAnsi="Belle Allure CE" w:cs="Belle Allure CE"/>
+                      <w:b/>
+                      <w:bCs/>
+                      <w:color w:val="0A1F66"/>
+                      <w:sz w:val="14"/>
+                      <w:szCs w:val="14"/>
+                    </w:rPr>
+                    <w:t xml:space="preserve">balance</w:t>
                   </w:r>
                 </w:p>
               </w:tc>
@@ -1818,19 +1917,15 @@
                     <w:jc w:val="center"/>
                   </w:pPr>
                   <w:r>
-                    <w:t>La</w:t>
-                  </w:r>
-                  <w:r>
-                    <w:t xml:space="preserve"> durée</w:t>
-                  </w:r>
-                  <w:r>
-                    <w:t xml:space="preserve"> = </w:t>
-                  </w:r>
-                  <w:r>
-                    <w:t>temps écoulé</w:t>
-                  </w:r>
-                  <w:r>
-                    <w:t xml:space="preserve"> entre 2 événements</w:t>
+                    <w:rPr>
+                      <w:rFonts w:ascii="Belle Allure CE" w:hAnsi="Belle Allure CE" w:cs="Belle Allure CE"/>
+                      <w:b/>
+                      <w:bCs/>
+                      <w:color w:val="0A1F66"/>
+                      <w:sz w:val="14"/>
+                      <w:szCs w:val="14"/>
+                    </w:rPr>
+                    <w:t xml:space="preserve">masse</w:t>
                   </w:r>
                 </w:p>
               </w:tc>
@@ -1848,45 +1943,17 @@
                       <w:iCs/>
                     </w:rPr>
                   </w:pPr>
-                  <m:oMath>
-                    <m:r>
-                      <w:rPr>
-                        <w:rFonts w:ascii="Cambria Math" w:hAnsi="Cambria Math"/>
-                      </w:rPr>
-                      <m:t>t</m:t>
-                    </m:r>
-                  </m:oMath>
-                  <w:r>
-                    <w:rPr>
-                      <w:i/>
-                      <w:iCs/>
-                    </w:rPr>
-                    <w:t xml:space="preserve"> (</w:t>
-                  </w:r>
-                  <w:proofErr w:type="gramStart"/>
-                  <w:r>
-                    <w:rPr>
-                      <w:i/>
-                      <w:iCs/>
-                    </w:rPr>
-                    <w:t>ou</w:t>
-                  </w:r>
-                  <w:proofErr w:type="gramEnd"/>
-                  <w:r>
-                    <w:rPr>
-                      <w:i/>
-                      <w:iCs/>
-                    </w:rPr>
-                    <w:t xml:space="preserve"> </w:t>
-                  </w:r>
-                  <m:oMath>
-                    <m:r>
-                      <w:rPr>
-                        <w:rFonts w:ascii="Cambria Math" w:hAnsi="Cambria Math"/>
-                      </w:rPr>
-                      <m:t>∆t)</m:t>
-                    </m:r>
-                  </m:oMath>
+                  <w:r>
+                    <w:rPr>
+                      <w:rFonts w:ascii="Belle Allure CE" w:hAnsi="Belle Allure CE" w:cs="Belle Allure CE"/>
+                      <w:b/>
+                      <w:bCs/>
+                      <w:color w:val="0A1F66"/>
+                      <w:sz w:val="14"/>
+                      <w:szCs w:val="14"/>
+                    </w:rPr>
+                    <w:t xml:space="preserve">m</w:t>
+                  </w:r>
                 </w:p>
               </w:tc>
               <w:tc>
@@ -1900,13 +1967,15 @@
                     <w:jc w:val="center"/>
                   </w:pPr>
                   <w:r>
-                    <w:t>S</w:t>
-                  </w:r>
-                  <w:r>
-                    <w:t>econde</w:t>
-                  </w:r>
-                  <w:r>
-                    <w:t xml:space="preserve"> (USI)</w:t>
+                    <w:rPr>
+                      <w:rFonts w:ascii="Belle Allure CE" w:hAnsi="Belle Allure CE" w:cs="Belle Allure CE"/>
+                      <w:b/>
+                      <w:bCs/>
+                      <w:color w:val="0A1F66"/>
+                      <w:sz w:val="14"/>
+                      <w:szCs w:val="14"/>
+                    </w:rPr>
+                    <w:t xml:space="preserve">kilogramme</w:t>
                   </w:r>
                 </w:p>
               </w:tc>
@@ -1920,17 +1989,23 @@
                     <w:spacing w:after="0" w:line="240" w:lineRule="auto"/>
                     <w:jc w:val="center"/>
                   </w:pPr>
-                  <w:proofErr w:type="gramStart"/>
-                  <w:r>
-                    <w:t>s</w:t>
-                  </w:r>
-                  <w:proofErr w:type="gramEnd"/>
+                  <w:r>
+                    <w:rPr>
+                      <w:rFonts w:ascii="Belle Allure CE" w:hAnsi="Belle Allure CE" w:cs="Belle Allure CE"/>
+                      <w:b/>
+                      <w:bCs/>
+                      <w:color w:val="0A1F66"/>
+                      <w:sz w:val="14"/>
+                      <w:szCs w:val="14"/>
+                    </w:rPr>
+                    <w:t xml:space="preserve">kg</w:t>
+                  </w:r>
                 </w:p>
               </w:tc>
             </w:tr>
             <w:tr>
               <w:trPr>
-                <w:trHeight w:val="567"/>
+                <w:trHeight w:val="400"/>
               </w:trPr>
               <w:tc>
                 <w:tcPr>
@@ -1957,7 +2032,15 @@
                     <w:jc w:val="center"/>
                   </w:pPr>
                   <w:r>
-                    <w:t>Une éprouvette</w:t>
+                    <w:rPr>
+                      <w:rFonts w:ascii="Belle Allure CE" w:hAnsi="Belle Allure CE" w:cs="Belle Allure CE"/>
+                      <w:b/>
+                      <w:bCs/>
+                      <w:color w:val="0A1F66"/>
+                      <w:sz w:val="14"/>
+                      <w:szCs w:val="14"/>
+                    </w:rPr>
+                    <w:t xml:space="preserve">chronomètre</w:t>
                   </w:r>
                 </w:p>
               </w:tc>
@@ -1972,7 +2055,15 @@
                     <w:jc w:val="center"/>
                   </w:pPr>
                   <w:r>
-                    <w:t>Le volume d’un liquide</w:t>
+                    <w:rPr>
+                      <w:rFonts w:ascii="Belle Allure CE" w:hAnsi="Belle Allure CE" w:cs="Belle Allure CE"/>
+                      <w:b/>
+                      <w:bCs/>
+                      <w:color w:val="0A1F66"/>
+                      <w:sz w:val="14"/>
+                      <w:szCs w:val="14"/>
+                    </w:rPr>
+                    <w:t xml:space="preserve">durée</w:t>
                   </w:r>
                 </w:p>
               </w:tc>
@@ -1986,16 +2077,17 @@
                     <w:spacing w:after="0" w:line="240" w:lineRule="auto"/>
                     <w:jc w:val="center"/>
                   </w:pPr>
-                  <m:oMathPara>
-                    <m:oMath>
-                      <m:r>
-                        <w:rPr>
-                          <w:rFonts w:ascii="Cambria Math" w:hAnsi="Cambria Math"/>
-                        </w:rPr>
-                        <m:t>V</m:t>
-                      </m:r>
-                    </m:oMath>
-                  </m:oMathPara>
+                  <w:r>
+                    <w:rPr>
+                      <w:rFonts w:ascii="Belle Allure CE" w:hAnsi="Belle Allure CE" w:cs="Belle Allure CE"/>
+                      <w:b/>
+                      <w:bCs/>
+                      <w:color w:val="0A1F66"/>
+                      <w:sz w:val="14"/>
+                      <w:szCs w:val="14"/>
+                    </w:rPr>
+                    <w:t xml:space="preserve">t</w:t>
+                  </w:r>
                 </w:p>
               </w:tc>
               <w:tc>
@@ -2009,55 +2101,45 @@
                     <w:jc w:val="center"/>
                   </w:pPr>
                   <w:r>
-                    <w:t xml:space="preserve">Litre </w:t>
-                  </w:r>
-                </w:p>
+                    <w:rPr>
+                      <w:rFonts w:ascii="Belle Allure CE" w:hAnsi="Belle Allure CE" w:cs="Belle Allure CE"/>
+                      <w:b/>
+                      <w:bCs/>
+                      <w:color w:val="0A1F66"/>
+                      <w:sz w:val="14"/>
+                      <w:szCs w:val="14"/>
+                    </w:rPr>
+                    <w:t xml:space="preserve">seconde</w:t>
+                  </w:r>
+                </w:p>
+              </w:tc>
+              <w:tc>
+                <w:tcPr>
+                  <w:tcW w:w="1181" w:type="dxa"/>
+                  <w:vAlign w:val="center"/>
+                </w:tcPr>
                 <w:p>
                   <w:pPr>
                     <w:spacing w:after="0" w:line="240" w:lineRule="auto"/>
                     <w:jc w:val="center"/>
                   </w:pPr>
-                  <w:proofErr w:type="gramStart"/>
-                  <w:r>
-                    <w:t>mètre</w:t>
-                  </w:r>
-                  <w:proofErr w:type="gramEnd"/>
-                  <w:r>
-                    <w:t>-cube (USI)</w:t>
-                  </w:r>
-                </w:p>
-              </w:tc>
-              <w:tc>
-                <w:tcPr>
-                  <w:tcW w:w="1181" w:type="dxa"/>
-                  <w:vAlign w:val="center"/>
-                </w:tcPr>
-                <w:p>
-                  <w:pPr>
-                    <w:spacing w:after="0" w:line="240" w:lineRule="auto"/>
-                    <w:jc w:val="center"/>
-                  </w:pPr>
-                  <w:proofErr w:type="spellStart"/>
-                  <w:r>
-                    <w:t>L</w:t>
-                  </w:r>
-                  <w:proofErr w:type="spellEnd"/>
-                  <w:r>
-                    <w:br/>
-                    <w:t>m</w:t>
-                  </w:r>
-                  <w:r>
-                    <w:rPr>
-                      <w:vertAlign w:val="superscript"/>
-                    </w:rPr>
-                    <w:t>3</w:t>
+                  <w:r>
+                    <w:rPr>
+                      <w:rFonts w:ascii="Belle Allure CE" w:hAnsi="Belle Allure CE" w:cs="Belle Allure CE"/>
+                      <w:b/>
+                      <w:bCs/>
+                      <w:color w:val="0A1F66"/>
+                      <w:sz w:val="14"/>
+                      <w:szCs w:val="14"/>
+                    </w:rPr>
+                    <w:t xml:space="preserve">s</w:t>
                   </w:r>
                 </w:p>
               </w:tc>
             </w:tr>
             <w:tr>
               <w:trPr>
-                <w:trHeight w:val="567"/>
+                <w:trHeight w:val="400"/>
               </w:trPr>
               <w:tc>
                 <w:tcPr>
@@ -2084,7 +2166,15 @@
                     <w:jc w:val="center"/>
                   </w:pPr>
                   <w:r>
-                    <w:t>Un pH-mètre</w:t>
+                    <w:rPr>
+                      <w:rFonts w:ascii="Belle Allure CE" w:hAnsi="Belle Allure CE" w:cs="Belle Allure CE"/>
+                      <w:b/>
+                      <w:bCs/>
+                      <w:color w:val="0A1F66"/>
+                      <w:sz w:val="14"/>
+                      <w:szCs w:val="14"/>
+                    </w:rPr>
+                    <w:t xml:space="preserve">thermomètre</w:t>
                   </w:r>
                 </w:p>
               </w:tc>
@@ -2099,7 +2189,15 @@
                     <w:jc w:val="center"/>
                   </w:pPr>
                   <w:r>
-                    <w:t>Le pH d’une solution</w:t>
+                    <w:rPr>
+                      <w:rFonts w:ascii="Belle Allure CE" w:hAnsi="Belle Allure CE" w:cs="Belle Allure CE"/>
+                      <w:b/>
+                      <w:bCs/>
+                      <w:color w:val="0A1F66"/>
+                      <w:sz w:val="14"/>
+                      <w:szCs w:val="14"/>
+                    </w:rPr>
+                    <w:t xml:space="preserve">température</w:t>
                   </w:r>
                 </w:p>
               </w:tc>
@@ -2113,16 +2211,17 @@
                     <w:spacing w:after="0" w:line="240" w:lineRule="auto"/>
                     <w:jc w:val="center"/>
                   </w:pPr>
-                  <m:oMathPara>
-                    <m:oMath>
-                      <m:r>
-                        <w:rPr>
-                          <w:rFonts w:ascii="Cambria Math" w:hAnsi="Cambria Math"/>
-                        </w:rPr>
-                        <m:t>pH</m:t>
-                      </m:r>
-                    </m:oMath>
-                  </m:oMathPara>
+                  <w:r>
+                    <w:rPr>
+                      <w:rFonts w:ascii="Belle Allure CE" w:hAnsi="Belle Allure CE" w:cs="Belle Allure CE"/>
+                      <w:b/>
+                      <w:bCs/>
+                      <w:color w:val="0A1F66"/>
+                      <w:sz w:val="14"/>
+                      <w:szCs w:val="14"/>
+                    </w:rPr>
+                    <w:t xml:space="preserve">T</w:t>
+                  </w:r>
                 </w:p>
               </w:tc>
               <w:tc>
@@ -2136,7 +2235,15 @@
                     <w:jc w:val="center"/>
                   </w:pPr>
                   <w:r>
-                    <w:t>Sans unité</w:t>
+                    <w:rPr>
+                      <w:rFonts w:ascii="Belle Allure CE" w:hAnsi="Belle Allure CE" w:cs="Belle Allure CE"/>
+                      <w:b/>
+                      <w:bCs/>
+                      <w:color w:val="0A1F66"/>
+                      <w:sz w:val="14"/>
+                      <w:szCs w:val="14"/>
+                    </w:rPr>
+                    <w:t xml:space="preserve">degré Celsius</w:t>
                   </w:r>
                 </w:p>
               </w:tc>
@@ -2150,12 +2257,23 @@
                     <w:spacing w:after="0" w:line="240" w:lineRule="auto"/>
                     <w:jc w:val="center"/>
                   </w:pPr>
+                  <w:r>
+                    <w:rPr>
+                      <w:rFonts w:ascii="Belle Allure CE" w:hAnsi="Belle Allure CE" w:cs="Belle Allure CE"/>
+                      <w:b/>
+                      <w:bCs/>
+                      <w:color w:val="0A1F66"/>
+                      <w:sz w:val="14"/>
+                      <w:szCs w:val="14"/>
+                    </w:rPr>
+                    <w:t xml:space="preserve">°C</w:t>
+                  </w:r>
                 </w:p>
               </w:tc>
             </w:tr>
             <w:tr>
               <w:trPr>
-                <w:trHeight w:val="567"/>
+                <w:trHeight w:val="400"/>
               </w:trPr>
               <w:tc>
                 <w:tcPr>
@@ -2182,7 +2300,15 @@
                     <w:jc w:val="center"/>
                   </w:pPr>
                   <w:r>
-                    <w:t>Un ampèremètre</w:t>
+                    <w:rPr>
+                      <w:rFonts w:ascii="Belle Allure CE" w:hAnsi="Belle Allure CE" w:cs="Belle Allure CE"/>
+                      <w:b/>
+                      <w:bCs/>
+                      <w:color w:val="0A1F66"/>
+                      <w:sz w:val="14"/>
+                      <w:szCs w:val="14"/>
+                    </w:rPr>
+                    <w:t xml:space="preserve">éprouvette graduée</w:t>
                   </w:r>
                 </w:p>
               </w:tc>
@@ -2197,7 +2323,15 @@
                     <w:jc w:val="center"/>
                   </w:pPr>
                   <w:r>
-                    <w:t>L’intensité d’un courant électrique</w:t>
+                    <w:rPr>
+                      <w:rFonts w:ascii="Belle Allure CE" w:hAnsi="Belle Allure CE" w:cs="Belle Allure CE"/>
+                      <w:b/>
+                      <w:bCs/>
+                      <w:color w:val="0A1F66"/>
+                      <w:sz w:val="14"/>
+                      <w:szCs w:val="14"/>
+                    </w:rPr>
+                    <w:t xml:space="preserve">volume</w:t>
                   </w:r>
                 </w:p>
               </w:tc>
@@ -2211,16 +2345,17 @@
                     <w:spacing w:after="0" w:line="240" w:lineRule="auto"/>
                     <w:jc w:val="center"/>
                   </w:pPr>
-                  <m:oMathPara>
-                    <m:oMath>
-                      <m:r>
-                        <w:rPr>
-                          <w:rFonts w:ascii="Cambria Math" w:hAnsi="Cambria Math"/>
-                        </w:rPr>
-                        <m:t>I</m:t>
-                      </m:r>
-                    </m:oMath>
-                  </m:oMathPara>
+                  <w:r>
+                    <w:rPr>
+                      <w:rFonts w:ascii="Belle Allure CE" w:hAnsi="Belle Allure CE" w:cs="Belle Allure CE"/>
+                      <w:b/>
+                      <w:bCs/>
+                      <w:color w:val="0A1F66"/>
+                      <w:sz w:val="14"/>
+                      <w:szCs w:val="14"/>
+                    </w:rPr>
+                    <w:t xml:space="preserve">V</w:t>
+                  </w:r>
                 </w:p>
               </w:tc>
               <w:tc>
@@ -2234,7 +2369,15 @@
                     <w:jc w:val="center"/>
                   </w:pPr>
                   <w:r>
-                    <w:t>Ampère (USI)</w:t>
+                    <w:rPr>
+                      <w:rFonts w:ascii="Belle Allure CE" w:hAnsi="Belle Allure CE" w:cs="Belle Allure CE"/>
+                      <w:b/>
+                      <w:bCs/>
+                      <w:color w:val="0A1F66"/>
+                      <w:sz w:val="14"/>
+                      <w:szCs w:val="14"/>
+                    </w:rPr>
+                    <w:t xml:space="preserve">litre</w:t>
                   </w:r>
                 </w:p>
               </w:tc>
@@ -2249,14 +2392,22 @@
                     <w:jc w:val="center"/>
                   </w:pPr>
                   <w:r>
-                    <w:t>A</w:t>
+                    <w:rPr>
+                      <w:rFonts w:ascii="Belle Allure CE" w:hAnsi="Belle Allure CE" w:cs="Belle Allure CE"/>
+                      <w:b/>
+                      <w:bCs/>
+                      <w:color w:val="0A1F66"/>
+                      <w:sz w:val="14"/>
+                      <w:szCs w:val="14"/>
+                    </w:rPr>
+                    <w:t xml:space="preserve">L</w:t>
                   </w:r>
                 </w:p>
               </w:tc>
             </w:tr>
             <w:tr>
               <w:trPr>
-                <w:trHeight w:val="567"/>
+                <w:trHeight w:val="400"/>
               </w:trPr>
               <w:tc>
                 <w:tcPr>
@@ -2283,7 +2434,15 @@
                     <w:jc w:val="center"/>
                   </w:pPr>
                   <w:r>
-                    <w:t>Un thermomètre</w:t>
+                    <w:rPr>
+                      <w:rFonts w:ascii="Belle Allure CE" w:hAnsi="Belle Allure CE" w:cs="Belle Allure CE"/>
+                      <w:b/>
+                      <w:bCs/>
+                      <w:color w:val="0A1F66"/>
+                      <w:sz w:val="14"/>
+                      <w:szCs w:val="14"/>
+                    </w:rPr>
+                    <w:t xml:space="preserve">voltmètre</w:t>
                   </w:r>
                 </w:p>
               </w:tc>
@@ -2298,7 +2457,15 @@
                     <w:jc w:val="center"/>
                   </w:pPr>
                   <w:r>
-                    <w:t>La température</w:t>
+                    <w:rPr>
+                      <w:rFonts w:ascii="Belle Allure CE" w:hAnsi="Belle Allure CE" w:cs="Belle Allure CE"/>
+                      <w:b/>
+                      <w:bCs/>
+                      <w:color w:val="0A1F66"/>
+                      <w:sz w:val="14"/>
+                      <w:szCs w:val="14"/>
+                    </w:rPr>
+                    <w:t xml:space="preserve">tension électrique</w:t>
                   </w:r>
                 </w:p>
               </w:tc>
@@ -2312,16 +2479,17 @@
                     <w:spacing w:after="0" w:line="240" w:lineRule="auto"/>
                     <w:jc w:val="center"/>
                   </w:pPr>
-                  <m:oMathPara>
-                    <m:oMath>
-                      <m:r>
-                        <w:rPr>
-                          <w:rFonts w:ascii="Cambria Math" w:hAnsi="Cambria Math"/>
-                        </w:rPr>
-                        <m:t>T</m:t>
-                      </m:r>
-                    </m:oMath>
-                  </m:oMathPara>
+                  <w:r>
+                    <w:rPr>
+                      <w:rFonts w:ascii="Belle Allure CE" w:hAnsi="Belle Allure CE" w:cs="Belle Allure CE"/>
+                      <w:b/>
+                      <w:bCs/>
+                      <w:color w:val="0A1F66"/>
+                      <w:sz w:val="14"/>
+                      <w:szCs w:val="14"/>
+                    </w:rPr>
+                    <w:t xml:space="preserve">U</w:t>
+                  </w:r>
                 </w:p>
               </w:tc>
               <w:tc>
@@ -2335,11 +2503,15 @@
                     <w:jc w:val="center"/>
                   </w:pPr>
                   <w:r>
-                    <w:t>Degré Celsius</w:t>
-                  </w:r>
-                  <w:r>
-                    <w:br/>
-                    <w:t>Température absolue en Kelvin (USI)</w:t>
+                    <w:rPr>
+                      <w:rFonts w:ascii="Belle Allure CE" w:hAnsi="Belle Allure CE" w:cs="Belle Allure CE"/>
+                      <w:b/>
+                      <w:bCs/>
+                      <w:color w:val="0A1F66"/>
+                      <w:sz w:val="14"/>
+                      <w:szCs w:val="14"/>
+                    </w:rPr>
+                    <w:t xml:space="preserve">volt</w:t>
                   </w:r>
                 </w:p>
               </w:tc>
@@ -2354,16 +2526,15 @@
                     <w:jc w:val="center"/>
                   </w:pPr>
                   <w:r>
-                    <w:t>°C</w:t>
-                  </w:r>
-                </w:p>
-                <w:p>
-                  <w:pPr>
-                    <w:spacing w:after="0" w:line="240" w:lineRule="auto"/>
-                    <w:jc w:val="center"/>
-                  </w:pPr>
-                  <w:r>
-                    <w:t>K</w:t>
+                    <w:rPr>
+                      <w:rFonts w:ascii="Belle Allure CE" w:hAnsi="Belle Allure CE" w:cs="Belle Allure CE"/>
+                      <w:b/>
+                      <w:bCs/>
+                      <w:color w:val="0A1F66"/>
+                      <w:sz w:val="14"/>
+                      <w:szCs w:val="14"/>
+                    </w:rPr>
+                    <w:t xml:space="preserve">V</w:t>
                   </w:r>
                 </w:p>
               </w:tc>
@@ -2402,8 +2573,8 @@
       <w:pPr>
         <w:spacing w:after="0" w:line="240" w:lineRule="auto"/>
         <w:rPr>
-          <w:sz w:val="24"/>
-          <w:szCs w:val="24"/>
+          <w:sz w:val="18"/>
+          <w:szCs w:val="18"/>
         </w:rPr>
       </w:pPr>
     </w:p>
@@ -2498,2488 +2669,2998 @@
         <w:tblLook w:val="04A0" w:firstRow="1" w:lastRow="0" w:firstColumn="1" w:lastColumn="0" w:noHBand="0" w:noVBand="1"/>
       </w:tblPr>
       <w:tblGrid>
-        <w:gridCol w:w="2300"/>
-        <w:gridCol w:w="1948"/>
-        <w:gridCol w:w="3118"/>
-        <w:gridCol w:w="1701"/>
-        <w:gridCol w:w="1723"/>
+        <w:gridCol w:w="10790"/>
       </w:tblGrid>
       <w:tr>
-        <w:trPr>
-          <w:trHeight w:val="340"/>
-        </w:trPr>
         <w:tc>
           <w:tcPr>
-            <w:tcW w:w="2300" w:type="dxa"/>
-            <w:shd w:val="clear" w:color="auto" w:fill="DAEEF3" w:themeFill="accent5" w:themeFillTint="33"/>
-            <w:vAlign w:val="center"/>
+            <w:tcW w:w="10790" w:type="dxa"/>
           </w:tcPr>
           <w:p>
             <w:pPr>
               <w:spacing w:after="0" w:line="240" w:lineRule="auto"/>
-              <w:jc w:val="center"/>
+              <w:jc w:val="both"/>
               <w:rPr>
                 <w:b/>
               </w:rPr>
             </w:pPr>
-            <w:proofErr w:type="spellStart"/>
-            <w:r>
-              <w:rPr>
-                <w:b/>
-              </w:rPr>
-              <w:t>Ecriture</w:t>
-            </w:r>
-            <w:proofErr w:type="spellEnd"/>
-            <w:r>
-              <w:rPr>
-                <w:b/>
-              </w:rPr>
-              <w:t xml:space="preserve"> en français</w:t>
-            </w:r>
-            <w:r>
-              <w:rPr>
-                <w:b/>
+            <w:r>
+              <w:rPr>
+                <w:b/>
+                <w:color w:val="00B050"/>
+                <w:u w:val="single"/>
+              </w:rPr>
+              <w:t>Activité 4 :</w:t>
+            </w:r>
+            <w:r>
+              <w:rPr>
+                <w:b/>
+                <w:color w:val="00B050"/>
               </w:rPr>
               <w:t xml:space="preserve"> </w:t>
             </w:r>
+            <w:r>
+              <w:rPr>
+                <w:bCs/>
+                <w:i/>
+                <w:iCs/>
+              </w:rPr>
+              <w:t>Complète le tableau en t’aidant de la ligne déjà complétée</w:t>
+            </w:r>
+            <w:r>
+              <w:rPr>
+                <w:bCs/>
+                <w:i/>
+                <w:iCs/>
+              </w:rPr>
+              <w:t>.</w:t>
+            </w:r>
           </w:p>
-        </w:tc>
-        <w:tc>
-          <w:tcPr>
-            <w:tcW w:w="1948" w:type="dxa"/>
-            <w:shd w:val="clear" w:color="auto" w:fill="DAEEF3" w:themeFill="accent5" w:themeFillTint="33"/>
-            <w:vAlign w:val="center"/>
-          </w:tcPr>
           <w:p>
             <w:pPr>
               <w:spacing w:after="0" w:line="240" w:lineRule="auto"/>
-              <w:jc w:val="center"/>
-              <w:rPr>
-                <w:b/>
+              <w:jc w:val="both"/>
+              <w:rPr>
+                <w:b/>
+                <w:sz w:val="16"/>
+                <w:szCs w:val="16"/>
               </w:rPr>
             </w:pPr>
-            <w:proofErr w:type="spellStart"/>
-            <w:r>
-              <w:rPr>
-                <w:b/>
-              </w:rPr>
-              <w:t>Ecriture</w:t>
-            </w:r>
-            <w:proofErr w:type="spellEnd"/>
-            <w:r>
-              <w:rPr>
-                <w:b/>
-              </w:rPr>
-              <w:t xml:space="preserve"> chiffrée</w:t>
-            </w:r>
           </w:p>
-        </w:tc>
-        <w:tc>
-          <w:tcPr>
-            <w:tcW w:w="3118" w:type="dxa"/>
-            <w:shd w:val="clear" w:color="auto" w:fill="DAEEF3" w:themeFill="accent5" w:themeFillTint="33"/>
-            <w:vAlign w:val="center"/>
-          </w:tcPr>
+          <w:tbl>
+            <w:tblPr>
+              <w:tblStyle w:val="Grilledutableau"/>
+              <w:tblW w:w="0" w:type="auto"/>
+              <w:tblLook w:val="04A0" w:firstRow="1" w:lastRow="0" w:firstColumn="1" w:lastColumn="0" w:noHBand="0" w:noVBand="1"/>
+            </w:tblPr>
+            <w:tblGrid>
+              <w:gridCol w:w="2285"/>
+              <w:gridCol w:w="1941"/>
+              <w:gridCol w:w="3094"/>
+              <w:gridCol w:w="1691"/>
+              <w:gridCol w:w="1553"/>
+            </w:tblGrid>
+            <w:tr>
+              <w:trPr>
+                <w:trHeight w:val="340"/>
+              </w:trPr>
+              <w:tc>
+                <w:tcPr>
+                  <w:tcW w:w="2300" w:type="dxa"/>
+                  <w:shd w:val="clear" w:color="auto" w:fill="DAEEF3" w:themeFill="accent5" w:themeFillTint="33"/>
+                  <w:vAlign w:val="center"/>
+                </w:tcPr>
+                <w:p>
+                  <w:pPr>
+                    <w:spacing w:after="0" w:line="240" w:lineRule="auto"/>
+                    <w:jc w:val="center"/>
+                    <w:rPr>
+                      <w:b/>
+                    </w:rPr>
+                  </w:pPr>
+                  <w:proofErr w:type="spellStart"/>
+                  <w:r>
+                    <w:rPr>
+                      <w:b/>
+                    </w:rPr>
+                    <w:t>Ecriture</w:t>
+                  </w:r>
+                  <w:proofErr w:type="spellEnd"/>
+                  <w:r>
+                    <w:rPr>
+                      <w:b/>
+                    </w:rPr>
+                    <w:t xml:space="preserve"> en français </w:t>
+                  </w:r>
+                </w:p>
+              </w:tc>
+              <w:tc>
+                <w:tcPr>
+                  <w:tcW w:w="1948" w:type="dxa"/>
+                  <w:shd w:val="clear" w:color="auto" w:fill="DAEEF3" w:themeFill="accent5" w:themeFillTint="33"/>
+                  <w:vAlign w:val="center"/>
+                </w:tcPr>
+                <w:p>
+                  <w:pPr>
+                    <w:spacing w:after="0" w:line="240" w:lineRule="auto"/>
+                    <w:jc w:val="center"/>
+                    <w:rPr>
+                      <w:b/>
+                    </w:rPr>
+                  </w:pPr>
+                  <w:proofErr w:type="spellStart"/>
+                  <w:r>
+                    <w:rPr>
+                      <w:b/>
+                    </w:rPr>
+                    <w:t>Ecriture</w:t>
+                  </w:r>
+                  <w:proofErr w:type="spellEnd"/>
+                  <w:r>
+                    <w:rPr>
+                      <w:b/>
+                    </w:rPr>
+                    <w:t xml:space="preserve"> chiffrée</w:t>
+                  </w:r>
+                </w:p>
+              </w:tc>
+              <w:tc>
+                <w:tcPr>
+                  <w:tcW w:w="3118" w:type="dxa"/>
+                  <w:shd w:val="clear" w:color="auto" w:fill="DAEEF3" w:themeFill="accent5" w:themeFillTint="33"/>
+                  <w:vAlign w:val="center"/>
+                </w:tcPr>
+                <w:p>
+                  <w:pPr>
+                    <w:spacing w:after="0" w:line="240" w:lineRule="auto"/>
+                    <w:jc w:val="center"/>
+                    <w:rPr>
+                      <w:b/>
+                    </w:rPr>
+                  </w:pPr>
+                  <w:proofErr w:type="spellStart"/>
+                  <w:r>
+                    <w:rPr>
+                      <w:b/>
+                    </w:rPr>
+                    <w:t>Ecriture</w:t>
+                  </w:r>
+                  <w:proofErr w:type="spellEnd"/>
+                  <w:r>
+                    <w:rPr>
+                      <w:b/>
+                    </w:rPr>
+                    <w:t xml:space="preserve"> en p</w:t>
+                  </w:r>
+                  <w:r>
+                    <w:rPr>
+                      <w:b/>
+                    </w:rPr>
+                    <w:t>uissance de 10</w:t>
+                  </w:r>
+                </w:p>
+              </w:tc>
+              <w:tc>
+                <w:tcPr>
+                  <w:tcW w:w="1701" w:type="dxa"/>
+                  <w:shd w:val="clear" w:color="auto" w:fill="DAEEF3" w:themeFill="accent5" w:themeFillTint="33"/>
+                  <w:vAlign w:val="center"/>
+                </w:tcPr>
+                <w:p>
+                  <w:pPr>
+                    <w:spacing w:after="0" w:line="240" w:lineRule="auto"/>
+                    <w:jc w:val="center"/>
+                    <w:rPr>
+                      <w:b/>
+                    </w:rPr>
+                  </w:pPr>
+                  <w:r>
+                    <w:rPr>
+                      <w:b/>
+                    </w:rPr>
+                    <w:t>Préfixe</w:t>
+                  </w:r>
+                </w:p>
+              </w:tc>
+              <w:tc>
+                <w:tcPr>
+                  <w:tcW w:w="1560" w:type="dxa"/>
+                  <w:shd w:val="clear" w:color="auto" w:fill="DAEEF3" w:themeFill="accent5" w:themeFillTint="33"/>
+                  <w:vAlign w:val="center"/>
+                </w:tcPr>
+                <w:p>
+                  <w:pPr>
+                    <w:spacing w:after="0" w:line="240" w:lineRule="auto"/>
+                    <w:jc w:val="center"/>
+                    <w:rPr>
+                      <w:b/>
+                    </w:rPr>
+                  </w:pPr>
+                  <w:r>
+                    <w:rPr>
+                      <w:b/>
+                    </w:rPr>
+                    <w:t>Symbole</w:t>
+                  </w:r>
+                </w:p>
+              </w:tc>
+            </w:tr>
+            <w:tr>
+              <w:trPr>
+                <w:trHeight w:val="340"/>
+              </w:trPr>
+              <w:tc>
+                <w:tcPr>
+                  <w:tcW w:w="2300" w:type="dxa"/>
+                  <w:vAlign w:val="center"/>
+                </w:tcPr>
+                <w:p>
+                  <w:pPr>
+                    <w:spacing w:before="0" w:after="0" w:line="250" w:lineRule="exact"/>
+                    <w:jc w:val="center"/>
+                    <w:rPr>
+                      <w:bCs/>
+                    </w:rPr>
+                  </w:pPr>
+                  <w:r>
+                    <w:rPr>
+                      <w:rFonts w:ascii="Belle Allure CE" w:hAnsi="Belle Allure CE" w:cs="Belle Allure CE"/>
+                      <w:b/>
+                      <w:bCs/>
+                      <w:color w:val="0A1F66"/>
+                      <w:sz w:val="14"/>
+                      <w:szCs w:val="14"/>
+                    </w:rPr>
+                    <w:t xml:space="preserve">un milliard</w:t>
+                  </w:r>
+                </w:p>
+              </w:tc>
+              <w:tc>
+                <w:tcPr>
+                  <w:tcW w:w="1948" w:type="dxa"/>
+                  <w:vAlign w:val="center"/>
+                </w:tcPr>
+                <w:p>
+                  <w:pPr>
+                    <w:spacing w:after="0" w:line="240" w:lineRule="auto"/>
+                    <w:jc w:val="center"/>
+                    <w:rPr>
+                      <w:bCs/>
+                    </w:rPr>
+                  </w:pPr>
+                  <w:r>
+                    <w:rPr>
+                      <w:bCs/>
+                    </w:rPr>
+                    <w:t>1 000 000 000</w:t>
+                  </w:r>
+                </w:p>
+              </w:tc>
+              <w:tc>
+                <w:tcPr>
+                  <w:tcW w:w="3118" w:type="dxa"/>
+                  <w:vAlign w:val="center"/>
+                </w:tcPr>
+                <w:p>
+                  <w:pPr>
+                    <w:spacing w:before="0" w:after="0" w:line="250" w:lineRule="exact"/>
+                    <w:jc w:val="center"/>
+                    <w:rPr>
+                      <w:bCs/>
+                    </w:rPr>
+                  </w:pPr>
+                  <w:r>
+                    <w:rPr>
+                      <w:rFonts w:ascii="Belle Allure CE" w:hAnsi="Belle Allure CE" w:cs="Belle Allure CE"/>
+                      <w:b/>
+                      <w:bCs/>
+                      <w:color w:val="0A1F66"/>
+                      <w:sz w:val="20"/>
+                      <w:szCs w:val="20"/>
+                    </w:rPr>
+                    <w:t xml:space="preserve">10</w:t>
+                  </w:r>
+                  <w:r>
+                    <w:rPr>
+                      <w:rFonts w:ascii="Belle Allure CE" w:hAnsi="Belle Allure CE" w:cs="Belle Allure CE"/>
+                      <w:b/>
+                      <w:bCs/>
+                      <w:vertAlign w:val="superscript"/>
+                      <w:color w:val="0A1F66"/>
+                      <w:sz w:val="20"/>
+                      <w:szCs w:val="20"/>
+                    </w:rPr>
+                    <w:t xml:space="preserve">9</w:t>
+                  </w:r>
+                </w:p>
+              </w:tc>
+              <w:tc>
+                <w:tcPr>
+                  <w:tcW w:w="1701" w:type="dxa"/>
+                  <w:vAlign w:val="center"/>
+                </w:tcPr>
+                <w:p>
+                  <w:pPr>
+                    <w:spacing w:before="0" w:after="0" w:line="250" w:lineRule="exact"/>
+                    <w:jc w:val="center"/>
+                    <w:rPr>
+                      <w:bCs/>
+                    </w:rPr>
+                  </w:pPr>
+                  <w:r>
+                    <w:rPr>
+                      <w:rFonts w:ascii="Belle Allure CE" w:hAnsi="Belle Allure CE" w:cs="Belle Allure CE"/>
+                      <w:b/>
+                      <w:bCs/>
+                      <w:color w:val="0A1F66"/>
+                      <w:sz w:val="14"/>
+                      <w:szCs w:val="14"/>
+                    </w:rPr>
+                    <w:t xml:space="preserve">giga-</w:t>
+                  </w:r>
+                </w:p>
+              </w:tc>
+              <w:tc>
+                <w:tcPr>
+                  <w:tcW w:w="1560" w:type="dxa"/>
+                  <w:vAlign w:val="center"/>
+                </w:tcPr>
+                <w:p>
+                  <w:pPr>
+                    <w:spacing w:before="0" w:after="0" w:line="250" w:lineRule="exact"/>
+                    <w:jc w:val="center"/>
+                    <w:rPr>
+                      <w:bCs/>
+                    </w:rPr>
+                  </w:pPr>
+                  <w:r>
+                    <w:rPr>
+                      <w:rFonts w:ascii="Belle Allure CE" w:hAnsi="Belle Allure CE" w:cs="Belle Allure CE"/>
+                      <w:b/>
+                      <w:bCs/>
+                      <w:color w:val="0A1F66"/>
+                      <w:sz w:val="14"/>
+                      <w:szCs w:val="14"/>
+                    </w:rPr>
+                    <w:t xml:space="preserve">G</w:t>
+                  </w:r>
+                </w:p>
+              </w:tc>
+            </w:tr>
+            <w:tr>
+              <w:trPr>
+                <w:trHeight w:val="340"/>
+              </w:trPr>
+              <w:tc>
+                <w:tcPr>
+                  <w:tcW w:w="2300" w:type="dxa"/>
+                  <w:vAlign w:val="center"/>
+                </w:tcPr>
+                <w:p>
+                  <w:pPr>
+                    <w:spacing w:before="0" w:after="0" w:line="250" w:lineRule="exact"/>
+                    <w:jc w:val="center"/>
+                    <w:rPr>
+                      <w:bCs/>
+                    </w:rPr>
+                  </w:pPr>
+                  <w:r>
+                    <w:rPr>
+                      <w:rFonts w:ascii="Belle Allure CE" w:hAnsi="Belle Allure CE" w:cs="Belle Allure CE"/>
+                      <w:b/>
+                      <w:bCs/>
+                      <w:color w:val="0A1F66"/>
+                      <w:sz w:val="14"/>
+                      <w:szCs w:val="14"/>
+                    </w:rPr>
+                    <w:t xml:space="preserve">cent millions</w:t>
+                  </w:r>
+                </w:p>
+              </w:tc>
+              <w:tc>
+                <w:tcPr>
+                  <w:tcW w:w="1948" w:type="dxa"/>
+                  <w:vAlign w:val="center"/>
+                </w:tcPr>
+                <w:p>
+                  <w:pPr>
+                    <w:spacing w:after="0" w:line="240" w:lineRule="auto"/>
+                    <w:jc w:val="center"/>
+                    <w:rPr>
+                      <w:bCs/>
+                    </w:rPr>
+                  </w:pPr>
+                  <w:r>
+                    <w:rPr>
+                      <w:bCs/>
+                    </w:rPr>
+                    <w:t>100 000 000</w:t>
+                  </w:r>
+                </w:p>
+              </w:tc>
+              <w:tc>
+                <w:tcPr>
+                  <w:tcW w:w="3118" w:type="dxa"/>
+                </w:tcPr>
+                <w:p>
+                  <w:pPr>
+                    <w:spacing w:before="0" w:after="0" w:line="250" w:lineRule="exact"/>
+                    <w:jc w:val="center"/>
+                    <w:rPr>
+                      <w:bCs/>
+                    </w:rPr>
+                  </w:pPr>
+                  <w:r>
+                    <w:rPr>
+                      <w:rFonts w:ascii="Belle Allure CE" w:hAnsi="Belle Allure CE" w:cs="Belle Allure CE"/>
+                      <w:b/>
+                      <w:bCs/>
+                      <w:color w:val="0A1F66"/>
+                      <w:sz w:val="20"/>
+                      <w:szCs w:val="20"/>
+                    </w:rPr>
+                    <w:t xml:space="preserve">10</w:t>
+                  </w:r>
+                  <w:r>
+                    <w:rPr>
+                      <w:rFonts w:ascii="Belle Allure CE" w:hAnsi="Belle Allure CE" w:cs="Belle Allure CE"/>
+                      <w:b/>
+                      <w:bCs/>
+                      <w:vertAlign w:val="superscript"/>
+                      <w:color w:val="0A1F66"/>
+                      <w:sz w:val="20"/>
+                      <w:szCs w:val="20"/>
+                    </w:rPr>
+                    <w:t xml:space="preserve">8</w:t>
+                  </w:r>
+                </w:p>
+              </w:tc>
+              <w:tc>
+                <w:tcPr>
+                  <w:tcW w:w="1701" w:type="dxa"/>
+                  <w:shd w:val="clear" w:color="auto" w:fill="BFBFBF" w:themeFill="background1" w:themeFillShade="BF"/>
+                  <w:vAlign w:val="center"/>
+                </w:tcPr>
+                <w:p>
+                  <w:pPr>
+                    <w:spacing w:before="0" w:after="0" w:line="250" w:lineRule="exact"/>
+                    <w:jc w:val="center"/>
+                    <w:rPr>
+                      <w:bCs/>
+                    </w:rPr>
+                  </w:pPr>
+                  <w:r>
+                    <w:rPr>
+                      <w:rFonts w:ascii="Belle Allure CE" w:hAnsi="Belle Allure CE" w:cs="Belle Allure CE"/>
+                      <w:b/>
+                      <w:bCs/>
+                      <w:color w:val="0A1F66"/>
+                      <w:sz w:val="14"/>
+                      <w:szCs w:val="14"/>
+                    </w:rPr>
+                    <w:t xml:space="preserve">–</w:t>
+                  </w:r>
+                </w:p>
+              </w:tc>
+              <w:tc>
+                <w:tcPr>
+                  <w:tcW w:w="1560" w:type="dxa"/>
+                  <w:shd w:val="clear" w:color="auto" w:fill="BFBFBF" w:themeFill="background1" w:themeFillShade="BF"/>
+                  <w:vAlign w:val="center"/>
+                </w:tcPr>
+                <w:p>
+                  <w:pPr>
+                    <w:spacing w:before="0" w:after="0" w:line="250" w:lineRule="exact"/>
+                    <w:jc w:val="center"/>
+                    <w:rPr>
+                      <w:bCs/>
+                    </w:rPr>
+                  </w:pPr>
+                  <w:r>
+                    <w:rPr>
+                      <w:rFonts w:ascii="Belle Allure CE" w:hAnsi="Belle Allure CE" w:cs="Belle Allure CE"/>
+                      <w:b/>
+                      <w:bCs/>
+                      <w:color w:val="0A1F66"/>
+                      <w:sz w:val="14"/>
+                      <w:szCs w:val="14"/>
+                    </w:rPr>
+                    <w:t xml:space="preserve">–</w:t>
+                  </w:r>
+                </w:p>
+              </w:tc>
+            </w:tr>
+            <w:tr>
+              <w:trPr>
+                <w:trHeight w:val="340"/>
+              </w:trPr>
+              <w:tc>
+                <w:tcPr>
+                  <w:tcW w:w="2300" w:type="dxa"/>
+                  <w:vAlign w:val="center"/>
+                </w:tcPr>
+                <w:p>
+                  <w:pPr>
+                    <w:spacing w:before="0" w:after="0" w:line="250" w:lineRule="exact"/>
+                    <w:jc w:val="center"/>
+                    <w:rPr>
+                      <w:bCs/>
+                    </w:rPr>
+                  </w:pPr>
+                  <w:r>
+                    <w:rPr>
+                      <w:rFonts w:ascii="Belle Allure CE" w:hAnsi="Belle Allure CE" w:cs="Belle Allure CE"/>
+                      <w:b/>
+                      <w:bCs/>
+                      <w:color w:val="0A1F66"/>
+                      <w:sz w:val="14"/>
+                      <w:szCs w:val="14"/>
+                    </w:rPr>
+                    <w:t xml:space="preserve">dix millions</w:t>
+                  </w:r>
+                </w:p>
+              </w:tc>
+              <w:tc>
+                <w:tcPr>
+                  <w:tcW w:w="1948" w:type="dxa"/>
+                  <w:vAlign w:val="center"/>
+                </w:tcPr>
+                <w:p>
+                  <w:pPr>
+                    <w:spacing w:after="0" w:line="240" w:lineRule="auto"/>
+                    <w:jc w:val="center"/>
+                    <w:rPr>
+                      <w:bCs/>
+                    </w:rPr>
+                  </w:pPr>
+                  <w:r>
+                    <w:rPr>
+                      <w:bCs/>
+                    </w:rPr>
+                    <w:t>10 000 000</w:t>
+                  </w:r>
+                </w:p>
+              </w:tc>
+              <w:tc>
+                <w:tcPr>
+                  <w:tcW w:w="3118" w:type="dxa"/>
+                </w:tcPr>
+                <w:p>
+                  <w:pPr>
+                    <w:spacing w:before="0" w:after="0" w:line="250" w:lineRule="exact"/>
+                    <w:jc w:val="center"/>
+                    <w:rPr>
+                      <w:bCs/>
+                    </w:rPr>
+                  </w:pPr>
+                  <w:r>
+                    <w:rPr>
+                      <w:rFonts w:ascii="Belle Allure CE" w:hAnsi="Belle Allure CE" w:cs="Belle Allure CE"/>
+                      <w:b/>
+                      <w:bCs/>
+                      <w:color w:val="0A1F66"/>
+                      <w:sz w:val="20"/>
+                      <w:szCs w:val="20"/>
+                    </w:rPr>
+                    <w:t xml:space="preserve">10</w:t>
+                  </w:r>
+                  <w:r>
+                    <w:rPr>
+                      <w:rFonts w:ascii="Belle Allure CE" w:hAnsi="Belle Allure CE" w:cs="Belle Allure CE"/>
+                      <w:b/>
+                      <w:bCs/>
+                      <w:vertAlign w:val="superscript"/>
+                      <w:color w:val="0A1F66"/>
+                      <w:sz w:val="20"/>
+                      <w:szCs w:val="20"/>
+                    </w:rPr>
+                    <w:t xml:space="preserve">7</w:t>
+                  </w:r>
+                </w:p>
+              </w:tc>
+              <w:tc>
+                <w:tcPr>
+                  <w:tcW w:w="1701" w:type="dxa"/>
+                  <w:shd w:val="clear" w:color="auto" w:fill="BFBFBF" w:themeFill="background1" w:themeFillShade="BF"/>
+                  <w:vAlign w:val="center"/>
+                </w:tcPr>
+                <w:p>
+                  <w:pPr>
+                    <w:spacing w:before="0" w:after="0" w:line="250" w:lineRule="exact"/>
+                    <w:jc w:val="center"/>
+                    <w:rPr>
+                      <w:bCs/>
+                    </w:rPr>
+                  </w:pPr>
+                  <w:r>
+                    <w:rPr>
+                      <w:rFonts w:ascii="Belle Allure CE" w:hAnsi="Belle Allure CE" w:cs="Belle Allure CE"/>
+                      <w:b/>
+                      <w:bCs/>
+                      <w:color w:val="0A1F66"/>
+                      <w:sz w:val="14"/>
+                      <w:szCs w:val="14"/>
+                    </w:rPr>
+                    <w:t xml:space="preserve">–</w:t>
+                  </w:r>
+                </w:p>
+              </w:tc>
+              <w:tc>
+                <w:tcPr>
+                  <w:tcW w:w="1560" w:type="dxa"/>
+                  <w:shd w:val="clear" w:color="auto" w:fill="BFBFBF" w:themeFill="background1" w:themeFillShade="BF"/>
+                  <w:vAlign w:val="center"/>
+                </w:tcPr>
+                <w:p>
+                  <w:pPr>
+                    <w:spacing w:before="0" w:after="0" w:line="250" w:lineRule="exact"/>
+                    <w:jc w:val="center"/>
+                    <w:rPr>
+                      <w:bCs/>
+                    </w:rPr>
+                  </w:pPr>
+                  <w:r>
+                    <w:rPr>
+                      <w:rFonts w:ascii="Belle Allure CE" w:hAnsi="Belle Allure CE" w:cs="Belle Allure CE"/>
+                      <w:b/>
+                      <w:bCs/>
+                      <w:color w:val="0A1F66"/>
+                      <w:sz w:val="14"/>
+                      <w:szCs w:val="14"/>
+                    </w:rPr>
+                    <w:t xml:space="preserve">–</w:t>
+                  </w:r>
+                </w:p>
+              </w:tc>
+            </w:tr>
+            <w:tr>
+              <w:trPr>
+                <w:trHeight w:val="340"/>
+              </w:trPr>
+              <w:tc>
+                <w:tcPr>
+                  <w:tcW w:w="2300" w:type="dxa"/>
+                  <w:vAlign w:val="center"/>
+                </w:tcPr>
+                <w:p>
+                  <w:pPr>
+                    <w:spacing w:before="0" w:after="0" w:line="250" w:lineRule="exact"/>
+                    <w:jc w:val="center"/>
+                    <w:rPr>
+                      <w:bCs/>
+                    </w:rPr>
+                  </w:pPr>
+                  <w:r>
+                    <w:rPr>
+                      <w:rFonts w:ascii="Belle Allure CE" w:hAnsi="Belle Allure CE" w:cs="Belle Allure CE"/>
+                      <w:b/>
+                      <w:bCs/>
+                      <w:color w:val="0A1F66"/>
+                      <w:sz w:val="14"/>
+                      <w:szCs w:val="14"/>
+                    </w:rPr>
+                    <w:t xml:space="preserve">un million</w:t>
+                  </w:r>
+                </w:p>
+              </w:tc>
+              <w:tc>
+                <w:tcPr>
+                  <w:tcW w:w="1948" w:type="dxa"/>
+                  <w:vAlign w:val="center"/>
+                </w:tcPr>
+                <w:p>
+                  <w:pPr>
+                    <w:spacing w:after="0" w:line="240" w:lineRule="auto"/>
+                    <w:jc w:val="center"/>
+                    <w:rPr>
+                      <w:bCs/>
+                    </w:rPr>
+                  </w:pPr>
+                  <w:r>
+                    <w:rPr>
+                      <w:bCs/>
+                    </w:rPr>
+                    <w:t>1 000 000</w:t>
+                  </w:r>
+                </w:p>
+              </w:tc>
+              <w:tc>
+                <w:tcPr>
+                  <w:tcW w:w="3118" w:type="dxa"/>
+                </w:tcPr>
+                <w:p>
+                  <w:pPr>
+                    <w:spacing w:before="0" w:after="0" w:line="250" w:lineRule="exact"/>
+                    <w:jc w:val="center"/>
+                    <w:rPr>
+                      <w:bCs/>
+                    </w:rPr>
+                  </w:pPr>
+                  <w:r>
+                    <w:rPr>
+                      <w:rFonts w:ascii="Belle Allure CE" w:hAnsi="Belle Allure CE" w:cs="Belle Allure CE"/>
+                      <w:b/>
+                      <w:bCs/>
+                      <w:color w:val="0A1F66"/>
+                      <w:sz w:val="20"/>
+                      <w:szCs w:val="20"/>
+                    </w:rPr>
+                    <w:t xml:space="preserve">10</w:t>
+                  </w:r>
+                  <w:r>
+                    <w:rPr>
+                      <w:rFonts w:ascii="Belle Allure CE" w:hAnsi="Belle Allure CE" w:cs="Belle Allure CE"/>
+                      <w:b/>
+                      <w:bCs/>
+                      <w:vertAlign w:val="superscript"/>
+                      <w:color w:val="0A1F66"/>
+                      <w:sz w:val="20"/>
+                      <w:szCs w:val="20"/>
+                    </w:rPr>
+                    <w:t xml:space="preserve">6</w:t>
+                  </w:r>
+                </w:p>
+              </w:tc>
+              <w:tc>
+                <w:tcPr>
+                  <w:tcW w:w="1701" w:type="dxa"/>
+                  <w:vAlign w:val="center"/>
+                </w:tcPr>
+                <w:p>
+                  <w:pPr>
+                    <w:spacing w:before="0" w:after="0" w:line="250" w:lineRule="exact"/>
+                    <w:jc w:val="center"/>
+                    <w:rPr>
+                      <w:bCs/>
+                    </w:rPr>
+                  </w:pPr>
+                  <w:r>
+                    <w:rPr>
+                      <w:rFonts w:ascii="Belle Allure CE" w:hAnsi="Belle Allure CE" w:cs="Belle Allure CE"/>
+                      <w:b/>
+                      <w:bCs/>
+                      <w:color w:val="0A1F66"/>
+                      <w:sz w:val="14"/>
+                      <w:szCs w:val="14"/>
+                    </w:rPr>
+                    <w:t xml:space="preserve">méga-</w:t>
+                  </w:r>
+                </w:p>
+              </w:tc>
+              <w:tc>
+                <w:tcPr>
+                  <w:tcW w:w="1560" w:type="dxa"/>
+                  <w:vAlign w:val="center"/>
+                </w:tcPr>
+                <w:p>
+                  <w:pPr>
+                    <w:spacing w:before="0" w:after="0" w:line="250" w:lineRule="exact"/>
+                    <w:jc w:val="center"/>
+                    <w:rPr>
+                      <w:bCs/>
+                    </w:rPr>
+                  </w:pPr>
+                  <w:r>
+                    <w:rPr>
+                      <w:rFonts w:ascii="Belle Allure CE" w:hAnsi="Belle Allure CE" w:cs="Belle Allure CE"/>
+                      <w:b/>
+                      <w:bCs/>
+                      <w:color w:val="0A1F66"/>
+                      <w:sz w:val="14"/>
+                      <w:szCs w:val="14"/>
+                    </w:rPr>
+                    <w:t xml:space="preserve">M</w:t>
+                  </w:r>
+                </w:p>
+              </w:tc>
+            </w:tr>
+            <w:tr>
+              <w:trPr>
+                <w:trHeight w:val="340"/>
+              </w:trPr>
+              <w:tc>
+                <w:tcPr>
+                  <w:tcW w:w="2300" w:type="dxa"/>
+                  <w:vAlign w:val="center"/>
+                </w:tcPr>
+                <w:p>
+                  <w:pPr>
+                    <w:spacing w:before="0" w:after="0" w:line="250" w:lineRule="exact"/>
+                    <w:jc w:val="center"/>
+                    <w:rPr>
+                      <w:bCs/>
+                    </w:rPr>
+                  </w:pPr>
+                  <w:r>
+                    <w:rPr>
+                      <w:rFonts w:ascii="Belle Allure CE" w:hAnsi="Belle Allure CE" w:cs="Belle Allure CE"/>
+                      <w:b/>
+                      <w:bCs/>
+                      <w:color w:val="0A1F66"/>
+                      <w:sz w:val="14"/>
+                      <w:szCs w:val="14"/>
+                    </w:rPr>
+                    <w:t xml:space="preserve">cent mille</w:t>
+                  </w:r>
+                </w:p>
+              </w:tc>
+              <w:tc>
+                <w:tcPr>
+                  <w:tcW w:w="1948" w:type="dxa"/>
+                  <w:vAlign w:val="center"/>
+                </w:tcPr>
+                <w:p>
+                  <w:pPr>
+                    <w:spacing w:after="0" w:line="240" w:lineRule="auto"/>
+                    <w:jc w:val="center"/>
+                    <w:rPr>
+                      <w:bCs/>
+                    </w:rPr>
+                  </w:pPr>
+                  <w:r>
+                    <w:rPr>
+                      <w:bCs/>
+                    </w:rPr>
+                    <w:t>100 000</w:t>
+                  </w:r>
+                </w:p>
+              </w:tc>
+              <w:tc>
+                <w:tcPr>
+                  <w:tcW w:w="3118" w:type="dxa"/>
+                </w:tcPr>
+                <w:p>
+                  <w:pPr>
+                    <w:spacing w:before="0" w:after="0" w:line="250" w:lineRule="exact"/>
+                    <w:jc w:val="center"/>
+                    <w:rPr>
+                      <w:bCs/>
+                    </w:rPr>
+                  </w:pPr>
+                  <w:r>
+                    <w:rPr>
+                      <w:rFonts w:ascii="Belle Allure CE" w:hAnsi="Belle Allure CE" w:cs="Belle Allure CE"/>
+                      <w:b/>
+                      <w:bCs/>
+                      <w:color w:val="0A1F66"/>
+                      <w:sz w:val="20"/>
+                      <w:szCs w:val="20"/>
+                    </w:rPr>
+                    <w:t xml:space="preserve">10</w:t>
+                  </w:r>
+                  <w:r>
+                    <w:rPr>
+                      <w:rFonts w:ascii="Belle Allure CE" w:hAnsi="Belle Allure CE" w:cs="Belle Allure CE"/>
+                      <w:b/>
+                      <w:bCs/>
+                      <w:vertAlign w:val="superscript"/>
+                      <w:color w:val="0A1F66"/>
+                      <w:sz w:val="20"/>
+                      <w:szCs w:val="20"/>
+                    </w:rPr>
+                    <w:t xml:space="preserve">5</w:t>
+                  </w:r>
+                </w:p>
+              </w:tc>
+              <w:tc>
+                <w:tcPr>
+                  <w:tcW w:w="1701" w:type="dxa"/>
+                  <w:shd w:val="clear" w:color="auto" w:fill="BFBFBF" w:themeFill="background1" w:themeFillShade="BF"/>
+                  <w:vAlign w:val="center"/>
+                </w:tcPr>
+                <w:p>
+                  <w:pPr>
+                    <w:spacing w:before="0" w:after="0" w:line="250" w:lineRule="exact"/>
+                    <w:jc w:val="center"/>
+                    <w:rPr>
+                      <w:bCs/>
+                    </w:rPr>
+                  </w:pPr>
+                  <w:r>
+                    <w:rPr>
+                      <w:rFonts w:ascii="Belle Allure CE" w:hAnsi="Belle Allure CE" w:cs="Belle Allure CE"/>
+                      <w:b/>
+                      <w:bCs/>
+                      <w:color w:val="0A1F66"/>
+                      <w:sz w:val="14"/>
+                      <w:szCs w:val="14"/>
+                    </w:rPr>
+                    <w:t xml:space="preserve">–</w:t>
+                  </w:r>
+                </w:p>
+              </w:tc>
+              <w:tc>
+                <w:tcPr>
+                  <w:tcW w:w="1560" w:type="dxa"/>
+                  <w:shd w:val="clear" w:color="auto" w:fill="BFBFBF" w:themeFill="background1" w:themeFillShade="BF"/>
+                  <w:vAlign w:val="center"/>
+                </w:tcPr>
+                <w:p>
+                  <w:pPr>
+                    <w:spacing w:before="0" w:after="0" w:line="250" w:lineRule="exact"/>
+                    <w:jc w:val="center"/>
+                    <w:rPr>
+                      <w:bCs/>
+                    </w:rPr>
+                  </w:pPr>
+                  <w:r>
+                    <w:rPr>
+                      <w:rFonts w:ascii="Belle Allure CE" w:hAnsi="Belle Allure CE" w:cs="Belle Allure CE"/>
+                      <w:b/>
+                      <w:bCs/>
+                      <w:color w:val="0A1F66"/>
+                      <w:sz w:val="14"/>
+                      <w:szCs w:val="14"/>
+                    </w:rPr>
+                    <w:t xml:space="preserve">–</w:t>
+                  </w:r>
+                </w:p>
+              </w:tc>
+            </w:tr>
+            <w:tr>
+              <w:trPr>
+                <w:trHeight w:val="340"/>
+              </w:trPr>
+              <w:tc>
+                <w:tcPr>
+                  <w:tcW w:w="2300" w:type="dxa"/>
+                  <w:vAlign w:val="center"/>
+                </w:tcPr>
+                <w:p>
+                  <w:pPr>
+                    <w:spacing w:before="0" w:after="0" w:line="250" w:lineRule="exact"/>
+                    <w:jc w:val="center"/>
+                    <w:rPr>
+                      <w:bCs/>
+                    </w:rPr>
+                  </w:pPr>
+                  <w:r>
+                    <w:rPr>
+                      <w:rFonts w:ascii="Belle Allure CE" w:hAnsi="Belle Allure CE" w:cs="Belle Allure CE"/>
+                      <w:b/>
+                      <w:bCs/>
+                      <w:color w:val="0A1F66"/>
+                      <w:sz w:val="14"/>
+                      <w:szCs w:val="14"/>
+                    </w:rPr>
+                    <w:t xml:space="preserve">dix mille</w:t>
+                  </w:r>
+                </w:p>
+              </w:tc>
+              <w:tc>
+                <w:tcPr>
+                  <w:tcW w:w="1948" w:type="dxa"/>
+                  <w:vAlign w:val="center"/>
+                </w:tcPr>
+                <w:p>
+                  <w:pPr>
+                    <w:spacing w:after="0" w:line="240" w:lineRule="auto"/>
+                    <w:jc w:val="center"/>
+                    <w:rPr>
+                      <w:bCs/>
+                    </w:rPr>
+                  </w:pPr>
+                  <w:r>
+                    <w:rPr>
+                      <w:bCs/>
+                    </w:rPr>
+                    <w:t>10 000</w:t>
+                  </w:r>
+                </w:p>
+              </w:tc>
+              <w:tc>
+                <w:tcPr>
+                  <w:tcW w:w="3118" w:type="dxa"/>
+                </w:tcPr>
+                <w:p>
+                  <w:pPr>
+                    <w:spacing w:before="0" w:after="0" w:line="250" w:lineRule="exact"/>
+                    <w:jc w:val="center"/>
+                    <w:rPr>
+                      <w:bCs/>
+                    </w:rPr>
+                  </w:pPr>
+                  <w:r>
+                    <w:rPr>
+                      <w:rFonts w:ascii="Belle Allure CE" w:hAnsi="Belle Allure CE" w:cs="Belle Allure CE"/>
+                      <w:b/>
+                      <w:bCs/>
+                      <w:color w:val="0A1F66"/>
+                      <w:sz w:val="20"/>
+                      <w:szCs w:val="20"/>
+                    </w:rPr>
+                    <w:t xml:space="preserve">10</w:t>
+                  </w:r>
+                  <w:r>
+                    <w:rPr>
+                      <w:rFonts w:ascii="Belle Allure CE" w:hAnsi="Belle Allure CE" w:cs="Belle Allure CE"/>
+                      <w:b/>
+                      <w:bCs/>
+                      <w:vertAlign w:val="superscript"/>
+                      <w:color w:val="0A1F66"/>
+                      <w:sz w:val="20"/>
+                      <w:szCs w:val="20"/>
+                    </w:rPr>
+                    <w:t xml:space="preserve">4</w:t>
+                  </w:r>
+                </w:p>
+              </w:tc>
+              <w:tc>
+                <w:tcPr>
+                  <w:tcW w:w="1701" w:type="dxa"/>
+                  <w:shd w:val="clear" w:color="auto" w:fill="BFBFBF" w:themeFill="background1" w:themeFillShade="BF"/>
+                  <w:vAlign w:val="center"/>
+                </w:tcPr>
+                <w:p>
+                  <w:pPr>
+                    <w:spacing w:before="0" w:after="0" w:line="250" w:lineRule="exact"/>
+                    <w:jc w:val="center"/>
+                    <w:rPr>
+                      <w:bCs/>
+                    </w:rPr>
+                  </w:pPr>
+                  <w:r>
+                    <w:rPr>
+                      <w:rFonts w:ascii="Belle Allure CE" w:hAnsi="Belle Allure CE" w:cs="Belle Allure CE"/>
+                      <w:b/>
+                      <w:bCs/>
+                      <w:color w:val="0A1F66"/>
+                      <w:sz w:val="14"/>
+                      <w:szCs w:val="14"/>
+                    </w:rPr>
+                    <w:t xml:space="preserve">–</w:t>
+                  </w:r>
+                </w:p>
+              </w:tc>
+              <w:tc>
+                <w:tcPr>
+                  <w:tcW w:w="1560" w:type="dxa"/>
+                  <w:shd w:val="clear" w:color="auto" w:fill="BFBFBF" w:themeFill="background1" w:themeFillShade="BF"/>
+                  <w:vAlign w:val="center"/>
+                </w:tcPr>
+                <w:p>
+                  <w:pPr>
+                    <w:spacing w:before="0" w:after="0" w:line="250" w:lineRule="exact"/>
+                    <w:jc w:val="center"/>
+                    <w:rPr>
+                      <w:bCs/>
+                    </w:rPr>
+                  </w:pPr>
+                  <w:r>
+                    <w:rPr>
+                      <w:rFonts w:ascii="Belle Allure CE" w:hAnsi="Belle Allure CE" w:cs="Belle Allure CE"/>
+                      <w:b/>
+                      <w:bCs/>
+                      <w:color w:val="0A1F66"/>
+                      <w:sz w:val="14"/>
+                      <w:szCs w:val="14"/>
+                    </w:rPr>
+                    <w:t xml:space="preserve">–</w:t>
+                  </w:r>
+                </w:p>
+              </w:tc>
+            </w:tr>
+            <w:tr>
+              <w:trPr>
+                <w:trHeight w:val="340"/>
+              </w:trPr>
+              <w:tc>
+                <w:tcPr>
+                  <w:tcW w:w="2300" w:type="dxa"/>
+                  <w:vAlign w:val="center"/>
+                </w:tcPr>
+                <w:p>
+                  <w:pPr>
+                    <w:spacing w:after="0" w:line="240" w:lineRule="auto"/>
+                    <w:jc w:val="center"/>
+                    <w:rPr>
+                      <w:bCs/>
+                    </w:rPr>
+                  </w:pPr>
+                  <w:r>
+                    <w:rPr>
+                      <w:bCs/>
+                    </w:rPr>
+                    <w:t>Mille (un millier)</w:t>
+                  </w:r>
+                </w:p>
+              </w:tc>
+              <w:tc>
+                <w:tcPr>
+                  <w:tcW w:w="1948" w:type="dxa"/>
+                  <w:vAlign w:val="center"/>
+                </w:tcPr>
+                <w:p>
+                  <w:pPr>
+                    <w:spacing w:after="0" w:line="240" w:lineRule="auto"/>
+                    <w:jc w:val="center"/>
+                    <w:rPr>
+                      <w:bCs/>
+                    </w:rPr>
+                  </w:pPr>
+                  <w:r>
+                    <w:rPr>
+                      <w:bCs/>
+                    </w:rPr>
+                    <w:t>1 000</w:t>
+                  </w:r>
+                </w:p>
+              </w:tc>
+              <w:tc>
+                <w:tcPr>
+                  <w:tcW w:w="3118" w:type="dxa"/>
+                  <w:vAlign w:val="center"/>
+                </w:tcPr>
+                <w:p>
+                  <w:pPr>
+                    <w:spacing w:after="0" w:line="240" w:lineRule="auto"/>
+                    <w:jc w:val="center"/>
+                    <w:rPr>
+                      <w:bCs/>
+                    </w:rPr>
+                  </w:pPr>
+                  <w:r>
+                    <w:rPr>
+                      <w:bCs/>
+                    </w:rPr>
+                    <w:t>10</w:t>
+                  </w:r>
+                  <w:r>
+                    <w:rPr>
+                      <w:bCs/>
+                    </w:rPr>
+                    <w:sym w:font="Symbol" w:char="F0B4"/>
+                  </w:r>
+                  <w:r>
+                    <w:rPr>
+                      <w:bCs/>
+                    </w:rPr>
+                    <w:t>10</w:t>
+                  </w:r>
+                  <w:r>
+                    <w:rPr>
+                      <w:bCs/>
+                    </w:rPr>
+                    <w:sym w:font="Symbol" w:char="F0B4"/>
+                  </w:r>
+                  <w:r>
+                    <w:rPr>
+                      <w:bCs/>
+                    </w:rPr>
+                    <w:t>10 = 10</w:t>
+                  </w:r>
+                  <w:r>
+                    <w:rPr>
+                      <w:bCs/>
+                      <w:vertAlign w:val="superscript"/>
+                    </w:rPr>
+                    <w:t>3</w:t>
+                  </w:r>
+                </w:p>
+              </w:tc>
+              <w:tc>
+                <w:tcPr>
+                  <w:tcW w:w="1701" w:type="dxa"/>
+                  <w:vAlign w:val="center"/>
+                </w:tcPr>
+                <w:p>
+                  <w:pPr>
+                    <w:spacing w:after="0" w:line="240" w:lineRule="auto"/>
+                    <w:jc w:val="center"/>
+                    <w:rPr>
+                      <w:bCs/>
+                    </w:rPr>
+                  </w:pPr>
+                  <w:r>
+                    <w:rPr>
+                      <w:bCs/>
+                    </w:rPr>
+                    <w:t>Kilo-</w:t>
+                  </w:r>
+                </w:p>
+              </w:tc>
+              <w:tc>
+                <w:tcPr>
+                  <w:tcW w:w="1560" w:type="dxa"/>
+                  <w:vAlign w:val="center"/>
+                </w:tcPr>
+                <w:p>
+                  <w:pPr>
+                    <w:spacing w:after="0" w:line="240" w:lineRule="auto"/>
+                    <w:jc w:val="center"/>
+                    <w:rPr>
+                      <w:bCs/>
+                    </w:rPr>
+                  </w:pPr>
+                  <w:proofErr w:type="gramStart"/>
+                  <w:r>
+                    <w:rPr>
+                      <w:bCs/>
+                    </w:rPr>
+                    <w:t>k</w:t>
+                  </w:r>
+                  <w:proofErr w:type="gramEnd"/>
+                </w:p>
+              </w:tc>
+            </w:tr>
+            <w:tr>
+              <w:trPr>
+                <w:trHeight w:val="340"/>
+              </w:trPr>
+              <w:tc>
+                <w:tcPr>
+                  <w:tcW w:w="2300" w:type="dxa"/>
+                  <w:vAlign w:val="center"/>
+                </w:tcPr>
+                <w:p>
+                  <w:pPr>
+                    <w:spacing w:before="0" w:after="0" w:line="250" w:lineRule="exact"/>
+                    <w:jc w:val="center"/>
+                    <w:rPr>
+                      <w:bCs/>
+                    </w:rPr>
+                  </w:pPr>
+                  <w:r>
+                    <w:rPr>
+                      <w:rFonts w:ascii="Belle Allure CE" w:hAnsi="Belle Allure CE" w:cs="Belle Allure CE"/>
+                      <w:b/>
+                      <w:bCs/>
+                      <w:color w:val="0A1F66"/>
+                      <w:sz w:val="14"/>
+                      <w:szCs w:val="14"/>
+                    </w:rPr>
+                    <w:t xml:space="preserve">cent</w:t>
+                  </w:r>
+                </w:p>
+              </w:tc>
+              <w:tc>
+                <w:tcPr>
+                  <w:tcW w:w="1948" w:type="dxa"/>
+                  <w:vAlign w:val="center"/>
+                </w:tcPr>
+                <w:p>
+                  <w:pPr>
+                    <w:spacing w:after="0" w:line="240" w:lineRule="auto"/>
+                    <w:jc w:val="center"/>
+                    <w:rPr>
+                      <w:bCs/>
+                    </w:rPr>
+                  </w:pPr>
+                  <w:r>
+                    <w:rPr>
+                      <w:bCs/>
+                    </w:rPr>
+                    <w:t>100</w:t>
+                  </w:r>
+                </w:p>
+              </w:tc>
+              <w:tc>
+                <w:tcPr>
+                  <w:tcW w:w="3118" w:type="dxa"/>
+                </w:tcPr>
+                <w:p>
+                  <w:pPr>
+                    <w:spacing w:before="0" w:after="0" w:line="250" w:lineRule="exact"/>
+                    <w:jc w:val="center"/>
+                    <w:rPr>
+                      <w:bCs/>
+                    </w:rPr>
+                  </w:pPr>
+                  <w:r>
+                    <w:rPr>
+                      <w:rFonts w:ascii="Belle Allure CE" w:hAnsi="Belle Allure CE" w:cs="Belle Allure CE"/>
+                      <w:b/>
+                      <w:bCs/>
+                      <w:color w:val="0A1F66"/>
+                      <w:sz w:val="20"/>
+                      <w:szCs w:val="20"/>
+                    </w:rPr>
+                    <w:t xml:space="preserve">10</w:t>
+                  </w:r>
+                  <w:r>
+                    <w:rPr>
+                      <w:rFonts w:ascii="Belle Allure CE" w:hAnsi="Belle Allure CE" w:cs="Belle Allure CE"/>
+                      <w:b/>
+                      <w:bCs/>
+                      <w:vertAlign w:val="superscript"/>
+                      <w:color w:val="0A1F66"/>
+                      <w:sz w:val="20"/>
+                      <w:szCs w:val="20"/>
+                    </w:rPr>
+                    <w:t xml:space="preserve">2</w:t>
+                  </w:r>
+                </w:p>
+              </w:tc>
+              <w:tc>
+                <w:tcPr>
+                  <w:tcW w:w="1701" w:type="dxa"/>
+                  <w:vAlign w:val="center"/>
+                </w:tcPr>
+                <w:p>
+                  <w:pPr>
+                    <w:spacing w:before="0" w:after="0" w:line="250" w:lineRule="exact"/>
+                    <w:jc w:val="center"/>
+                    <w:rPr>
+                      <w:bCs/>
+                    </w:rPr>
+                  </w:pPr>
+                  <w:r>
+                    <w:rPr>
+                      <w:rFonts w:ascii="Belle Allure CE" w:hAnsi="Belle Allure CE" w:cs="Belle Allure CE"/>
+                      <w:b/>
+                      <w:bCs/>
+                      <w:color w:val="0A1F66"/>
+                      <w:sz w:val="14"/>
+                      <w:szCs w:val="14"/>
+                    </w:rPr>
+                    <w:t xml:space="preserve">hecto-</w:t>
+                  </w:r>
+                </w:p>
+              </w:tc>
+              <w:tc>
+                <w:tcPr>
+                  <w:tcW w:w="1560" w:type="dxa"/>
+                  <w:vAlign w:val="center"/>
+                </w:tcPr>
+                <w:p>
+                  <w:pPr>
+                    <w:spacing w:before="0" w:after="0" w:line="250" w:lineRule="exact"/>
+                    <w:jc w:val="center"/>
+                    <w:rPr>
+                      <w:bCs/>
+                    </w:rPr>
+                  </w:pPr>
+                  <w:r>
+                    <w:rPr>
+                      <w:rFonts w:ascii="Belle Allure CE" w:hAnsi="Belle Allure CE" w:cs="Belle Allure CE"/>
+                      <w:b/>
+                      <w:bCs/>
+                      <w:color w:val="0A1F66"/>
+                      <w:sz w:val="14"/>
+                      <w:szCs w:val="14"/>
+                    </w:rPr>
+                    <w:t xml:space="preserve">h</w:t>
+                  </w:r>
+                </w:p>
+              </w:tc>
+            </w:tr>
+            <w:tr>
+              <w:trPr>
+                <w:trHeight w:val="340"/>
+              </w:trPr>
+              <w:tc>
+                <w:tcPr>
+                  <w:tcW w:w="2300" w:type="dxa"/>
+                  <w:vAlign w:val="center"/>
+                </w:tcPr>
+                <w:p>
+                  <w:pPr>
+                    <w:spacing w:before="0" w:after="0" w:line="250" w:lineRule="exact"/>
+                    <w:jc w:val="center"/>
+                    <w:rPr>
+                      <w:bCs/>
+                    </w:rPr>
+                  </w:pPr>
+                  <w:r>
+                    <w:rPr>
+                      <w:rFonts w:ascii="Belle Allure CE" w:hAnsi="Belle Allure CE" w:cs="Belle Allure CE"/>
+                      <w:b/>
+                      <w:bCs/>
+                      <w:color w:val="0A1F66"/>
+                      <w:sz w:val="14"/>
+                      <w:szCs w:val="14"/>
+                    </w:rPr>
+                    <w:t xml:space="preserve">dix</w:t>
+                  </w:r>
+                </w:p>
+              </w:tc>
+              <w:tc>
+                <w:tcPr>
+                  <w:tcW w:w="1948" w:type="dxa"/>
+                  <w:vAlign w:val="center"/>
+                </w:tcPr>
+                <w:p>
+                  <w:pPr>
+                    <w:spacing w:after="0" w:line="240" w:lineRule="auto"/>
+                    <w:jc w:val="center"/>
+                    <w:rPr>
+                      <w:bCs/>
+                    </w:rPr>
+                  </w:pPr>
+                  <w:r>
+                    <w:rPr>
+                      <w:bCs/>
+                    </w:rPr>
+                    <w:t>10</w:t>
+                  </w:r>
+                </w:p>
+              </w:tc>
+              <w:tc>
+                <w:tcPr>
+                  <w:tcW w:w="3118" w:type="dxa"/>
+                  <w:vAlign w:val="center"/>
+                </w:tcPr>
+                <w:p>
+                  <w:pPr>
+                    <w:spacing w:before="0" w:after="0" w:line="250" w:lineRule="exact"/>
+                    <w:jc w:val="center"/>
+                    <w:rPr>
+                      <w:bCs/>
+                    </w:rPr>
+                  </w:pPr>
+                  <w:r>
+                    <w:rPr>
+                      <w:rFonts w:ascii="Belle Allure CE" w:hAnsi="Belle Allure CE" w:cs="Belle Allure CE"/>
+                      <w:b/>
+                      <w:bCs/>
+                      <w:color w:val="0A1F66"/>
+                      <w:sz w:val="20"/>
+                      <w:szCs w:val="20"/>
+                    </w:rPr>
+                    <w:t xml:space="preserve">10</w:t>
+                  </w:r>
+                  <w:r>
+                    <w:rPr>
+                      <w:rFonts w:ascii="Belle Allure CE" w:hAnsi="Belle Allure CE" w:cs="Belle Allure CE"/>
+                      <w:b/>
+                      <w:bCs/>
+                      <w:vertAlign w:val="superscript"/>
+                      <w:color w:val="0A1F66"/>
+                      <w:sz w:val="20"/>
+                      <w:szCs w:val="20"/>
+                    </w:rPr>
+                    <w:t xml:space="preserve">1</w:t>
+                  </w:r>
+                </w:p>
+              </w:tc>
+              <w:tc>
+                <w:tcPr>
+                  <w:tcW w:w="1701" w:type="dxa"/>
+                  <w:vAlign w:val="center"/>
+                </w:tcPr>
+                <w:p>
+                  <w:pPr>
+                    <w:spacing w:before="0" w:after="0" w:line="250" w:lineRule="exact"/>
+                    <w:jc w:val="center"/>
+                    <w:rPr>
+                      <w:bCs/>
+                    </w:rPr>
+                  </w:pPr>
+                  <w:r>
+                    <w:rPr>
+                      <w:rFonts w:ascii="Belle Allure CE" w:hAnsi="Belle Allure CE" w:cs="Belle Allure CE"/>
+                      <w:b/>
+                      <w:bCs/>
+                      <w:color w:val="0A1F66"/>
+                      <w:sz w:val="14"/>
+                      <w:szCs w:val="14"/>
+                    </w:rPr>
+                    <w:t xml:space="preserve">déca-</w:t>
+                  </w:r>
+                </w:p>
+              </w:tc>
+              <w:tc>
+                <w:tcPr>
+                  <w:tcW w:w="1560" w:type="dxa"/>
+                  <w:vAlign w:val="center"/>
+                </w:tcPr>
+                <w:p>
+                  <w:pPr>
+                    <w:spacing w:before="0" w:after="0" w:line="250" w:lineRule="exact"/>
+                    <w:jc w:val="center"/>
+                    <w:rPr>
+                      <w:bCs/>
+                    </w:rPr>
+                  </w:pPr>
+                  <w:r>
+                    <w:rPr>
+                      <w:rFonts w:ascii="Belle Allure CE" w:hAnsi="Belle Allure CE" w:cs="Belle Allure CE"/>
+                      <w:b/>
+                      <w:bCs/>
+                      <w:color w:val="0A1F66"/>
+                      <w:sz w:val="14"/>
+                      <w:szCs w:val="14"/>
+                    </w:rPr>
+                    <w:t xml:space="preserve">da</w:t>
+                  </w:r>
+                </w:p>
+              </w:tc>
+            </w:tr>
+            <w:tr>
+              <w:trPr>
+                <w:trHeight w:val="340"/>
+              </w:trPr>
+              <w:tc>
+                <w:tcPr>
+                  <w:tcW w:w="2300" w:type="dxa"/>
+                  <w:vAlign w:val="center"/>
+                </w:tcPr>
+                <w:p>
+                  <w:pPr>
+                    <w:spacing w:before="0" w:after="0" w:line="250" w:lineRule="exact"/>
+                    <w:jc w:val="center"/>
+                    <w:rPr>
+                      <w:bCs/>
+                    </w:rPr>
+                  </w:pPr>
+                  <w:r>
+                    <w:rPr>
+                      <w:rFonts w:ascii="Belle Allure CE" w:hAnsi="Belle Allure CE" w:cs="Belle Allure CE"/>
+                      <w:b/>
+                      <w:bCs/>
+                      <w:color w:val="0A1F66"/>
+                      <w:sz w:val="14"/>
+                      <w:szCs w:val="14"/>
+                    </w:rPr>
+                    <w:t xml:space="preserve">un (l’unité)</w:t>
+                  </w:r>
+                </w:p>
+              </w:tc>
+              <w:tc>
+                <w:tcPr>
+                  <w:tcW w:w="1948" w:type="dxa"/>
+                  <w:vAlign w:val="center"/>
+                </w:tcPr>
+                <w:p>
+                  <w:pPr>
+                    <w:spacing w:after="0" w:line="240" w:lineRule="auto"/>
+                    <w:jc w:val="center"/>
+                    <w:rPr>
+                      <w:bCs/>
+                    </w:rPr>
+                  </w:pPr>
+                  <w:r>
+                    <w:rPr>
+                      <w:bCs/>
+                    </w:rPr>
+                    <w:t>1</w:t>
+                  </w:r>
+                </w:p>
+              </w:tc>
+              <w:tc>
+                <w:tcPr>
+                  <w:tcW w:w="3118" w:type="dxa"/>
+                  <w:vAlign w:val="center"/>
+                </w:tcPr>
+                <w:p>
+                  <w:pPr>
+                    <w:spacing w:before="0" w:after="0" w:line="250" w:lineRule="exact"/>
+                    <w:jc w:val="center"/>
+                    <w:rPr>
+                      <w:bCs/>
+                    </w:rPr>
+                  </w:pPr>
+                  <w:r>
+                    <w:rPr>
+                      <w:rFonts w:ascii="Belle Allure CE" w:hAnsi="Belle Allure CE" w:cs="Belle Allure CE"/>
+                      <w:b/>
+                      <w:bCs/>
+                      <w:color w:val="0A1F66"/>
+                      <w:sz w:val="20"/>
+                      <w:szCs w:val="20"/>
+                    </w:rPr>
+                    <w:t xml:space="preserve">10</w:t>
+                  </w:r>
+                  <w:r>
+                    <w:rPr>
+                      <w:rFonts w:ascii="Belle Allure CE" w:hAnsi="Belle Allure CE" w:cs="Belle Allure CE"/>
+                      <w:b/>
+                      <w:bCs/>
+                      <w:vertAlign w:val="superscript"/>
+                      <w:color w:val="0A1F66"/>
+                      <w:sz w:val="20"/>
+                      <w:szCs w:val="20"/>
+                    </w:rPr>
+                    <w:t xml:space="preserve">0</w:t>
+                  </w:r>
+                </w:p>
+              </w:tc>
+              <w:tc>
+                <w:tcPr>
+                  <w:tcW w:w="1701" w:type="dxa"/>
+                  <w:shd w:val="clear" w:color="auto" w:fill="BFBFBF" w:themeFill="background1" w:themeFillShade="BF"/>
+                  <w:vAlign w:val="center"/>
+                </w:tcPr>
+                <w:p>
+                  <w:pPr>
+                    <w:spacing w:before="0" w:after="0" w:line="250" w:lineRule="exact"/>
+                    <w:jc w:val="center"/>
+                    <w:rPr>
+                      <w:bCs/>
+                    </w:rPr>
+                  </w:pPr>
+                  <w:r>
+                    <w:rPr>
+                      <w:rFonts w:ascii="Belle Allure CE" w:hAnsi="Belle Allure CE" w:cs="Belle Allure CE"/>
+                      <w:b/>
+                      <w:bCs/>
+                      <w:color w:val="0A1F66"/>
+                      <w:sz w:val="14"/>
+                      <w:szCs w:val="14"/>
+                    </w:rPr>
+                    <w:t xml:space="preserve">–</w:t>
+                  </w:r>
+                </w:p>
+              </w:tc>
+              <w:tc>
+                <w:tcPr>
+                  <w:tcW w:w="1560" w:type="dxa"/>
+                  <w:shd w:val="clear" w:color="auto" w:fill="BFBFBF" w:themeFill="background1" w:themeFillShade="BF"/>
+                  <w:vAlign w:val="center"/>
+                </w:tcPr>
+                <w:p>
+                  <w:pPr>
+                    <w:spacing w:before="0" w:after="0" w:line="250" w:lineRule="exact"/>
+                    <w:jc w:val="center"/>
+                    <w:rPr>
+                      <w:bCs/>
+                    </w:rPr>
+                  </w:pPr>
+                  <w:r>
+                    <w:rPr>
+                      <w:rFonts w:ascii="Belle Allure CE" w:hAnsi="Belle Allure CE" w:cs="Belle Allure CE"/>
+                      <w:b/>
+                      <w:bCs/>
+                      <w:color w:val="0A1F66"/>
+                      <w:sz w:val="14"/>
+                      <w:szCs w:val="14"/>
+                    </w:rPr>
+                    <w:t xml:space="preserve">–</w:t>
+                  </w:r>
+                </w:p>
+              </w:tc>
+            </w:tr>
+            <w:tr>
+              <w:trPr>
+                <w:trHeight w:val="340"/>
+              </w:trPr>
+              <w:tc>
+                <w:tcPr>
+                  <w:tcW w:w="2300" w:type="dxa"/>
+                  <w:vAlign w:val="center"/>
+                </w:tcPr>
+                <w:p>
+                  <w:pPr>
+                    <w:spacing w:before="0" w:after="0" w:line="250" w:lineRule="exact"/>
+                    <w:jc w:val="center"/>
+                    <w:rPr>
+                      <w:bCs/>
+                    </w:rPr>
+                  </w:pPr>
+                  <w:r>
+                    <w:rPr>
+                      <w:rFonts w:ascii="Belle Allure CE" w:hAnsi="Belle Allure CE" w:cs="Belle Allure CE"/>
+                      <w:b/>
+                      <w:bCs/>
+                      <w:color w:val="0A1F66"/>
+                      <w:sz w:val="14"/>
+                      <w:szCs w:val="14"/>
+                    </w:rPr>
+                    <w:t xml:space="preserve">un dixième</w:t>
+                  </w:r>
+                </w:p>
+              </w:tc>
+              <w:tc>
+                <w:tcPr>
+                  <w:tcW w:w="1948" w:type="dxa"/>
+                  <w:vAlign w:val="center"/>
+                </w:tcPr>
+                <w:p>
+                  <w:pPr>
+                    <w:spacing w:after="0" w:line="240" w:lineRule="auto"/>
+                    <w:jc w:val="center"/>
+                    <w:rPr>
+                      <w:bCs/>
+                    </w:rPr>
+                  </w:pPr>
+                  <w:r>
+                    <w:rPr>
+                      <w:bCs/>
+                    </w:rPr>
+                    <w:t>0,1</w:t>
+                  </w:r>
+                </w:p>
+              </w:tc>
+              <w:tc>
+                <w:tcPr>
+                  <w:tcW w:w="3118" w:type="dxa"/>
+                  <w:vAlign w:val="center"/>
+                </w:tcPr>
+                <w:p>
+                  <w:pPr>
+                    <w:spacing w:before="0" w:after="0" w:line="250" w:lineRule="exact"/>
+                    <w:jc w:val="center"/>
+                    <w:rPr>
+                      <w:bCs/>
+                    </w:rPr>
+                  </w:pPr>
+                  <w:r>
+                    <w:rPr>
+                      <w:rFonts w:ascii="Belle Allure CE" w:hAnsi="Belle Allure CE" w:cs="Belle Allure CE"/>
+                      <w:b/>
+                      <w:bCs/>
+                      <w:color w:val="0A1F66"/>
+                      <w:sz w:val="20"/>
+                      <w:szCs w:val="20"/>
+                    </w:rPr>
+                    <w:t xml:space="preserve">10</w:t>
+                  </w:r>
+                  <w:r>
+                    <w:rPr>
+                      <w:rFonts w:ascii="Belle Allure CE" w:hAnsi="Belle Allure CE" w:cs="Belle Allure CE"/>
+                      <w:b/>
+                      <w:bCs/>
+                      <w:vertAlign w:val="superscript"/>
+                      <w:color w:val="0A1F66"/>
+                      <w:sz w:val="20"/>
+                      <w:szCs w:val="20"/>
+                    </w:rPr>
+                    <w:t xml:space="preserve">-1</w:t>
+                  </w:r>
+                </w:p>
+              </w:tc>
+              <w:tc>
+                <w:tcPr>
+                  <w:tcW w:w="1701" w:type="dxa"/>
+                  <w:vAlign w:val="center"/>
+                </w:tcPr>
+                <w:p>
+                  <w:pPr>
+                    <w:spacing w:before="0" w:after="0" w:line="250" w:lineRule="exact"/>
+                    <w:jc w:val="center"/>
+                    <w:rPr>
+                      <w:bCs/>
+                    </w:rPr>
+                  </w:pPr>
+                  <w:r>
+                    <w:rPr>
+                      <w:rFonts w:ascii="Belle Allure CE" w:hAnsi="Belle Allure CE" w:cs="Belle Allure CE"/>
+                      <w:b/>
+                      <w:bCs/>
+                      <w:color w:val="0A1F66"/>
+                      <w:sz w:val="14"/>
+                      <w:szCs w:val="14"/>
+                    </w:rPr>
+                    <w:t xml:space="preserve">déci-</w:t>
+                  </w:r>
+                </w:p>
+              </w:tc>
+              <w:tc>
+                <w:tcPr>
+                  <w:tcW w:w="1560" w:type="dxa"/>
+                  <w:vAlign w:val="center"/>
+                </w:tcPr>
+                <w:p>
+                  <w:pPr>
+                    <w:spacing w:before="0" w:after="0" w:line="250" w:lineRule="exact"/>
+                    <w:jc w:val="center"/>
+                    <w:rPr>
+                      <w:bCs/>
+                    </w:rPr>
+                  </w:pPr>
+                  <w:r>
+                    <w:rPr>
+                      <w:rFonts w:ascii="Belle Allure CE" w:hAnsi="Belle Allure CE" w:cs="Belle Allure CE"/>
+                      <w:b/>
+                      <w:bCs/>
+                      <w:color w:val="0A1F66"/>
+                      <w:sz w:val="14"/>
+                      <w:szCs w:val="14"/>
+                    </w:rPr>
+                    <w:t xml:space="preserve">d</w:t>
+                  </w:r>
+                </w:p>
+              </w:tc>
+            </w:tr>
+            <w:tr>
+              <w:trPr>
+                <w:trHeight w:val="340"/>
+              </w:trPr>
+              <w:tc>
+                <w:tcPr>
+                  <w:tcW w:w="2300" w:type="dxa"/>
+                  <w:vAlign w:val="center"/>
+                </w:tcPr>
+                <w:p>
+                  <w:pPr>
+                    <w:spacing w:before="0" w:after="0" w:line="250" w:lineRule="exact"/>
+                    <w:jc w:val="center"/>
+                    <w:rPr>
+                      <w:bCs/>
+                    </w:rPr>
+                  </w:pPr>
+                  <w:r>
+                    <w:rPr>
+                      <w:rFonts w:ascii="Belle Allure CE" w:hAnsi="Belle Allure CE" w:cs="Belle Allure CE"/>
+                      <w:b/>
+                      <w:bCs/>
+                      <w:color w:val="0A1F66"/>
+                      <w:sz w:val="14"/>
+                      <w:szCs w:val="14"/>
+                    </w:rPr>
+                    <w:t xml:space="preserve">un centième</w:t>
+                  </w:r>
+                </w:p>
+              </w:tc>
+              <w:tc>
+                <w:tcPr>
+                  <w:tcW w:w="1948" w:type="dxa"/>
+                  <w:vAlign w:val="center"/>
+                </w:tcPr>
+                <w:p>
+                  <w:pPr>
+                    <w:spacing w:after="0" w:line="240" w:lineRule="auto"/>
+                    <w:jc w:val="center"/>
+                    <w:rPr>
+                      <w:bCs/>
+                    </w:rPr>
+                  </w:pPr>
+                  <w:r>
+                    <w:rPr>
+                      <w:bCs/>
+                    </w:rPr>
+                    <w:t>0,01</w:t>
+                  </w:r>
+                </w:p>
+              </w:tc>
+              <w:tc>
+                <w:tcPr>
+                  <w:tcW w:w="3118" w:type="dxa"/>
+                  <w:vAlign w:val="center"/>
+                </w:tcPr>
+                <w:p>
+                  <w:pPr>
+                    <w:spacing w:before="0" w:after="0" w:line="250" w:lineRule="exact"/>
+                    <w:jc w:val="center"/>
+                    <w:rPr>
+                      <w:bCs/>
+                    </w:rPr>
+                  </w:pPr>
+                  <w:r>
+                    <w:rPr>
+                      <w:rFonts w:ascii="Belle Allure CE" w:hAnsi="Belle Allure CE" w:cs="Belle Allure CE"/>
+                      <w:b/>
+                      <w:bCs/>
+                      <w:color w:val="0A1F66"/>
+                      <w:sz w:val="20"/>
+                      <w:szCs w:val="20"/>
+                    </w:rPr>
+                    <w:t xml:space="preserve">10</w:t>
+                  </w:r>
+                  <w:r>
+                    <w:rPr>
+                      <w:rFonts w:ascii="Belle Allure CE" w:hAnsi="Belle Allure CE" w:cs="Belle Allure CE"/>
+                      <w:b/>
+                      <w:bCs/>
+                      <w:vertAlign w:val="superscript"/>
+                      <w:color w:val="0A1F66"/>
+                      <w:sz w:val="20"/>
+                      <w:szCs w:val="20"/>
+                    </w:rPr>
+                    <w:t xml:space="preserve">-2</w:t>
+                  </w:r>
+                </w:p>
+              </w:tc>
+              <w:tc>
+                <w:tcPr>
+                  <w:tcW w:w="1701" w:type="dxa"/>
+                  <w:vAlign w:val="center"/>
+                </w:tcPr>
+                <w:p>
+                  <w:pPr>
+                    <w:spacing w:before="0" w:after="0" w:line="250" w:lineRule="exact"/>
+                    <w:jc w:val="center"/>
+                    <w:rPr>
+                      <w:bCs/>
+                    </w:rPr>
+                  </w:pPr>
+                  <w:r>
+                    <w:rPr>
+                      <w:rFonts w:ascii="Belle Allure CE" w:hAnsi="Belle Allure CE" w:cs="Belle Allure CE"/>
+                      <w:b/>
+                      <w:bCs/>
+                      <w:color w:val="0A1F66"/>
+                      <w:sz w:val="14"/>
+                      <w:szCs w:val="14"/>
+                    </w:rPr>
+                    <w:t xml:space="preserve">centi-</w:t>
+                  </w:r>
+                </w:p>
+              </w:tc>
+              <w:tc>
+                <w:tcPr>
+                  <w:tcW w:w="1560" w:type="dxa"/>
+                  <w:vAlign w:val="center"/>
+                </w:tcPr>
+                <w:p>
+                  <w:pPr>
+                    <w:spacing w:before="0" w:after="0" w:line="250" w:lineRule="exact"/>
+                    <w:jc w:val="center"/>
+                    <w:rPr>
+                      <w:bCs/>
+                    </w:rPr>
+                  </w:pPr>
+                  <w:r>
+                    <w:rPr>
+                      <w:rFonts w:ascii="Belle Allure CE" w:hAnsi="Belle Allure CE" w:cs="Belle Allure CE"/>
+                      <w:b/>
+                      <w:bCs/>
+                      <w:color w:val="0A1F66"/>
+                      <w:sz w:val="14"/>
+                      <w:szCs w:val="14"/>
+                    </w:rPr>
+                    <w:t xml:space="preserve">c</w:t>
+                  </w:r>
+                </w:p>
+              </w:tc>
+            </w:tr>
+            <w:tr>
+              <w:trPr>
+                <w:trHeight w:val="340"/>
+              </w:trPr>
+              <w:tc>
+                <w:tcPr>
+                  <w:tcW w:w="2300" w:type="dxa"/>
+                  <w:vAlign w:val="center"/>
+                </w:tcPr>
+                <w:p>
+                  <w:pPr>
+                    <w:spacing w:before="0" w:after="0" w:line="250" w:lineRule="exact"/>
+                    <w:jc w:val="center"/>
+                    <w:rPr>
+                      <w:bCs/>
+                    </w:rPr>
+                  </w:pPr>
+                  <w:r>
+                    <w:rPr>
+                      <w:rFonts w:ascii="Belle Allure CE" w:hAnsi="Belle Allure CE" w:cs="Belle Allure CE"/>
+                      <w:b/>
+                      <w:bCs/>
+                      <w:color w:val="0A1F66"/>
+                      <w:sz w:val="14"/>
+                      <w:szCs w:val="14"/>
+                    </w:rPr>
+                    <w:t xml:space="preserve">un millième</w:t>
+                  </w:r>
+                </w:p>
+              </w:tc>
+              <w:tc>
+                <w:tcPr>
+                  <w:tcW w:w="1948" w:type="dxa"/>
+                  <w:vAlign w:val="center"/>
+                </w:tcPr>
+                <w:p>
+                  <w:pPr>
+                    <w:spacing w:after="0" w:line="240" w:lineRule="auto"/>
+                    <w:jc w:val="center"/>
+                    <w:rPr>
+                      <w:bCs/>
+                    </w:rPr>
+                  </w:pPr>
+                  <w:r>
+                    <w:rPr>
+                      <w:bCs/>
+                    </w:rPr>
+                    <w:t>0,001</w:t>
+                  </w:r>
+                </w:p>
+              </w:tc>
+              <w:tc>
+                <w:tcPr>
+                  <w:tcW w:w="3118" w:type="dxa"/>
+                  <w:vAlign w:val="center"/>
+                </w:tcPr>
+                <w:p>
+                  <w:pPr>
+                    <w:spacing w:before="0" w:after="0" w:line="250" w:lineRule="exact"/>
+                    <w:jc w:val="center"/>
+                    <w:rPr>
+                      <w:bCs/>
+                    </w:rPr>
+                  </w:pPr>
+                  <w:r>
+                    <w:rPr>
+                      <w:rFonts w:ascii="Belle Allure CE" w:hAnsi="Belle Allure CE" w:cs="Belle Allure CE"/>
+                      <w:b/>
+                      <w:bCs/>
+                      <w:color w:val="0A1F66"/>
+                      <w:sz w:val="20"/>
+                      <w:szCs w:val="20"/>
+                    </w:rPr>
+                    <w:t xml:space="preserve">10</w:t>
+                  </w:r>
+                  <w:r>
+                    <w:rPr>
+                      <w:rFonts w:ascii="Belle Allure CE" w:hAnsi="Belle Allure CE" w:cs="Belle Allure CE"/>
+                      <w:b/>
+                      <w:bCs/>
+                      <w:vertAlign w:val="superscript"/>
+                      <w:color w:val="0A1F66"/>
+                      <w:sz w:val="20"/>
+                      <w:szCs w:val="20"/>
+                    </w:rPr>
+                    <w:t xml:space="preserve">-3</w:t>
+                  </w:r>
+                </w:p>
+              </w:tc>
+              <w:tc>
+                <w:tcPr>
+                  <w:tcW w:w="1701" w:type="dxa"/>
+                  <w:vAlign w:val="center"/>
+                </w:tcPr>
+                <w:p>
+                  <w:pPr>
+                    <w:spacing w:before="0" w:after="0" w:line="250" w:lineRule="exact"/>
+                    <w:jc w:val="center"/>
+                    <w:rPr>
+                      <w:bCs/>
+                    </w:rPr>
+                  </w:pPr>
+                  <w:r>
+                    <w:rPr>
+                      <w:rFonts w:ascii="Belle Allure CE" w:hAnsi="Belle Allure CE" w:cs="Belle Allure CE"/>
+                      <w:b/>
+                      <w:bCs/>
+                      <w:color w:val="0A1F66"/>
+                      <w:sz w:val="14"/>
+                      <w:szCs w:val="14"/>
+                    </w:rPr>
+                    <w:t xml:space="preserve">milli-</w:t>
+                  </w:r>
+                </w:p>
+              </w:tc>
+              <w:tc>
+                <w:tcPr>
+                  <w:tcW w:w="1560" w:type="dxa"/>
+                  <w:vAlign w:val="center"/>
+                </w:tcPr>
+                <w:p>
+                  <w:pPr>
+                    <w:spacing w:before="0" w:after="0" w:line="250" w:lineRule="exact"/>
+                    <w:jc w:val="center"/>
+                    <w:rPr>
+                      <w:bCs/>
+                    </w:rPr>
+                  </w:pPr>
+                  <w:r>
+                    <w:rPr>
+                      <w:rFonts w:ascii="Belle Allure CE" w:hAnsi="Belle Allure CE" w:cs="Belle Allure CE"/>
+                      <w:b/>
+                      <w:bCs/>
+                      <w:color w:val="0A1F66"/>
+                      <w:sz w:val="14"/>
+                      <w:szCs w:val="14"/>
+                    </w:rPr>
+                    <w:t xml:space="preserve">m</w:t>
+                  </w:r>
+                </w:p>
+              </w:tc>
+            </w:tr>
+            <w:tr>
+              <w:trPr>
+                <w:trHeight w:val="340"/>
+              </w:trPr>
+              <w:tc>
+                <w:tcPr>
+                  <w:tcW w:w="2300" w:type="dxa"/>
+                  <w:vAlign w:val="center"/>
+                </w:tcPr>
+                <w:p>
+                  <w:pPr>
+                    <w:spacing w:before="0" w:after="0" w:line="250" w:lineRule="exact"/>
+                    <w:jc w:val="center"/>
+                    <w:rPr>
+                      <w:bCs/>
+                    </w:rPr>
+                  </w:pPr>
+                  <w:r>
+                    <w:rPr>
+                      <w:rFonts w:ascii="Belle Allure CE" w:hAnsi="Belle Allure CE" w:cs="Belle Allure CE"/>
+                      <w:b/>
+                      <w:bCs/>
+                      <w:color w:val="0A1F66"/>
+                      <w:sz w:val="14"/>
+                      <w:szCs w:val="14"/>
+                    </w:rPr>
+                    <w:t xml:space="preserve">un dix-millième</w:t>
+                  </w:r>
+                </w:p>
+              </w:tc>
+              <w:tc>
+                <w:tcPr>
+                  <w:tcW w:w="1948" w:type="dxa"/>
+                  <w:vAlign w:val="center"/>
+                </w:tcPr>
+                <w:p>
+                  <w:pPr>
+                    <w:spacing w:after="0" w:line="240" w:lineRule="auto"/>
+                    <w:jc w:val="center"/>
+                    <w:rPr>
+                      <w:bCs/>
+                    </w:rPr>
+                  </w:pPr>
+                  <w:r>
+                    <w:rPr>
+                      <w:bCs/>
+                    </w:rPr>
+                    <w:t>0,000</w:t>
+                  </w:r>
+                  <w:r>
+                    <w:rPr>
+                      <w:bCs/>
+                    </w:rPr>
+                    <w:t xml:space="preserve"> </w:t>
+                  </w:r>
+                  <w:r>
+                    <w:rPr>
+                      <w:bCs/>
+                    </w:rPr>
+                    <w:t>1</w:t>
+                  </w:r>
+                </w:p>
+              </w:tc>
+              <w:tc>
+                <w:tcPr>
+                  <w:tcW w:w="3118" w:type="dxa"/>
+                </w:tcPr>
+                <w:p>
+                  <w:pPr>
+                    <w:spacing w:before="0" w:after="0" w:line="250" w:lineRule="exact"/>
+                    <w:jc w:val="center"/>
+                    <w:rPr>
+                      <w:bCs/>
+                    </w:rPr>
+                  </w:pPr>
+                  <w:r>
+                    <w:rPr>
+                      <w:rFonts w:ascii="Belle Allure CE" w:hAnsi="Belle Allure CE" w:cs="Belle Allure CE"/>
+                      <w:b/>
+                      <w:bCs/>
+                      <w:color w:val="0A1F66"/>
+                      <w:sz w:val="20"/>
+                      <w:szCs w:val="20"/>
+                    </w:rPr>
+                    <w:t xml:space="preserve">10</w:t>
+                  </w:r>
+                  <w:r>
+                    <w:rPr>
+                      <w:rFonts w:ascii="Belle Allure CE" w:hAnsi="Belle Allure CE" w:cs="Belle Allure CE"/>
+                      <w:b/>
+                      <w:bCs/>
+                      <w:vertAlign w:val="superscript"/>
+                      <w:color w:val="0A1F66"/>
+                      <w:sz w:val="20"/>
+                      <w:szCs w:val="20"/>
+                    </w:rPr>
+                    <w:t xml:space="preserve">-4</w:t>
+                  </w:r>
+                </w:p>
+              </w:tc>
+              <w:tc>
+                <w:tcPr>
+                  <w:tcW w:w="1701" w:type="dxa"/>
+                  <w:shd w:val="clear" w:color="auto" w:fill="BFBFBF" w:themeFill="background1" w:themeFillShade="BF"/>
+                  <w:vAlign w:val="center"/>
+                </w:tcPr>
+                <w:p>
+                  <w:pPr>
+                    <w:spacing w:before="0" w:after="0" w:line="250" w:lineRule="exact"/>
+                    <w:jc w:val="center"/>
+                    <w:rPr>
+                      <w:bCs/>
+                    </w:rPr>
+                  </w:pPr>
+                  <w:r>
+                    <w:rPr>
+                      <w:rFonts w:ascii="Belle Allure CE" w:hAnsi="Belle Allure CE" w:cs="Belle Allure CE"/>
+                      <w:b/>
+                      <w:bCs/>
+                      <w:color w:val="0A1F66"/>
+                      <w:sz w:val="14"/>
+                      <w:szCs w:val="14"/>
+                    </w:rPr>
+                    <w:t xml:space="preserve">–</w:t>
+                  </w:r>
+                </w:p>
+              </w:tc>
+              <w:tc>
+                <w:tcPr>
+                  <w:tcW w:w="1560" w:type="dxa"/>
+                  <w:shd w:val="clear" w:color="auto" w:fill="BFBFBF" w:themeFill="background1" w:themeFillShade="BF"/>
+                  <w:vAlign w:val="center"/>
+                </w:tcPr>
+                <w:p>
+                  <w:pPr>
+                    <w:spacing w:before="0" w:after="0" w:line="250" w:lineRule="exact"/>
+                    <w:jc w:val="center"/>
+                    <w:rPr>
+                      <w:bCs/>
+                    </w:rPr>
+                  </w:pPr>
+                  <w:r>
+                    <w:rPr>
+                      <w:rFonts w:ascii="Belle Allure CE" w:hAnsi="Belle Allure CE" w:cs="Belle Allure CE"/>
+                      <w:b/>
+                      <w:bCs/>
+                      <w:color w:val="0A1F66"/>
+                      <w:sz w:val="14"/>
+                      <w:szCs w:val="14"/>
+                    </w:rPr>
+                    <w:t xml:space="preserve">–</w:t>
+                  </w:r>
+                </w:p>
+              </w:tc>
+            </w:tr>
+            <w:tr>
+              <w:trPr>
+                <w:trHeight w:val="340"/>
+              </w:trPr>
+              <w:tc>
+                <w:tcPr>
+                  <w:tcW w:w="2300" w:type="dxa"/>
+                  <w:vAlign w:val="center"/>
+                </w:tcPr>
+                <w:p>
+                  <w:pPr>
+                    <w:spacing w:before="0" w:after="0" w:line="250" w:lineRule="exact"/>
+                    <w:jc w:val="center"/>
+                    <w:rPr>
+                      <w:bCs/>
+                    </w:rPr>
+                  </w:pPr>
+                  <w:r>
+                    <w:rPr>
+                      <w:rFonts w:ascii="Belle Allure CE" w:hAnsi="Belle Allure CE" w:cs="Belle Allure CE"/>
+                      <w:b/>
+                      <w:bCs/>
+                      <w:color w:val="0A1F66"/>
+                      <w:sz w:val="14"/>
+                      <w:szCs w:val="14"/>
+                    </w:rPr>
+                    <w:t xml:space="preserve">un cent-millième</w:t>
+                  </w:r>
+                </w:p>
+              </w:tc>
+              <w:tc>
+                <w:tcPr>
+                  <w:tcW w:w="1948" w:type="dxa"/>
+                  <w:vAlign w:val="center"/>
+                </w:tcPr>
+                <w:p>
+                  <w:pPr>
+                    <w:spacing w:after="0" w:line="240" w:lineRule="auto"/>
+                    <w:jc w:val="center"/>
+                    <w:rPr>
+                      <w:bCs/>
+                    </w:rPr>
+                  </w:pPr>
+                  <w:r>
+                    <w:rPr>
+                      <w:bCs/>
+                    </w:rPr>
+                    <w:t>0,000</w:t>
+                  </w:r>
+                  <w:r>
+                    <w:rPr>
+                      <w:bCs/>
+                    </w:rPr>
+                    <w:t xml:space="preserve"> </w:t>
+                  </w:r>
+                  <w:r>
+                    <w:rPr>
+                      <w:bCs/>
+                    </w:rPr>
+                    <w:t>01</w:t>
+                  </w:r>
+                </w:p>
+              </w:tc>
+              <w:tc>
+                <w:tcPr>
+                  <w:tcW w:w="3118" w:type="dxa"/>
+                </w:tcPr>
+                <w:p>
+                  <w:pPr>
+                    <w:spacing w:before="0" w:after="0" w:line="250" w:lineRule="exact"/>
+                    <w:jc w:val="center"/>
+                    <w:rPr>
+                      <w:bCs/>
+                    </w:rPr>
+                  </w:pPr>
+                  <w:r>
+                    <w:rPr>
+                      <w:rFonts w:ascii="Belle Allure CE" w:hAnsi="Belle Allure CE" w:cs="Belle Allure CE"/>
+                      <w:b/>
+                      <w:bCs/>
+                      <w:color w:val="0A1F66"/>
+                      <w:sz w:val="20"/>
+                      <w:szCs w:val="20"/>
+                    </w:rPr>
+                    <w:t xml:space="preserve">10</w:t>
+                  </w:r>
+                  <w:r>
+                    <w:rPr>
+                      <w:rFonts w:ascii="Belle Allure CE" w:hAnsi="Belle Allure CE" w:cs="Belle Allure CE"/>
+                      <w:b/>
+                      <w:bCs/>
+                      <w:vertAlign w:val="superscript"/>
+                      <w:color w:val="0A1F66"/>
+                      <w:sz w:val="20"/>
+                      <w:szCs w:val="20"/>
+                    </w:rPr>
+                    <w:t xml:space="preserve">-5</w:t>
+                  </w:r>
+                </w:p>
+              </w:tc>
+              <w:tc>
+                <w:tcPr>
+                  <w:tcW w:w="1701" w:type="dxa"/>
+                  <w:shd w:val="clear" w:color="auto" w:fill="BFBFBF" w:themeFill="background1" w:themeFillShade="BF"/>
+                  <w:vAlign w:val="center"/>
+                </w:tcPr>
+                <w:p>
+                  <w:pPr>
+                    <w:spacing w:before="0" w:after="0" w:line="250" w:lineRule="exact"/>
+                    <w:jc w:val="center"/>
+                    <w:rPr>
+                      <w:bCs/>
+                    </w:rPr>
+                  </w:pPr>
+                  <w:r>
+                    <w:rPr>
+                      <w:rFonts w:ascii="Belle Allure CE" w:hAnsi="Belle Allure CE" w:cs="Belle Allure CE"/>
+                      <w:b/>
+                      <w:bCs/>
+                      <w:color w:val="0A1F66"/>
+                      <w:sz w:val="14"/>
+                      <w:szCs w:val="14"/>
+                    </w:rPr>
+                    <w:t xml:space="preserve">–</w:t>
+                  </w:r>
+                </w:p>
+              </w:tc>
+              <w:tc>
+                <w:tcPr>
+                  <w:tcW w:w="1560" w:type="dxa"/>
+                  <w:shd w:val="clear" w:color="auto" w:fill="BFBFBF" w:themeFill="background1" w:themeFillShade="BF"/>
+                  <w:vAlign w:val="center"/>
+                </w:tcPr>
+                <w:p>
+                  <w:pPr>
+                    <w:spacing w:before="0" w:after="0" w:line="250" w:lineRule="exact"/>
+                    <w:jc w:val="center"/>
+                    <w:rPr>
+                      <w:bCs/>
+                    </w:rPr>
+                  </w:pPr>
+                  <w:r>
+                    <w:rPr>
+                      <w:rFonts w:ascii="Belle Allure CE" w:hAnsi="Belle Allure CE" w:cs="Belle Allure CE"/>
+                      <w:b/>
+                      <w:bCs/>
+                      <w:color w:val="0A1F66"/>
+                      <w:sz w:val="14"/>
+                      <w:szCs w:val="14"/>
+                    </w:rPr>
+                    <w:t xml:space="preserve">–</w:t>
+                  </w:r>
+                </w:p>
+              </w:tc>
+            </w:tr>
+            <w:tr>
+              <w:trPr>
+                <w:trHeight w:val="340"/>
+              </w:trPr>
+              <w:tc>
+                <w:tcPr>
+                  <w:tcW w:w="2300" w:type="dxa"/>
+                  <w:vAlign w:val="center"/>
+                </w:tcPr>
+                <w:p>
+                  <w:pPr>
+                    <w:spacing w:before="0" w:after="0" w:line="250" w:lineRule="exact"/>
+                    <w:jc w:val="center"/>
+                    <w:rPr>
+                      <w:bCs/>
+                    </w:rPr>
+                  </w:pPr>
+                  <w:r>
+                    <w:rPr>
+                      <w:rFonts w:ascii="Belle Allure CE" w:hAnsi="Belle Allure CE" w:cs="Belle Allure CE"/>
+                      <w:b/>
+                      <w:bCs/>
+                      <w:color w:val="0A1F66"/>
+                      <w:sz w:val="14"/>
+                      <w:szCs w:val="14"/>
+                    </w:rPr>
+                    <w:t xml:space="preserve">un millionième</w:t>
+                  </w:r>
+                </w:p>
+              </w:tc>
+              <w:tc>
+                <w:tcPr>
+                  <w:tcW w:w="1948" w:type="dxa"/>
+                  <w:vAlign w:val="center"/>
+                </w:tcPr>
+                <w:p>
+                  <w:pPr>
+                    <w:spacing w:after="0" w:line="240" w:lineRule="auto"/>
+                    <w:jc w:val="center"/>
+                    <w:rPr>
+                      <w:bCs/>
+                    </w:rPr>
+                  </w:pPr>
+                  <w:r>
+                    <w:rPr>
+                      <w:bCs/>
+                    </w:rPr>
+                    <w:t>0,000</w:t>
+                  </w:r>
+                  <w:r>
+                    <w:rPr>
+                      <w:bCs/>
+                    </w:rPr>
+                    <w:t xml:space="preserve"> </w:t>
+                  </w:r>
+                  <w:r>
+                    <w:rPr>
+                      <w:bCs/>
+                    </w:rPr>
+                    <w:t>001</w:t>
+                  </w:r>
+                </w:p>
+              </w:tc>
+              <w:tc>
+                <w:tcPr>
+                  <w:tcW w:w="3118" w:type="dxa"/>
+                </w:tcPr>
+                <w:p>
+                  <w:pPr>
+                    <w:spacing w:before="0" w:after="0" w:line="250" w:lineRule="exact"/>
+                    <w:jc w:val="center"/>
+                    <w:rPr>
+                      <w:bCs/>
+                    </w:rPr>
+                  </w:pPr>
+                  <w:r>
+                    <w:rPr>
+                      <w:rFonts w:ascii="Belle Allure CE" w:hAnsi="Belle Allure CE" w:cs="Belle Allure CE"/>
+                      <w:b/>
+                      <w:bCs/>
+                      <w:color w:val="0A1F66"/>
+                      <w:sz w:val="20"/>
+                      <w:szCs w:val="20"/>
+                    </w:rPr>
+                    <w:t xml:space="preserve">10</w:t>
+                  </w:r>
+                  <w:r>
+                    <w:rPr>
+                      <w:rFonts w:ascii="Belle Allure CE" w:hAnsi="Belle Allure CE" w:cs="Belle Allure CE"/>
+                      <w:b/>
+                      <w:bCs/>
+                      <w:vertAlign w:val="superscript"/>
+                      <w:color w:val="0A1F66"/>
+                      <w:sz w:val="20"/>
+                      <w:szCs w:val="20"/>
+                    </w:rPr>
+                    <w:t xml:space="preserve">-6</w:t>
+                  </w:r>
+                </w:p>
+              </w:tc>
+              <w:tc>
+                <w:tcPr>
+                  <w:tcW w:w="1701" w:type="dxa"/>
+                  <w:vAlign w:val="center"/>
+                </w:tcPr>
+                <w:p>
+                  <w:pPr>
+                    <w:spacing w:before="0" w:after="0" w:line="250" w:lineRule="exact"/>
+                    <w:jc w:val="center"/>
+                    <w:rPr>
+                      <w:bCs/>
+                    </w:rPr>
+                  </w:pPr>
+                  <w:r>
+                    <w:rPr>
+                      <w:rFonts w:ascii="Belle Allure CE" w:hAnsi="Belle Allure CE" w:cs="Belle Allure CE"/>
+                      <w:b/>
+                      <w:bCs/>
+                      <w:color w:val="0A1F66"/>
+                      <w:sz w:val="14"/>
+                      <w:szCs w:val="14"/>
+                    </w:rPr>
+                    <w:t xml:space="preserve">micro-</w:t>
+                  </w:r>
+                </w:p>
+              </w:tc>
+              <w:tc>
+                <w:tcPr>
+                  <w:tcW w:w="1560" w:type="dxa"/>
+                  <w:vAlign w:val="center"/>
+                </w:tcPr>
+                <w:p>
+                  <w:pPr>
+                    <w:spacing w:before="0" w:after="0" w:line="250" w:lineRule="exact"/>
+                    <w:jc w:val="center"/>
+                    <w:rPr>
+                      <w:bCs/>
+                    </w:rPr>
+                  </w:pPr>
+                  <w:r>
+                    <w:rPr>
+                      <w:rFonts w:ascii="Belle Allure CE" w:hAnsi="Belle Allure CE" w:cs="Belle Allure CE"/>
+                      <w:b/>
+                      <w:bCs/>
+                      <w:color w:val="0A1F66"/>
+                      <w:sz w:val="14"/>
+                      <w:szCs w:val="14"/>
+                    </w:rPr>
+                    <w:t xml:space="preserve">µ</w:t>
+                  </w:r>
+                </w:p>
+              </w:tc>
+            </w:tr>
+            <w:tr>
+              <w:trPr>
+                <w:trHeight w:val="340"/>
+              </w:trPr>
+              <w:tc>
+                <w:tcPr>
+                  <w:tcW w:w="2300" w:type="dxa"/>
+                  <w:vAlign w:val="center"/>
+                </w:tcPr>
+                <w:p>
+                  <w:pPr>
+                    <w:spacing w:before="0" w:after="0" w:line="250" w:lineRule="exact"/>
+                    <w:jc w:val="center"/>
+                    <w:rPr>
+                      <w:bCs/>
+                    </w:rPr>
+                  </w:pPr>
+                  <w:r>
+                    <w:rPr>
+                      <w:rFonts w:ascii="Belle Allure CE" w:hAnsi="Belle Allure CE" w:cs="Belle Allure CE"/>
+                      <w:b/>
+                      <w:bCs/>
+                      <w:color w:val="0A1F66"/>
+                      <w:sz w:val="14"/>
+                      <w:szCs w:val="14"/>
+                    </w:rPr>
+                    <w:t xml:space="preserve">un dix-millionième</w:t>
+                  </w:r>
+                </w:p>
+              </w:tc>
+              <w:tc>
+                <w:tcPr>
+                  <w:tcW w:w="1948" w:type="dxa"/>
+                  <w:vAlign w:val="center"/>
+                </w:tcPr>
+                <w:p>
+                  <w:pPr>
+                    <w:spacing w:after="0" w:line="240" w:lineRule="auto"/>
+                    <w:jc w:val="center"/>
+                    <w:rPr>
+                      <w:bCs/>
+                    </w:rPr>
+                  </w:pPr>
+                  <w:r>
+                    <w:rPr>
+                      <w:bCs/>
+                    </w:rPr>
+                    <w:t>0,000</w:t>
+                  </w:r>
+                  <w:r>
+                    <w:rPr>
+                      <w:bCs/>
+                    </w:rPr>
+                    <w:t xml:space="preserve"> </w:t>
+                  </w:r>
+                  <w:r>
+                    <w:rPr>
+                      <w:bCs/>
+                    </w:rPr>
+                    <w:t>000</w:t>
+                  </w:r>
+                  <w:r>
+                    <w:rPr>
+                      <w:bCs/>
+                    </w:rPr>
+                    <w:t xml:space="preserve"> </w:t>
+                  </w:r>
+                  <w:r>
+                    <w:rPr>
+                      <w:bCs/>
+                    </w:rPr>
+                    <w:t>1</w:t>
+                  </w:r>
+                </w:p>
+              </w:tc>
+              <w:tc>
+                <w:tcPr>
+                  <w:tcW w:w="3118" w:type="dxa"/>
+                </w:tcPr>
+                <w:p>
+                  <w:pPr>
+                    <w:spacing w:before="0" w:after="0" w:line="250" w:lineRule="exact"/>
+                    <w:jc w:val="center"/>
+                    <w:rPr>
+                      <w:bCs/>
+                    </w:rPr>
+                  </w:pPr>
+                  <w:r>
+                    <w:rPr>
+                      <w:rFonts w:ascii="Belle Allure CE" w:hAnsi="Belle Allure CE" w:cs="Belle Allure CE"/>
+                      <w:b/>
+                      <w:bCs/>
+                      <w:color w:val="0A1F66"/>
+                      <w:sz w:val="20"/>
+                      <w:szCs w:val="20"/>
+                    </w:rPr>
+                    <w:t xml:space="preserve">10</w:t>
+                  </w:r>
+                  <w:r>
+                    <w:rPr>
+                      <w:rFonts w:ascii="Belle Allure CE" w:hAnsi="Belle Allure CE" w:cs="Belle Allure CE"/>
+                      <w:b/>
+                      <w:bCs/>
+                      <w:vertAlign w:val="superscript"/>
+                      <w:color w:val="0A1F66"/>
+                      <w:sz w:val="20"/>
+                      <w:szCs w:val="20"/>
+                    </w:rPr>
+                    <w:t xml:space="preserve">-7</w:t>
+                  </w:r>
+                </w:p>
+              </w:tc>
+              <w:tc>
+                <w:tcPr>
+                  <w:tcW w:w="1701" w:type="dxa"/>
+                  <w:shd w:val="clear" w:color="auto" w:fill="BFBFBF" w:themeFill="background1" w:themeFillShade="BF"/>
+                  <w:vAlign w:val="center"/>
+                </w:tcPr>
+                <w:p>
+                  <w:pPr>
+                    <w:spacing w:before="0" w:after="0" w:line="250" w:lineRule="exact"/>
+                    <w:jc w:val="center"/>
+                    <w:rPr>
+                      <w:bCs/>
+                    </w:rPr>
+                  </w:pPr>
+                  <w:r>
+                    <w:rPr>
+                      <w:rFonts w:ascii="Belle Allure CE" w:hAnsi="Belle Allure CE" w:cs="Belle Allure CE"/>
+                      <w:b/>
+                      <w:bCs/>
+                      <w:color w:val="0A1F66"/>
+                      <w:sz w:val="14"/>
+                      <w:szCs w:val="14"/>
+                    </w:rPr>
+                    <w:t xml:space="preserve">–</w:t>
+                  </w:r>
+                </w:p>
+              </w:tc>
+              <w:tc>
+                <w:tcPr>
+                  <w:tcW w:w="1560" w:type="dxa"/>
+                  <w:shd w:val="clear" w:color="auto" w:fill="BFBFBF" w:themeFill="background1" w:themeFillShade="BF"/>
+                  <w:vAlign w:val="center"/>
+                </w:tcPr>
+                <w:p>
+                  <w:pPr>
+                    <w:spacing w:before="0" w:after="0" w:line="250" w:lineRule="exact"/>
+                    <w:jc w:val="center"/>
+                    <w:rPr>
+                      <w:bCs/>
+                    </w:rPr>
+                  </w:pPr>
+                  <w:r>
+                    <w:rPr>
+                      <w:rFonts w:ascii="Belle Allure CE" w:hAnsi="Belle Allure CE" w:cs="Belle Allure CE"/>
+                      <w:b/>
+                      <w:bCs/>
+                      <w:color w:val="0A1F66"/>
+                      <w:sz w:val="14"/>
+                      <w:szCs w:val="14"/>
+                    </w:rPr>
+                    <w:t xml:space="preserve">–</w:t>
+                  </w:r>
+                </w:p>
+              </w:tc>
+            </w:tr>
+            <w:tr>
+              <w:trPr>
+                <w:trHeight w:val="340"/>
+              </w:trPr>
+              <w:tc>
+                <w:tcPr>
+                  <w:tcW w:w="2300" w:type="dxa"/>
+                  <w:vAlign w:val="center"/>
+                </w:tcPr>
+                <w:p>
+                  <w:pPr>
+                    <w:spacing w:before="0" w:after="0" w:line="250" w:lineRule="exact"/>
+                    <w:jc w:val="center"/>
+                    <w:rPr>
+                      <w:bCs/>
+                    </w:rPr>
+                  </w:pPr>
+                  <w:r>
+                    <w:rPr>
+                      <w:rFonts w:ascii="Belle Allure CE" w:hAnsi="Belle Allure CE" w:cs="Belle Allure CE"/>
+                      <w:b/>
+                      <w:bCs/>
+                      <w:color w:val="0A1F66"/>
+                      <w:sz w:val="14"/>
+                      <w:szCs w:val="14"/>
+                    </w:rPr>
+                    <w:t xml:space="preserve">un cent-millionième</w:t>
+                  </w:r>
+                </w:p>
+              </w:tc>
+              <w:tc>
+                <w:tcPr>
+                  <w:tcW w:w="1948" w:type="dxa"/>
+                  <w:vAlign w:val="center"/>
+                </w:tcPr>
+                <w:p>
+                  <w:pPr>
+                    <w:spacing w:after="0" w:line="240" w:lineRule="auto"/>
+                    <w:jc w:val="center"/>
+                    <w:rPr>
+                      <w:bCs/>
+                    </w:rPr>
+                  </w:pPr>
+                  <w:r>
+                    <w:rPr>
+                      <w:bCs/>
+                    </w:rPr>
+                    <w:t>0,00000001</w:t>
+                  </w:r>
+                </w:p>
+              </w:tc>
+              <w:tc>
+                <w:tcPr>
+                  <w:tcW w:w="3118" w:type="dxa"/>
+                </w:tcPr>
+                <w:p>
+                  <w:pPr>
+                    <w:spacing w:before="0" w:after="0" w:line="250" w:lineRule="exact"/>
+                    <w:jc w:val="center"/>
+                    <w:rPr>
+                      <w:bCs/>
+                    </w:rPr>
+                  </w:pPr>
+                  <w:r>
+                    <w:rPr>
+                      <w:rFonts w:ascii="Belle Allure CE" w:hAnsi="Belle Allure CE" w:cs="Belle Allure CE"/>
+                      <w:b/>
+                      <w:bCs/>
+                      <w:color w:val="0A1F66"/>
+                      <w:sz w:val="20"/>
+                      <w:szCs w:val="20"/>
+                    </w:rPr>
+                    <w:t xml:space="preserve">10</w:t>
+                  </w:r>
+                  <w:r>
+                    <w:rPr>
+                      <w:rFonts w:ascii="Belle Allure CE" w:hAnsi="Belle Allure CE" w:cs="Belle Allure CE"/>
+                      <w:b/>
+                      <w:bCs/>
+                      <w:vertAlign w:val="superscript"/>
+                      <w:color w:val="0A1F66"/>
+                      <w:sz w:val="20"/>
+                      <w:szCs w:val="20"/>
+                    </w:rPr>
+                    <w:t xml:space="preserve">-8</w:t>
+                  </w:r>
+                </w:p>
+              </w:tc>
+              <w:tc>
+                <w:tcPr>
+                  <w:tcW w:w="1701" w:type="dxa"/>
+                  <w:shd w:val="clear" w:color="auto" w:fill="BFBFBF" w:themeFill="background1" w:themeFillShade="BF"/>
+                  <w:vAlign w:val="center"/>
+                </w:tcPr>
+                <w:p>
+                  <w:pPr>
+                    <w:spacing w:before="0" w:after="0" w:line="250" w:lineRule="exact"/>
+                    <w:jc w:val="center"/>
+                    <w:rPr>
+                      <w:bCs/>
+                    </w:rPr>
+                  </w:pPr>
+                  <w:r>
+                    <w:rPr>
+                      <w:rFonts w:ascii="Belle Allure CE" w:hAnsi="Belle Allure CE" w:cs="Belle Allure CE"/>
+                      <w:b/>
+                      <w:bCs/>
+                      <w:color w:val="0A1F66"/>
+                      <w:sz w:val="14"/>
+                      <w:szCs w:val="14"/>
+                    </w:rPr>
+                    <w:t xml:space="preserve">–</w:t>
+                  </w:r>
+                </w:p>
+              </w:tc>
+              <w:tc>
+                <w:tcPr>
+                  <w:tcW w:w="1560" w:type="dxa"/>
+                  <w:shd w:val="clear" w:color="auto" w:fill="BFBFBF" w:themeFill="background1" w:themeFillShade="BF"/>
+                  <w:vAlign w:val="center"/>
+                </w:tcPr>
+                <w:p>
+                  <w:pPr>
+                    <w:spacing w:before="0" w:after="0" w:line="250" w:lineRule="exact"/>
+                    <w:jc w:val="center"/>
+                    <w:rPr>
+                      <w:bCs/>
+                    </w:rPr>
+                  </w:pPr>
+                  <w:r>
+                    <w:rPr>
+                      <w:rFonts w:ascii="Belle Allure CE" w:hAnsi="Belle Allure CE" w:cs="Belle Allure CE"/>
+                      <w:b/>
+                      <w:bCs/>
+                      <w:color w:val="0A1F66"/>
+                      <w:sz w:val="14"/>
+                      <w:szCs w:val="14"/>
+                    </w:rPr>
+                    <w:t xml:space="preserve">–</w:t>
+                  </w:r>
+                </w:p>
+              </w:tc>
+            </w:tr>
+            <w:tr>
+              <w:trPr>
+                <w:trHeight w:val="340"/>
+              </w:trPr>
+              <w:tc>
+                <w:tcPr>
+                  <w:tcW w:w="2300" w:type="dxa"/>
+                  <w:vAlign w:val="center"/>
+                </w:tcPr>
+                <w:p>
+                  <w:pPr>
+                    <w:spacing w:before="0" w:after="0" w:line="250" w:lineRule="exact"/>
+                    <w:jc w:val="center"/>
+                    <w:rPr>
+                      <w:bCs/>
+                    </w:rPr>
+                  </w:pPr>
+                  <w:r>
+                    <w:rPr>
+                      <w:rFonts w:ascii="Belle Allure CE" w:hAnsi="Belle Allure CE" w:cs="Belle Allure CE"/>
+                      <w:b/>
+                      <w:bCs/>
+                      <w:color w:val="0A1F66"/>
+                      <w:sz w:val="14"/>
+                      <w:szCs w:val="14"/>
+                    </w:rPr>
+                    <w:t xml:space="preserve">un milliardième</w:t>
+                  </w:r>
+                </w:p>
+              </w:tc>
+              <w:tc>
+                <w:tcPr>
+                  <w:tcW w:w="1948" w:type="dxa"/>
+                  <w:vAlign w:val="center"/>
+                </w:tcPr>
+                <w:p>
+                  <w:pPr>
+                    <w:spacing w:after="0" w:line="240" w:lineRule="auto"/>
+                    <w:jc w:val="center"/>
+                    <w:rPr>
+                      <w:bCs/>
+                    </w:rPr>
+                  </w:pPr>
+                  <w:r>
+                    <w:rPr>
+                      <w:bCs/>
+                    </w:rPr>
+                    <w:t>0,000000001</w:t>
+                  </w:r>
+                </w:p>
+              </w:tc>
+              <w:tc>
+                <w:tcPr>
+                  <w:tcW w:w="3118" w:type="dxa"/>
+                </w:tcPr>
+                <w:p>
+                  <w:pPr>
+                    <w:spacing w:before="0" w:after="0" w:line="250" w:lineRule="exact"/>
+                    <w:jc w:val="center"/>
+                    <w:rPr>
+                      <w:bCs/>
+                    </w:rPr>
+                  </w:pPr>
+                  <w:r>
+                    <w:rPr>
+                      <w:rFonts w:ascii="Belle Allure CE" w:hAnsi="Belle Allure CE" w:cs="Belle Allure CE"/>
+                      <w:b/>
+                      <w:bCs/>
+                      <w:color w:val="0A1F66"/>
+                      <w:sz w:val="20"/>
+                      <w:szCs w:val="20"/>
+                    </w:rPr>
+                    <w:t xml:space="preserve">10</w:t>
+                  </w:r>
+                  <w:r>
+                    <w:rPr>
+                      <w:rFonts w:ascii="Belle Allure CE" w:hAnsi="Belle Allure CE" w:cs="Belle Allure CE"/>
+                      <w:b/>
+                      <w:bCs/>
+                      <w:vertAlign w:val="superscript"/>
+                      <w:color w:val="0A1F66"/>
+                      <w:sz w:val="20"/>
+                      <w:szCs w:val="20"/>
+                    </w:rPr>
+                    <w:t xml:space="preserve">-9</w:t>
+                  </w:r>
+                </w:p>
+              </w:tc>
+              <w:tc>
+                <w:tcPr>
+                  <w:tcW w:w="1701" w:type="dxa"/>
+                  <w:vAlign w:val="center"/>
+                </w:tcPr>
+                <w:p>
+                  <w:pPr>
+                    <w:spacing w:before="0" w:after="0" w:line="250" w:lineRule="exact"/>
+                    <w:jc w:val="center"/>
+                    <w:rPr>
+                      <w:bCs/>
+                    </w:rPr>
+                  </w:pPr>
+                  <w:r>
+                    <w:rPr>
+                      <w:rFonts w:ascii="Belle Allure CE" w:hAnsi="Belle Allure CE" w:cs="Belle Allure CE"/>
+                      <w:b/>
+                      <w:bCs/>
+                      <w:color w:val="0A1F66"/>
+                      <w:sz w:val="14"/>
+                      <w:szCs w:val="14"/>
+                    </w:rPr>
+                    <w:t xml:space="preserve">nano-</w:t>
+                  </w:r>
+                </w:p>
+              </w:tc>
+              <w:tc>
+                <w:tcPr>
+                  <w:tcW w:w="1560" w:type="dxa"/>
+                  <w:vAlign w:val="center"/>
+                </w:tcPr>
+                <w:p>
+                  <w:pPr>
+                    <w:spacing w:before="0" w:after="0" w:line="250" w:lineRule="exact"/>
+                    <w:jc w:val="center"/>
+                    <w:rPr>
+                      <w:bCs/>
+                    </w:rPr>
+                  </w:pPr>
+                  <w:r>
+                    <w:rPr>
+                      <w:rFonts w:ascii="Belle Allure CE" w:hAnsi="Belle Allure CE" w:cs="Belle Allure CE"/>
+                      <w:b/>
+                      <w:bCs/>
+                      <w:color w:val="0A1F66"/>
+                      <w:sz w:val="14"/>
+                      <w:szCs w:val="14"/>
+                    </w:rPr>
+                    <w:t xml:space="preserve">n</w:t>
+                  </w:r>
+                </w:p>
+              </w:tc>
+            </w:tr>
+          </w:tbl>
           <w:p>
             <w:pPr>
               <w:spacing w:after="0" w:line="240" w:lineRule="auto"/>
-              <w:jc w:val="center"/>
-              <w:rPr>
-                <w:b/>
+              <w:jc w:val="both"/>
+              <w:rPr>
+                <w:b/>
+                <w:sz w:val="6"/>
+                <w:szCs w:val="6"/>
               </w:rPr>
             </w:pPr>
-            <w:proofErr w:type="spellStart"/>
-            <w:r>
-              <w:rPr>
-                <w:b/>
-              </w:rPr>
-              <w:t>Ecriture</w:t>
-            </w:r>
-            <w:proofErr w:type="spellEnd"/>
-            <w:r>
-              <w:rPr>
-                <w:b/>
-              </w:rPr>
-              <w:t xml:space="preserve"> en p</w:t>
-            </w:r>
-            <w:r>
-              <w:rPr>
-                <w:b/>
-              </w:rPr>
-              <w:t>uissance de 10</w:t>
-            </w:r>
-          </w:p>
-        </w:tc>
-        <w:tc>
-          <w:tcPr>
-            <w:tcW w:w="1701" w:type="dxa"/>
-            <w:shd w:val="clear" w:color="auto" w:fill="DAEEF3" w:themeFill="accent5" w:themeFillTint="33"/>
-            <w:vAlign w:val="center"/>
-          </w:tcPr>
-          <w:p>
-            <w:pPr>
-              <w:spacing w:after="0" w:line="240" w:lineRule="auto"/>
-              <w:jc w:val="center"/>
-              <w:rPr>
-                <w:b/>
-              </w:rPr>
-            </w:pPr>
-            <w:r>
-              <w:rPr>
-                <w:b/>
-              </w:rPr>
-              <w:t>Préfixe</w:t>
-            </w:r>
-          </w:p>
-        </w:tc>
-        <w:tc>
-          <w:tcPr>
-            <w:tcW w:w="1723" w:type="dxa"/>
-            <w:shd w:val="clear" w:color="auto" w:fill="DAEEF3" w:themeFill="accent5" w:themeFillTint="33"/>
-            <w:vAlign w:val="center"/>
-          </w:tcPr>
-          <w:p>
-            <w:pPr>
-              <w:spacing w:after="0" w:line="240" w:lineRule="auto"/>
-              <w:jc w:val="center"/>
-              <w:rPr>
-                <w:b/>
-              </w:rPr>
-            </w:pPr>
-            <w:r>
-              <w:rPr>
-                <w:b/>
-              </w:rPr>
-              <w:t>Symbole</w:t>
-            </w:r>
-          </w:p>
-        </w:tc>
-      </w:tr>
-      <w:tr>
-        <w:trPr>
-          <w:trHeight w:val="340"/>
-        </w:trPr>
-        <w:tc>
-          <w:tcPr>
-            <w:tcW w:w="2300" w:type="dxa"/>
-            <w:vAlign w:val="center"/>
-          </w:tcPr>
-          <w:p>
-            <w:pPr>
-              <w:spacing w:after="0" w:line="240" w:lineRule="auto"/>
-              <w:jc w:val="center"/>
-              <w:rPr>
-                <w:bCs/>
-              </w:rPr>
-            </w:pPr>
-            <w:r>
-              <w:rPr>
-                <w:bCs/>
-              </w:rPr>
-              <w:t>Un milliard</w:t>
-            </w:r>
-          </w:p>
-        </w:tc>
-        <w:tc>
-          <w:tcPr>
-            <w:tcW w:w="1948" w:type="dxa"/>
-            <w:vAlign w:val="center"/>
-          </w:tcPr>
-          <w:p>
-            <w:pPr>
-              <w:spacing w:after="0" w:line="240" w:lineRule="auto"/>
-              <w:jc w:val="center"/>
-              <w:rPr>
-                <w:bCs/>
-              </w:rPr>
-            </w:pPr>
-            <w:r>
-              <w:rPr>
-                <w:bCs/>
-              </w:rPr>
-              <w:t>1 000 000 000</w:t>
-            </w:r>
-          </w:p>
-        </w:tc>
-        <w:tc>
-          <w:tcPr>
-            <w:tcW w:w="3118" w:type="dxa"/>
-            <w:vAlign w:val="center"/>
-          </w:tcPr>
-          <w:p>
-            <w:pPr>
-              <w:spacing w:after="0" w:line="240" w:lineRule="auto"/>
-              <w:jc w:val="center"/>
-              <w:rPr>
-                <w:bCs/>
-              </w:rPr>
-            </w:pPr>
-            <w:r>
-              <w:rPr>
-                <w:bCs/>
-              </w:rPr>
-              <w:t>10</w:t>
-            </w:r>
-            <w:r>
-              <w:rPr>
-                <w:bCs/>
-                <w:vertAlign w:val="superscript"/>
-              </w:rPr>
-              <w:t>9</w:t>
-            </w:r>
-          </w:p>
-        </w:tc>
-        <w:tc>
-          <w:tcPr>
-            <w:tcW w:w="1701" w:type="dxa"/>
-            <w:vAlign w:val="center"/>
-          </w:tcPr>
-          <w:p>
-            <w:pPr>
-              <w:spacing w:after="0" w:line="240" w:lineRule="auto"/>
-              <w:jc w:val="center"/>
-              <w:rPr>
-                <w:bCs/>
-              </w:rPr>
-            </w:pPr>
-            <w:r>
-              <w:rPr>
-                <w:bCs/>
-              </w:rPr>
-              <w:t>Giga</w:t>
-            </w:r>
-            <w:r>
-              <w:rPr>
-                <w:bCs/>
-              </w:rPr>
-              <w:t>-</w:t>
-            </w:r>
-          </w:p>
-        </w:tc>
-        <w:tc>
-          <w:tcPr>
-            <w:tcW w:w="1723" w:type="dxa"/>
-            <w:vAlign w:val="center"/>
-          </w:tcPr>
-          <w:p>
-            <w:pPr>
-              <w:spacing w:after="0" w:line="240" w:lineRule="auto"/>
-              <w:jc w:val="center"/>
-              <w:rPr>
-                <w:bCs/>
-              </w:rPr>
-            </w:pPr>
-            <w:r>
-              <w:rPr>
-                <w:bCs/>
-              </w:rPr>
-              <w:t>G</w:t>
-            </w:r>
-          </w:p>
-        </w:tc>
-      </w:tr>
-      <w:tr>
-        <w:trPr>
-          <w:trHeight w:val="340"/>
-        </w:trPr>
-        <w:tc>
-          <w:tcPr>
-            <w:tcW w:w="2300" w:type="dxa"/>
-            <w:vAlign w:val="center"/>
-          </w:tcPr>
-          <w:p>
-            <w:pPr>
-              <w:spacing w:after="0" w:line="240" w:lineRule="auto"/>
-              <w:jc w:val="center"/>
-              <w:rPr>
-                <w:bCs/>
-              </w:rPr>
-            </w:pPr>
-            <w:r>
-              <w:rPr>
-                <w:bCs/>
-              </w:rPr>
-              <w:t>Cent millions</w:t>
-            </w:r>
-          </w:p>
-        </w:tc>
-        <w:tc>
-          <w:tcPr>
-            <w:tcW w:w="1948" w:type="dxa"/>
-            <w:vAlign w:val="center"/>
-          </w:tcPr>
-          <w:p>
-            <w:pPr>
-              <w:spacing w:after="0" w:line="240" w:lineRule="auto"/>
-              <w:jc w:val="center"/>
-              <w:rPr>
-                <w:bCs/>
-              </w:rPr>
-            </w:pPr>
-            <w:r>
-              <w:rPr>
-                <w:bCs/>
-              </w:rPr>
-              <w:t>100 000 000</w:t>
-            </w:r>
-          </w:p>
-        </w:tc>
-        <w:tc>
-          <w:tcPr>
-            <w:tcW w:w="3118" w:type="dxa"/>
-          </w:tcPr>
-          <w:p>
-            <w:pPr>
-              <w:spacing w:after="0" w:line="240" w:lineRule="auto"/>
-              <w:jc w:val="center"/>
-              <w:rPr>
-                <w:bCs/>
-              </w:rPr>
-            </w:pPr>
-            <w:r>
-              <w:rPr>
-                <w:bCs/>
-              </w:rPr>
-              <w:t>10</w:t>
-            </w:r>
-            <w:r>
-              <w:rPr>
-                <w:bCs/>
-                <w:vertAlign w:val="superscript"/>
-              </w:rPr>
-              <w:t>8</w:t>
-            </w:r>
-          </w:p>
-        </w:tc>
-        <w:tc>
-          <w:tcPr>
-            <w:tcW w:w="1701" w:type="dxa"/>
-            <w:shd w:val="clear" w:color="auto" w:fill="BFBFBF" w:themeFill="background1" w:themeFillShade="BF"/>
-            <w:vAlign w:val="center"/>
-          </w:tcPr>
-          <w:p>
-            <w:pPr>
-              <w:spacing w:after="0" w:line="240" w:lineRule="auto"/>
-              <w:jc w:val="center"/>
-              <w:rPr>
-                <w:bCs/>
-              </w:rPr>
-            </w:pPr>
-          </w:p>
-        </w:tc>
-        <w:tc>
-          <w:tcPr>
-            <w:tcW w:w="1723" w:type="dxa"/>
-            <w:shd w:val="clear" w:color="auto" w:fill="BFBFBF" w:themeFill="background1" w:themeFillShade="BF"/>
-            <w:vAlign w:val="center"/>
-          </w:tcPr>
-          <w:p>
-            <w:pPr>
-              <w:spacing w:after="0" w:line="240" w:lineRule="auto"/>
-              <w:jc w:val="center"/>
-              <w:rPr>
-                <w:bCs/>
-              </w:rPr>
-            </w:pPr>
-          </w:p>
-        </w:tc>
-      </w:tr>
-      <w:tr>
-        <w:trPr>
-          <w:trHeight w:val="340"/>
-        </w:trPr>
-        <w:tc>
-          <w:tcPr>
-            <w:tcW w:w="2300" w:type="dxa"/>
-            <w:vAlign w:val="center"/>
-          </w:tcPr>
-          <w:p>
-            <w:pPr>
-              <w:spacing w:after="0" w:line="240" w:lineRule="auto"/>
-              <w:jc w:val="center"/>
-              <w:rPr>
-                <w:bCs/>
-              </w:rPr>
-            </w:pPr>
-            <w:r>
-              <w:rPr>
-                <w:bCs/>
-              </w:rPr>
-              <w:t>Dix millions</w:t>
-            </w:r>
-          </w:p>
-        </w:tc>
-        <w:tc>
-          <w:tcPr>
-            <w:tcW w:w="1948" w:type="dxa"/>
-            <w:vAlign w:val="center"/>
-          </w:tcPr>
-          <w:p>
-            <w:pPr>
-              <w:spacing w:after="0" w:line="240" w:lineRule="auto"/>
-              <w:jc w:val="center"/>
-              <w:rPr>
-                <w:bCs/>
-              </w:rPr>
-            </w:pPr>
-            <w:r>
-              <w:rPr>
-                <w:bCs/>
-              </w:rPr>
-              <w:t>10 000 000</w:t>
-            </w:r>
-          </w:p>
-        </w:tc>
-        <w:tc>
-          <w:tcPr>
-            <w:tcW w:w="3118" w:type="dxa"/>
-          </w:tcPr>
-          <w:p>
-            <w:pPr>
-              <w:spacing w:after="0" w:line="240" w:lineRule="auto"/>
-              <w:jc w:val="center"/>
-              <w:rPr>
-                <w:bCs/>
-              </w:rPr>
-            </w:pPr>
-            <w:r>
-              <w:rPr>
-                <w:bCs/>
-              </w:rPr>
-              <w:t>10</w:t>
-            </w:r>
-            <w:r>
-              <w:rPr>
-                <w:bCs/>
-                <w:vertAlign w:val="superscript"/>
-              </w:rPr>
-              <w:t>7</w:t>
-            </w:r>
-          </w:p>
-        </w:tc>
-        <w:tc>
-          <w:tcPr>
-            <w:tcW w:w="1701" w:type="dxa"/>
-            <w:shd w:val="clear" w:color="auto" w:fill="BFBFBF" w:themeFill="background1" w:themeFillShade="BF"/>
-            <w:vAlign w:val="center"/>
-          </w:tcPr>
-          <w:p>
-            <w:pPr>
-              <w:spacing w:after="0" w:line="240" w:lineRule="auto"/>
-              <w:jc w:val="center"/>
-              <w:rPr>
-                <w:bCs/>
-              </w:rPr>
-            </w:pPr>
-          </w:p>
-        </w:tc>
-        <w:tc>
-          <w:tcPr>
-            <w:tcW w:w="1723" w:type="dxa"/>
-            <w:shd w:val="clear" w:color="auto" w:fill="BFBFBF" w:themeFill="background1" w:themeFillShade="BF"/>
-            <w:vAlign w:val="center"/>
-          </w:tcPr>
-          <w:p>
-            <w:pPr>
-              <w:spacing w:after="0" w:line="240" w:lineRule="auto"/>
-              <w:jc w:val="center"/>
-              <w:rPr>
-                <w:bCs/>
-              </w:rPr>
-            </w:pPr>
-          </w:p>
-        </w:tc>
-      </w:tr>
-      <w:tr>
-        <w:trPr>
-          <w:trHeight w:val="340"/>
-        </w:trPr>
-        <w:tc>
-          <w:tcPr>
-            <w:tcW w:w="2300" w:type="dxa"/>
-            <w:vAlign w:val="center"/>
-          </w:tcPr>
-          <w:p>
-            <w:pPr>
-              <w:spacing w:after="0" w:line="240" w:lineRule="auto"/>
-              <w:jc w:val="center"/>
-              <w:rPr>
-                <w:bCs/>
-              </w:rPr>
-            </w:pPr>
-            <w:r>
-              <w:rPr>
-                <w:bCs/>
-              </w:rPr>
-              <w:t>Un million</w:t>
-            </w:r>
-          </w:p>
-        </w:tc>
-        <w:tc>
-          <w:tcPr>
-            <w:tcW w:w="1948" w:type="dxa"/>
-            <w:vAlign w:val="center"/>
-          </w:tcPr>
-          <w:p>
-            <w:pPr>
-              <w:spacing w:after="0" w:line="240" w:lineRule="auto"/>
-              <w:jc w:val="center"/>
-              <w:rPr>
-                <w:bCs/>
-              </w:rPr>
-            </w:pPr>
-            <w:r>
-              <w:rPr>
-                <w:bCs/>
-              </w:rPr>
-              <w:t>1 000 000</w:t>
-            </w:r>
-          </w:p>
-        </w:tc>
-        <w:tc>
-          <w:tcPr>
-            <w:tcW w:w="3118" w:type="dxa"/>
-          </w:tcPr>
-          <w:p>
-            <w:pPr>
-              <w:spacing w:after="0" w:line="240" w:lineRule="auto"/>
-              <w:jc w:val="center"/>
-              <w:rPr>
-                <w:bCs/>
-              </w:rPr>
-            </w:pPr>
-            <w:r>
-              <w:rPr>
-                <w:bCs/>
-              </w:rPr>
-              <w:t>10</w:t>
-            </w:r>
-            <w:r>
-              <w:rPr>
-                <w:bCs/>
-                <w:vertAlign w:val="superscript"/>
-              </w:rPr>
-              <w:t>6</w:t>
-            </w:r>
-          </w:p>
-        </w:tc>
-        <w:tc>
-          <w:tcPr>
-            <w:tcW w:w="1701" w:type="dxa"/>
-            <w:vAlign w:val="center"/>
-          </w:tcPr>
-          <w:p>
-            <w:pPr>
-              <w:spacing w:after="0" w:line="240" w:lineRule="auto"/>
-              <w:jc w:val="center"/>
-              <w:rPr>
-                <w:bCs/>
-              </w:rPr>
-            </w:pPr>
-            <w:r>
-              <w:rPr>
-                <w:bCs/>
-              </w:rPr>
-              <w:t>Méga</w:t>
-            </w:r>
-            <w:r>
-              <w:rPr>
-                <w:bCs/>
-              </w:rPr>
-              <w:t>-</w:t>
-            </w:r>
-          </w:p>
-        </w:tc>
-        <w:tc>
-          <w:tcPr>
-            <w:tcW w:w="1723" w:type="dxa"/>
-            <w:vAlign w:val="center"/>
-          </w:tcPr>
-          <w:p>
-            <w:pPr>
-              <w:spacing w:after="0" w:line="240" w:lineRule="auto"/>
-              <w:jc w:val="center"/>
-              <w:rPr>
-                <w:bCs/>
-              </w:rPr>
-            </w:pPr>
-            <w:r>
-              <w:rPr>
-                <w:bCs/>
-              </w:rPr>
-              <w:t>M</w:t>
-            </w:r>
-          </w:p>
-        </w:tc>
-      </w:tr>
-      <w:tr>
-        <w:trPr>
-          <w:trHeight w:val="340"/>
-        </w:trPr>
-        <w:tc>
-          <w:tcPr>
-            <w:tcW w:w="2300" w:type="dxa"/>
-            <w:vAlign w:val="center"/>
-          </w:tcPr>
-          <w:p>
-            <w:pPr>
-              <w:spacing w:after="0" w:line="240" w:lineRule="auto"/>
-              <w:jc w:val="center"/>
-              <w:rPr>
-                <w:bCs/>
-              </w:rPr>
-            </w:pPr>
-            <w:r>
-              <w:rPr>
-                <w:bCs/>
-              </w:rPr>
-              <w:t>Cent mille</w:t>
-            </w:r>
-          </w:p>
-        </w:tc>
-        <w:tc>
-          <w:tcPr>
-            <w:tcW w:w="1948" w:type="dxa"/>
-            <w:vAlign w:val="center"/>
-          </w:tcPr>
-          <w:p>
-            <w:pPr>
-              <w:spacing w:after="0" w:line="240" w:lineRule="auto"/>
-              <w:jc w:val="center"/>
-              <w:rPr>
-                <w:bCs/>
-              </w:rPr>
-            </w:pPr>
-            <w:r>
-              <w:rPr>
-                <w:bCs/>
-              </w:rPr>
-              <w:t>100 000</w:t>
-            </w:r>
-          </w:p>
-        </w:tc>
-        <w:tc>
-          <w:tcPr>
-            <w:tcW w:w="3118" w:type="dxa"/>
-          </w:tcPr>
-          <w:p>
-            <w:pPr>
-              <w:spacing w:after="0" w:line="240" w:lineRule="auto"/>
-              <w:jc w:val="center"/>
-              <w:rPr>
-                <w:bCs/>
-              </w:rPr>
-            </w:pPr>
-            <w:r>
-              <w:rPr>
-                <w:bCs/>
-              </w:rPr>
-              <w:t>10</w:t>
-            </w:r>
-            <w:r>
-              <w:rPr>
-                <w:bCs/>
-                <w:vertAlign w:val="superscript"/>
-              </w:rPr>
-              <w:t>5</w:t>
-            </w:r>
-          </w:p>
-        </w:tc>
-        <w:tc>
-          <w:tcPr>
-            <w:tcW w:w="1701" w:type="dxa"/>
-            <w:shd w:val="clear" w:color="auto" w:fill="BFBFBF" w:themeFill="background1" w:themeFillShade="BF"/>
-            <w:vAlign w:val="center"/>
-          </w:tcPr>
-          <w:p>
-            <w:pPr>
-              <w:spacing w:after="0" w:line="240" w:lineRule="auto"/>
-              <w:jc w:val="center"/>
-              <w:rPr>
-                <w:bCs/>
-              </w:rPr>
-            </w:pPr>
-          </w:p>
-        </w:tc>
-        <w:tc>
-          <w:tcPr>
-            <w:tcW w:w="1723" w:type="dxa"/>
-            <w:shd w:val="clear" w:color="auto" w:fill="BFBFBF" w:themeFill="background1" w:themeFillShade="BF"/>
-            <w:vAlign w:val="center"/>
-          </w:tcPr>
-          <w:p>
-            <w:pPr>
-              <w:spacing w:after="0" w:line="240" w:lineRule="auto"/>
-              <w:jc w:val="center"/>
-              <w:rPr>
-                <w:bCs/>
-              </w:rPr>
-            </w:pPr>
-          </w:p>
-        </w:tc>
-      </w:tr>
-      <w:tr>
-        <w:trPr>
-          <w:trHeight w:val="340"/>
-        </w:trPr>
-        <w:tc>
-          <w:tcPr>
-            <w:tcW w:w="2300" w:type="dxa"/>
-            <w:vAlign w:val="center"/>
-          </w:tcPr>
-          <w:p>
-            <w:pPr>
-              <w:spacing w:after="0" w:line="240" w:lineRule="auto"/>
-              <w:jc w:val="center"/>
-              <w:rPr>
-                <w:bCs/>
-              </w:rPr>
-            </w:pPr>
-            <w:r>
-              <w:rPr>
-                <w:bCs/>
-              </w:rPr>
-              <w:t>Dix mille</w:t>
-            </w:r>
-          </w:p>
-        </w:tc>
-        <w:tc>
-          <w:tcPr>
-            <w:tcW w:w="1948" w:type="dxa"/>
-            <w:vAlign w:val="center"/>
-          </w:tcPr>
-          <w:p>
-            <w:pPr>
-              <w:spacing w:after="0" w:line="240" w:lineRule="auto"/>
-              <w:jc w:val="center"/>
-              <w:rPr>
-                <w:bCs/>
-              </w:rPr>
-            </w:pPr>
-            <w:r>
-              <w:rPr>
-                <w:bCs/>
-              </w:rPr>
-              <w:t>10 000</w:t>
-            </w:r>
-          </w:p>
-        </w:tc>
-        <w:tc>
-          <w:tcPr>
-            <w:tcW w:w="3118" w:type="dxa"/>
-          </w:tcPr>
-          <w:p>
-            <w:pPr>
-              <w:spacing w:after="0" w:line="240" w:lineRule="auto"/>
-              <w:jc w:val="center"/>
-              <w:rPr>
-                <w:bCs/>
-              </w:rPr>
-            </w:pPr>
-            <w:r>
-              <w:rPr>
-                <w:bCs/>
-              </w:rPr>
-              <w:t>10</w:t>
-            </w:r>
-            <w:r>
-              <w:rPr>
-                <w:bCs/>
-                <w:vertAlign w:val="superscript"/>
-              </w:rPr>
-              <w:t>4</w:t>
-            </w:r>
-          </w:p>
-        </w:tc>
-        <w:tc>
-          <w:tcPr>
-            <w:tcW w:w="1701" w:type="dxa"/>
-            <w:shd w:val="clear" w:color="auto" w:fill="BFBFBF" w:themeFill="background1" w:themeFillShade="BF"/>
-            <w:vAlign w:val="center"/>
-          </w:tcPr>
-          <w:p>
-            <w:pPr>
-              <w:spacing w:after="0" w:line="240" w:lineRule="auto"/>
-              <w:jc w:val="center"/>
-              <w:rPr>
-                <w:bCs/>
-              </w:rPr>
-            </w:pPr>
-          </w:p>
-        </w:tc>
-        <w:tc>
-          <w:tcPr>
-            <w:tcW w:w="1723" w:type="dxa"/>
-            <w:shd w:val="clear" w:color="auto" w:fill="BFBFBF" w:themeFill="background1" w:themeFillShade="BF"/>
-            <w:vAlign w:val="center"/>
-          </w:tcPr>
-          <w:p>
-            <w:pPr>
-              <w:spacing w:after="0" w:line="240" w:lineRule="auto"/>
-              <w:jc w:val="center"/>
-              <w:rPr>
-                <w:bCs/>
-              </w:rPr>
-            </w:pPr>
-          </w:p>
-        </w:tc>
-      </w:tr>
-      <w:tr>
-        <w:trPr>
-          <w:trHeight w:val="340"/>
-        </w:trPr>
-        <w:tc>
-          <w:tcPr>
-            <w:tcW w:w="2300" w:type="dxa"/>
-            <w:vAlign w:val="center"/>
-          </w:tcPr>
-          <w:p>
-            <w:pPr>
-              <w:spacing w:after="0" w:line="240" w:lineRule="auto"/>
-              <w:jc w:val="center"/>
-              <w:rPr>
-                <w:bCs/>
-              </w:rPr>
-            </w:pPr>
-            <w:r>
-              <w:rPr>
-                <w:bCs/>
-              </w:rPr>
-              <w:t>Mille (un millier)</w:t>
-            </w:r>
-          </w:p>
-        </w:tc>
-        <w:tc>
-          <w:tcPr>
-            <w:tcW w:w="1948" w:type="dxa"/>
-            <w:vAlign w:val="center"/>
-          </w:tcPr>
-          <w:p>
-            <w:pPr>
-              <w:spacing w:after="0" w:line="240" w:lineRule="auto"/>
-              <w:jc w:val="center"/>
-              <w:rPr>
-                <w:bCs/>
-              </w:rPr>
-            </w:pPr>
-            <w:r>
-              <w:rPr>
-                <w:bCs/>
-              </w:rPr>
-              <w:t>1 000</w:t>
-            </w:r>
-          </w:p>
-        </w:tc>
-        <w:tc>
-          <w:tcPr>
-            <w:tcW w:w="3118" w:type="dxa"/>
-          </w:tcPr>
-          <w:p>
-            <w:pPr>
-              <w:spacing w:after="0" w:line="240" w:lineRule="auto"/>
-              <w:jc w:val="center"/>
-              <w:rPr>
-                <w:bCs/>
-              </w:rPr>
-            </w:pPr>
-            <w:r>
-              <w:rPr>
-                <w:bCs/>
-              </w:rPr>
-              <w:t>10</w:t>
-            </w:r>
-            <w:r>
-              <w:rPr>
-                <w:bCs/>
-                <w:vertAlign w:val="superscript"/>
-              </w:rPr>
-              <w:t>3</w:t>
-            </w:r>
-          </w:p>
-        </w:tc>
-        <w:tc>
-          <w:tcPr>
-            <w:tcW w:w="1701" w:type="dxa"/>
-            <w:vAlign w:val="center"/>
-          </w:tcPr>
-          <w:p>
-            <w:pPr>
-              <w:spacing w:after="0" w:line="240" w:lineRule="auto"/>
-              <w:jc w:val="center"/>
-              <w:rPr>
-                <w:bCs/>
-              </w:rPr>
-            </w:pPr>
-            <w:r>
-              <w:rPr>
-                <w:bCs/>
-              </w:rPr>
-              <w:t>Kilo</w:t>
-            </w:r>
-            <w:r>
-              <w:rPr>
-                <w:bCs/>
-              </w:rPr>
-              <w:t>-</w:t>
-            </w:r>
-          </w:p>
-        </w:tc>
-        <w:tc>
-          <w:tcPr>
-            <w:tcW w:w="1723" w:type="dxa"/>
-            <w:vAlign w:val="center"/>
-          </w:tcPr>
-          <w:p>
-            <w:pPr>
-              <w:spacing w:after="0" w:line="240" w:lineRule="auto"/>
-              <w:jc w:val="center"/>
-              <w:rPr>
-                <w:bCs/>
-              </w:rPr>
-            </w:pPr>
-            <w:proofErr w:type="gramStart"/>
-            <w:r>
-              <w:rPr>
-                <w:bCs/>
-              </w:rPr>
-              <w:t>k</w:t>
-            </w:r>
-            <w:proofErr w:type="gramEnd"/>
-          </w:p>
-        </w:tc>
-      </w:tr>
-      <w:tr>
-        <w:trPr>
-          <w:trHeight w:val="340"/>
-        </w:trPr>
-        <w:tc>
-          <w:tcPr>
-            <w:tcW w:w="2300" w:type="dxa"/>
-            <w:vAlign w:val="center"/>
-          </w:tcPr>
-          <w:p>
-            <w:pPr>
-              <w:spacing w:after="0" w:line="240" w:lineRule="auto"/>
-              <w:jc w:val="center"/>
-              <w:rPr>
-                <w:bCs/>
-              </w:rPr>
-            </w:pPr>
-            <w:r>
-              <w:rPr>
-                <w:bCs/>
-              </w:rPr>
-              <w:t>Cent</w:t>
-            </w:r>
-            <w:r>
-              <w:rPr>
-                <w:bCs/>
-              </w:rPr>
-              <w:t xml:space="preserve"> (une centaine)</w:t>
-            </w:r>
-          </w:p>
-        </w:tc>
-        <w:tc>
-          <w:tcPr>
-            <w:tcW w:w="1948" w:type="dxa"/>
-            <w:vAlign w:val="center"/>
-          </w:tcPr>
-          <w:p>
-            <w:pPr>
-              <w:spacing w:after="0" w:line="240" w:lineRule="auto"/>
-              <w:jc w:val="center"/>
-              <w:rPr>
-                <w:bCs/>
-              </w:rPr>
-            </w:pPr>
-            <w:r>
-              <w:rPr>
-                <w:bCs/>
-              </w:rPr>
-              <w:t>100</w:t>
-            </w:r>
-          </w:p>
-        </w:tc>
-        <w:tc>
-          <w:tcPr>
-            <w:tcW w:w="3118" w:type="dxa"/>
-          </w:tcPr>
-          <w:p>
-            <w:pPr>
-              <w:spacing w:after="0" w:line="240" w:lineRule="auto"/>
-              <w:jc w:val="center"/>
-              <w:rPr>
-                <w:bCs/>
-              </w:rPr>
-            </w:pPr>
-            <w:r>
-              <w:rPr>
-                <w:bCs/>
-              </w:rPr>
-              <w:t>10</w:t>
-            </w:r>
-            <w:r>
-              <w:rPr>
-                <w:bCs/>
-                <w:vertAlign w:val="superscript"/>
-              </w:rPr>
-              <w:t>2</w:t>
-            </w:r>
-          </w:p>
-        </w:tc>
-        <w:tc>
-          <w:tcPr>
-            <w:tcW w:w="1701" w:type="dxa"/>
-            <w:vAlign w:val="center"/>
-          </w:tcPr>
-          <w:p>
-            <w:pPr>
-              <w:spacing w:after="0" w:line="240" w:lineRule="auto"/>
-              <w:jc w:val="center"/>
-              <w:rPr>
-                <w:bCs/>
-              </w:rPr>
-            </w:pPr>
-            <w:r>
-              <w:rPr>
-                <w:bCs/>
-              </w:rPr>
-              <w:t>Hecto</w:t>
-            </w:r>
-            <w:r>
-              <w:rPr>
-                <w:bCs/>
-              </w:rPr>
-              <w:t>-</w:t>
-            </w:r>
-          </w:p>
-        </w:tc>
-        <w:tc>
-          <w:tcPr>
-            <w:tcW w:w="1723" w:type="dxa"/>
-            <w:vAlign w:val="center"/>
-          </w:tcPr>
-          <w:p>
-            <w:pPr>
-              <w:spacing w:after="0" w:line="240" w:lineRule="auto"/>
-              <w:jc w:val="center"/>
-              <w:rPr>
-                <w:bCs/>
-              </w:rPr>
-            </w:pPr>
-            <w:proofErr w:type="gramStart"/>
-            <w:r>
-              <w:rPr>
-                <w:bCs/>
-              </w:rPr>
-              <w:t>h</w:t>
-            </w:r>
-            <w:proofErr w:type="gramEnd"/>
-          </w:p>
-        </w:tc>
-      </w:tr>
-      <w:tr>
-        <w:trPr>
-          <w:trHeight w:val="340"/>
-        </w:trPr>
-        <w:tc>
-          <w:tcPr>
-            <w:tcW w:w="2300" w:type="dxa"/>
-            <w:vAlign w:val="center"/>
-          </w:tcPr>
-          <w:p>
-            <w:pPr>
-              <w:spacing w:after="0" w:line="240" w:lineRule="auto"/>
-              <w:jc w:val="center"/>
-              <w:rPr>
-                <w:bCs/>
-              </w:rPr>
-            </w:pPr>
-            <w:r>
-              <w:rPr>
-                <w:bCs/>
-              </w:rPr>
-              <w:t>Dix</w:t>
-            </w:r>
-            <w:r>
-              <w:rPr>
-                <w:bCs/>
-              </w:rPr>
-              <w:t xml:space="preserve"> (une dizaine)</w:t>
-            </w:r>
-          </w:p>
-        </w:tc>
-        <w:tc>
-          <w:tcPr>
-            <w:tcW w:w="1948" w:type="dxa"/>
-            <w:vAlign w:val="center"/>
-          </w:tcPr>
-          <w:p>
-            <w:pPr>
-              <w:spacing w:after="0" w:line="240" w:lineRule="auto"/>
-              <w:jc w:val="center"/>
-              <w:rPr>
-                <w:bCs/>
-              </w:rPr>
-            </w:pPr>
-            <w:r>
-              <w:rPr>
-                <w:bCs/>
-              </w:rPr>
-              <w:t>10</w:t>
-            </w:r>
-          </w:p>
-        </w:tc>
-        <w:tc>
-          <w:tcPr>
-            <w:tcW w:w="3118" w:type="dxa"/>
-            <w:vAlign w:val="center"/>
-          </w:tcPr>
-          <w:p>
-            <w:pPr>
-              <w:spacing w:after="0" w:line="240" w:lineRule="auto"/>
-              <w:jc w:val="center"/>
-              <w:rPr>
-                <w:bCs/>
-              </w:rPr>
-            </w:pPr>
-            <w:r>
-              <w:rPr>
-                <w:bCs/>
-              </w:rPr>
-              <w:t>10</w:t>
-            </w:r>
-            <w:r>
-              <w:rPr>
-                <w:bCs/>
-                <w:vertAlign w:val="superscript"/>
-              </w:rPr>
-              <w:t>1</w:t>
-            </w:r>
-          </w:p>
-        </w:tc>
-        <w:tc>
-          <w:tcPr>
-            <w:tcW w:w="1701" w:type="dxa"/>
-            <w:vAlign w:val="center"/>
-          </w:tcPr>
-          <w:p>
-            <w:pPr>
-              <w:spacing w:after="0" w:line="240" w:lineRule="auto"/>
-              <w:jc w:val="center"/>
-              <w:rPr>
-                <w:bCs/>
-              </w:rPr>
-            </w:pPr>
-            <w:r>
-              <w:rPr>
-                <w:bCs/>
-              </w:rPr>
-              <w:t>D</w:t>
-            </w:r>
-            <w:r>
-              <w:rPr>
-                <w:bCs/>
-              </w:rPr>
-              <w:t>é</w:t>
-            </w:r>
-            <w:r>
-              <w:rPr>
-                <w:bCs/>
-              </w:rPr>
-              <w:t>ca</w:t>
-            </w:r>
-            <w:r>
-              <w:rPr>
-                <w:bCs/>
-              </w:rPr>
-              <w:t>-</w:t>
-            </w:r>
-          </w:p>
-        </w:tc>
-        <w:tc>
-          <w:tcPr>
-            <w:tcW w:w="1723" w:type="dxa"/>
-            <w:vAlign w:val="center"/>
-          </w:tcPr>
-          <w:p>
-            <w:pPr>
-              <w:spacing w:after="0" w:line="240" w:lineRule="auto"/>
-              <w:jc w:val="center"/>
-              <w:rPr>
-                <w:bCs/>
-              </w:rPr>
-            </w:pPr>
-            <w:proofErr w:type="gramStart"/>
-            <w:r>
-              <w:rPr>
-                <w:bCs/>
-              </w:rPr>
-              <w:t>da</w:t>
-            </w:r>
-            <w:proofErr w:type="gramEnd"/>
-          </w:p>
-        </w:tc>
-      </w:tr>
-      <w:tr>
-        <w:trPr>
-          <w:trHeight w:val="340"/>
-        </w:trPr>
-        <w:tc>
-          <w:tcPr>
-            <w:tcW w:w="2300" w:type="dxa"/>
-            <w:vAlign w:val="center"/>
-          </w:tcPr>
-          <w:p>
-            <w:pPr>
-              <w:spacing w:after="0" w:line="240" w:lineRule="auto"/>
-              <w:jc w:val="center"/>
-              <w:rPr>
-                <w:bCs/>
-              </w:rPr>
-            </w:pPr>
-            <w:r>
-              <w:rPr>
-                <w:bCs/>
-              </w:rPr>
-              <w:t>Un</w:t>
-            </w:r>
-          </w:p>
-        </w:tc>
-        <w:tc>
-          <w:tcPr>
-            <w:tcW w:w="1948" w:type="dxa"/>
-            <w:vAlign w:val="center"/>
-          </w:tcPr>
-          <w:p>
-            <w:pPr>
-              <w:spacing w:after="0" w:line="240" w:lineRule="auto"/>
-              <w:jc w:val="center"/>
-              <w:rPr>
-                <w:bCs/>
-              </w:rPr>
-            </w:pPr>
-            <w:r>
-              <w:rPr>
-                <w:bCs/>
-              </w:rPr>
-              <w:t>1</w:t>
-            </w:r>
-          </w:p>
-        </w:tc>
-        <w:tc>
-          <w:tcPr>
-            <w:tcW w:w="3118" w:type="dxa"/>
-            <w:vAlign w:val="center"/>
-          </w:tcPr>
-          <w:p>
-            <w:pPr>
-              <w:spacing w:after="0" w:line="240" w:lineRule="auto"/>
-              <w:jc w:val="center"/>
-              <w:rPr>
-                <w:bCs/>
-              </w:rPr>
-            </w:pPr>
-            <w:r>
-              <w:rPr>
-                <w:bCs/>
-              </w:rPr>
-              <w:t>10</w:t>
-            </w:r>
-            <w:r>
-              <w:rPr>
-                <w:bCs/>
-                <w:vertAlign w:val="superscript"/>
-              </w:rPr>
-              <w:t>0</w:t>
-            </w:r>
-          </w:p>
-        </w:tc>
-        <w:tc>
-          <w:tcPr>
-            <w:tcW w:w="1701" w:type="dxa"/>
-            <w:shd w:val="clear" w:color="auto" w:fill="BFBFBF" w:themeFill="background1" w:themeFillShade="BF"/>
-            <w:vAlign w:val="center"/>
-          </w:tcPr>
-          <w:p>
-            <w:pPr>
-              <w:spacing w:after="0" w:line="240" w:lineRule="auto"/>
-              <w:jc w:val="center"/>
-              <w:rPr>
-                <w:bCs/>
-              </w:rPr>
-            </w:pPr>
-          </w:p>
-        </w:tc>
-        <w:tc>
-          <w:tcPr>
-            <w:tcW w:w="1723" w:type="dxa"/>
-            <w:shd w:val="clear" w:color="auto" w:fill="BFBFBF" w:themeFill="background1" w:themeFillShade="BF"/>
-            <w:vAlign w:val="center"/>
-          </w:tcPr>
-          <w:p>
-            <w:pPr>
-              <w:spacing w:after="0" w:line="240" w:lineRule="auto"/>
-              <w:jc w:val="center"/>
-              <w:rPr>
-                <w:bCs/>
-              </w:rPr>
-            </w:pPr>
-          </w:p>
-        </w:tc>
-      </w:tr>
-      <w:tr>
-        <w:trPr>
-          <w:trHeight w:val="340"/>
-        </w:trPr>
-        <w:tc>
-          <w:tcPr>
-            <w:tcW w:w="2300" w:type="dxa"/>
-            <w:vAlign w:val="center"/>
-          </w:tcPr>
-          <w:p>
-            <w:pPr>
-              <w:spacing w:after="0" w:line="240" w:lineRule="auto"/>
-              <w:jc w:val="center"/>
-              <w:rPr>
-                <w:bCs/>
-              </w:rPr>
-            </w:pPr>
-            <w:r>
-              <w:rPr>
-                <w:bCs/>
-              </w:rPr>
-              <w:t>Un dixième</w:t>
-            </w:r>
-          </w:p>
-        </w:tc>
-        <w:tc>
-          <w:tcPr>
-            <w:tcW w:w="1948" w:type="dxa"/>
-            <w:vAlign w:val="center"/>
-          </w:tcPr>
-          <w:p>
-            <w:pPr>
-              <w:spacing w:after="0" w:line="240" w:lineRule="auto"/>
-              <w:jc w:val="center"/>
-              <w:rPr>
-                <w:bCs/>
-              </w:rPr>
-            </w:pPr>
-            <w:r>
-              <w:rPr>
-                <w:bCs/>
-              </w:rPr>
-              <w:t>0,1</w:t>
-            </w:r>
-          </w:p>
-        </w:tc>
-        <w:tc>
-          <w:tcPr>
-            <w:tcW w:w="3118" w:type="dxa"/>
-            <w:vAlign w:val="center"/>
-          </w:tcPr>
-          <w:p>
-            <w:pPr>
-              <w:spacing w:after="0" w:line="240" w:lineRule="auto"/>
-              <w:jc w:val="center"/>
-              <w:rPr>
-                <w:bCs/>
-              </w:rPr>
-            </w:pPr>
-            <w:r>
-              <w:rPr>
-                <w:bCs/>
-              </w:rPr>
-              <w:t>10</w:t>
-            </w:r>
-            <w:r>
-              <w:rPr>
-                <w:bCs/>
-                <w:vertAlign w:val="superscript"/>
-              </w:rPr>
-              <w:t>-1</w:t>
-            </w:r>
-          </w:p>
-        </w:tc>
-        <w:tc>
-          <w:tcPr>
-            <w:tcW w:w="1701" w:type="dxa"/>
-            <w:vAlign w:val="center"/>
-          </w:tcPr>
-          <w:p>
-            <w:pPr>
-              <w:spacing w:after="0" w:line="240" w:lineRule="auto"/>
-              <w:jc w:val="center"/>
-              <w:rPr>
-                <w:bCs/>
-              </w:rPr>
-            </w:pPr>
-            <w:r>
-              <w:rPr>
-                <w:bCs/>
-              </w:rPr>
-              <w:t>Déci</w:t>
-            </w:r>
-            <w:r>
-              <w:rPr>
-                <w:bCs/>
-              </w:rPr>
-              <w:t>-</w:t>
-            </w:r>
-          </w:p>
-        </w:tc>
-        <w:tc>
-          <w:tcPr>
-            <w:tcW w:w="1723" w:type="dxa"/>
-            <w:vAlign w:val="center"/>
-          </w:tcPr>
-          <w:p>
-            <w:pPr>
-              <w:spacing w:after="0" w:line="240" w:lineRule="auto"/>
-              <w:jc w:val="center"/>
-              <w:rPr>
-                <w:bCs/>
-              </w:rPr>
-            </w:pPr>
-            <w:proofErr w:type="gramStart"/>
-            <w:r>
-              <w:rPr>
-                <w:bCs/>
-              </w:rPr>
-              <w:t>d</w:t>
-            </w:r>
-            <w:proofErr w:type="gramEnd"/>
-          </w:p>
-        </w:tc>
-      </w:tr>
-      <w:tr>
-        <w:trPr>
-          <w:trHeight w:val="340"/>
-        </w:trPr>
-        <w:tc>
-          <w:tcPr>
-            <w:tcW w:w="2300" w:type="dxa"/>
-            <w:vAlign w:val="center"/>
-          </w:tcPr>
-          <w:p>
-            <w:pPr>
-              <w:spacing w:after="0" w:line="240" w:lineRule="auto"/>
-              <w:jc w:val="center"/>
-              <w:rPr>
-                <w:bCs/>
-              </w:rPr>
-            </w:pPr>
-            <w:r>
-              <w:rPr>
-                <w:bCs/>
-              </w:rPr>
-              <w:t>Un centième</w:t>
-            </w:r>
-          </w:p>
-        </w:tc>
-        <w:tc>
-          <w:tcPr>
-            <w:tcW w:w="1948" w:type="dxa"/>
-            <w:vAlign w:val="center"/>
-          </w:tcPr>
-          <w:p>
-            <w:pPr>
-              <w:spacing w:after="0" w:line="240" w:lineRule="auto"/>
-              <w:jc w:val="center"/>
-              <w:rPr>
-                <w:bCs/>
-              </w:rPr>
-            </w:pPr>
-            <w:r>
-              <w:rPr>
-                <w:bCs/>
-              </w:rPr>
-              <w:t>0,01</w:t>
-            </w:r>
-          </w:p>
-        </w:tc>
-        <w:tc>
-          <w:tcPr>
-            <w:tcW w:w="3118" w:type="dxa"/>
-            <w:vAlign w:val="center"/>
-          </w:tcPr>
-          <w:p>
-            <w:pPr>
-              <w:spacing w:after="0" w:line="240" w:lineRule="auto"/>
-              <w:jc w:val="center"/>
-              <w:rPr>
-                <w:bCs/>
-              </w:rPr>
-            </w:pPr>
-            <w:r>
-              <w:rPr>
-                <w:bCs/>
-              </w:rPr>
-              <w:t>10</w:t>
-            </w:r>
-            <w:r>
-              <w:rPr>
-                <w:bCs/>
-                <w:vertAlign w:val="superscript"/>
-              </w:rPr>
-              <w:t>-2</w:t>
-            </w:r>
-          </w:p>
-        </w:tc>
-        <w:tc>
-          <w:tcPr>
-            <w:tcW w:w="1701" w:type="dxa"/>
-            <w:vAlign w:val="center"/>
-          </w:tcPr>
-          <w:p>
-            <w:pPr>
-              <w:spacing w:after="0" w:line="240" w:lineRule="auto"/>
-              <w:jc w:val="center"/>
-              <w:rPr>
-                <w:bCs/>
-              </w:rPr>
-            </w:pPr>
-            <w:r>
-              <w:rPr>
-                <w:bCs/>
-              </w:rPr>
-              <w:t>Centi</w:t>
-            </w:r>
-            <w:r>
-              <w:rPr>
-                <w:bCs/>
-              </w:rPr>
-              <w:t>-</w:t>
-            </w:r>
-          </w:p>
-        </w:tc>
-        <w:tc>
-          <w:tcPr>
-            <w:tcW w:w="1723" w:type="dxa"/>
-            <w:vAlign w:val="center"/>
-          </w:tcPr>
-          <w:p>
-            <w:pPr>
-              <w:spacing w:after="0" w:line="240" w:lineRule="auto"/>
-              <w:jc w:val="center"/>
-              <w:rPr>
-                <w:bCs/>
-              </w:rPr>
-            </w:pPr>
-            <w:proofErr w:type="gramStart"/>
-            <w:r>
-              <w:rPr>
-                <w:bCs/>
-              </w:rPr>
-              <w:t>c</w:t>
-            </w:r>
-            <w:proofErr w:type="gramEnd"/>
-          </w:p>
-        </w:tc>
-      </w:tr>
-      <w:tr>
-        <w:trPr>
-          <w:trHeight w:val="340"/>
-        </w:trPr>
-        <w:tc>
-          <w:tcPr>
-            <w:tcW w:w="2300" w:type="dxa"/>
-            <w:vAlign w:val="center"/>
-          </w:tcPr>
-          <w:p>
-            <w:pPr>
-              <w:spacing w:after="0" w:line="240" w:lineRule="auto"/>
-              <w:jc w:val="center"/>
-              <w:rPr>
-                <w:bCs/>
-              </w:rPr>
-            </w:pPr>
-            <w:r>
-              <w:rPr>
-                <w:bCs/>
-              </w:rPr>
-              <w:t>Un millième</w:t>
-            </w:r>
-          </w:p>
-        </w:tc>
-        <w:tc>
-          <w:tcPr>
-            <w:tcW w:w="1948" w:type="dxa"/>
-            <w:vAlign w:val="center"/>
-          </w:tcPr>
-          <w:p>
-            <w:pPr>
-              <w:spacing w:after="0" w:line="240" w:lineRule="auto"/>
-              <w:jc w:val="center"/>
-              <w:rPr>
-                <w:bCs/>
-              </w:rPr>
-            </w:pPr>
-            <w:r>
-              <w:rPr>
-                <w:bCs/>
-              </w:rPr>
-              <w:t>0,001</w:t>
-            </w:r>
-          </w:p>
-        </w:tc>
-        <w:tc>
-          <w:tcPr>
-            <w:tcW w:w="3118" w:type="dxa"/>
-            <w:vAlign w:val="center"/>
-          </w:tcPr>
-          <w:p>
-            <w:pPr>
-              <w:spacing w:after="0" w:line="240" w:lineRule="auto"/>
-              <w:jc w:val="center"/>
-              <w:rPr>
-                <w:bCs/>
-              </w:rPr>
-            </w:pPr>
-            <w:r>
-              <w:rPr>
-                <w:bCs/>
-              </w:rPr>
-              <w:t>10</w:t>
-            </w:r>
-            <w:r>
-              <w:rPr>
-                <w:bCs/>
-                <w:vertAlign w:val="superscript"/>
-              </w:rPr>
-              <w:t>-3</w:t>
-            </w:r>
-          </w:p>
-        </w:tc>
-        <w:tc>
-          <w:tcPr>
-            <w:tcW w:w="1701" w:type="dxa"/>
-            <w:vAlign w:val="center"/>
-          </w:tcPr>
-          <w:p>
-            <w:pPr>
-              <w:spacing w:after="0" w:line="240" w:lineRule="auto"/>
-              <w:jc w:val="center"/>
-              <w:rPr>
-                <w:bCs/>
-              </w:rPr>
-            </w:pPr>
-            <w:r>
-              <w:rPr>
-                <w:bCs/>
-              </w:rPr>
-              <w:t>Milli</w:t>
-            </w:r>
-            <w:r>
-              <w:rPr>
-                <w:bCs/>
-              </w:rPr>
-              <w:t>-</w:t>
-            </w:r>
-          </w:p>
-        </w:tc>
-        <w:tc>
-          <w:tcPr>
-            <w:tcW w:w="1723" w:type="dxa"/>
-            <w:vAlign w:val="center"/>
-          </w:tcPr>
-          <w:p>
-            <w:pPr>
-              <w:spacing w:after="0" w:line="240" w:lineRule="auto"/>
-              <w:jc w:val="center"/>
-              <w:rPr>
-                <w:bCs/>
-              </w:rPr>
-            </w:pPr>
-            <w:proofErr w:type="gramStart"/>
-            <w:r>
-              <w:rPr>
-                <w:bCs/>
-              </w:rPr>
-              <w:t>m</w:t>
-            </w:r>
-            <w:proofErr w:type="gramEnd"/>
-          </w:p>
-        </w:tc>
-      </w:tr>
-      <w:tr>
-        <w:trPr>
-          <w:trHeight w:val="340"/>
-        </w:trPr>
-        <w:tc>
-          <w:tcPr>
-            <w:tcW w:w="2300" w:type="dxa"/>
-            <w:vAlign w:val="center"/>
-          </w:tcPr>
-          <w:p>
-            <w:pPr>
-              <w:spacing w:after="0" w:line="240" w:lineRule="auto"/>
-              <w:jc w:val="center"/>
-              <w:rPr>
-                <w:bCs/>
-              </w:rPr>
-            </w:pPr>
-            <w:r>
-              <w:rPr>
-                <w:bCs/>
-              </w:rPr>
-              <w:t>Un dix</w:t>
-            </w:r>
-            <w:r>
-              <w:rPr>
-                <w:bCs/>
-              </w:rPr>
-              <w:t>-</w:t>
-            </w:r>
-            <w:r>
-              <w:rPr>
-                <w:bCs/>
-              </w:rPr>
-              <w:t>millième</w:t>
-            </w:r>
-          </w:p>
-        </w:tc>
-        <w:tc>
-          <w:tcPr>
-            <w:tcW w:w="1948" w:type="dxa"/>
-            <w:vAlign w:val="center"/>
-          </w:tcPr>
-          <w:p>
-            <w:pPr>
-              <w:spacing w:after="0" w:line="240" w:lineRule="auto"/>
-              <w:jc w:val="center"/>
-              <w:rPr>
-                <w:bCs/>
-              </w:rPr>
-            </w:pPr>
-            <w:r>
-              <w:rPr>
-                <w:bCs/>
-              </w:rPr>
-              <w:t>0,000</w:t>
-            </w:r>
-            <w:r>
-              <w:rPr>
-                <w:bCs/>
-              </w:rPr>
-              <w:t xml:space="preserve"> </w:t>
-            </w:r>
-            <w:r>
-              <w:rPr>
-                <w:bCs/>
-              </w:rPr>
-              <w:t>1</w:t>
-            </w:r>
-          </w:p>
-        </w:tc>
-        <w:tc>
-          <w:tcPr>
-            <w:tcW w:w="3118" w:type="dxa"/>
-          </w:tcPr>
-          <w:p>
-            <w:pPr>
-              <w:spacing w:after="0" w:line="240" w:lineRule="auto"/>
-              <w:jc w:val="center"/>
-              <w:rPr>
-                <w:bCs/>
-              </w:rPr>
-            </w:pPr>
-            <w:r>
-              <w:rPr>
-                <w:bCs/>
-              </w:rPr>
-              <w:t>10</w:t>
-            </w:r>
-            <w:r>
-              <w:rPr>
-                <w:bCs/>
-                <w:vertAlign w:val="superscript"/>
-              </w:rPr>
-              <w:t>-4</w:t>
-            </w:r>
-          </w:p>
-        </w:tc>
-        <w:tc>
-          <w:tcPr>
-            <w:tcW w:w="1701" w:type="dxa"/>
-            <w:shd w:val="clear" w:color="auto" w:fill="BFBFBF" w:themeFill="background1" w:themeFillShade="BF"/>
-            <w:vAlign w:val="center"/>
-          </w:tcPr>
-          <w:p>
-            <w:pPr>
-              <w:spacing w:after="0" w:line="240" w:lineRule="auto"/>
-              <w:jc w:val="center"/>
-              <w:rPr>
-                <w:bCs/>
-              </w:rPr>
-            </w:pPr>
-          </w:p>
-        </w:tc>
-        <w:tc>
-          <w:tcPr>
-            <w:tcW w:w="1723" w:type="dxa"/>
-            <w:shd w:val="clear" w:color="auto" w:fill="BFBFBF" w:themeFill="background1" w:themeFillShade="BF"/>
-            <w:vAlign w:val="center"/>
-          </w:tcPr>
-          <w:p>
-            <w:pPr>
-              <w:spacing w:after="0" w:line="240" w:lineRule="auto"/>
-              <w:jc w:val="center"/>
-              <w:rPr>
-                <w:bCs/>
-              </w:rPr>
-            </w:pPr>
-          </w:p>
-        </w:tc>
-      </w:tr>
-      <w:tr>
-        <w:trPr>
-          <w:trHeight w:val="340"/>
-        </w:trPr>
-        <w:tc>
-          <w:tcPr>
-            <w:tcW w:w="2300" w:type="dxa"/>
-            <w:vAlign w:val="center"/>
-          </w:tcPr>
-          <w:p>
-            <w:pPr>
-              <w:spacing w:after="0" w:line="240" w:lineRule="auto"/>
-              <w:jc w:val="center"/>
-              <w:rPr>
-                <w:bCs/>
-              </w:rPr>
-            </w:pPr>
-            <w:r>
-              <w:rPr>
-                <w:bCs/>
-              </w:rPr>
-              <w:t>Un cent</w:t>
-            </w:r>
-            <w:r>
-              <w:rPr>
-                <w:bCs/>
-              </w:rPr>
-              <w:t>-</w:t>
-            </w:r>
-            <w:r>
-              <w:rPr>
-                <w:bCs/>
-              </w:rPr>
-              <w:t>millième</w:t>
-            </w:r>
-          </w:p>
-        </w:tc>
-        <w:tc>
-          <w:tcPr>
-            <w:tcW w:w="1948" w:type="dxa"/>
-            <w:vAlign w:val="center"/>
-          </w:tcPr>
-          <w:p>
-            <w:pPr>
-              <w:spacing w:after="0" w:line="240" w:lineRule="auto"/>
-              <w:jc w:val="center"/>
-              <w:rPr>
-                <w:bCs/>
-              </w:rPr>
-            </w:pPr>
-            <w:r>
-              <w:rPr>
-                <w:bCs/>
-              </w:rPr>
-              <w:t>0,000</w:t>
-            </w:r>
-            <w:r>
-              <w:rPr>
-                <w:bCs/>
-              </w:rPr>
-              <w:t xml:space="preserve"> </w:t>
-            </w:r>
-            <w:r>
-              <w:rPr>
-                <w:bCs/>
-              </w:rPr>
-              <w:t>01</w:t>
-            </w:r>
-          </w:p>
-        </w:tc>
-        <w:tc>
-          <w:tcPr>
-            <w:tcW w:w="3118" w:type="dxa"/>
-          </w:tcPr>
-          <w:p>
-            <w:pPr>
-              <w:spacing w:after="0" w:line="240" w:lineRule="auto"/>
-              <w:jc w:val="center"/>
-              <w:rPr>
-                <w:bCs/>
-              </w:rPr>
-            </w:pPr>
-            <w:r>
-              <w:rPr>
-                <w:bCs/>
-              </w:rPr>
-              <w:t>10</w:t>
-            </w:r>
-            <w:r>
-              <w:rPr>
-                <w:bCs/>
-                <w:vertAlign w:val="superscript"/>
-              </w:rPr>
-              <w:t>-5</w:t>
-            </w:r>
-          </w:p>
-        </w:tc>
-        <w:tc>
-          <w:tcPr>
-            <w:tcW w:w="1701" w:type="dxa"/>
-            <w:shd w:val="clear" w:color="auto" w:fill="BFBFBF" w:themeFill="background1" w:themeFillShade="BF"/>
-            <w:vAlign w:val="center"/>
-          </w:tcPr>
-          <w:p>
-            <w:pPr>
-              <w:spacing w:after="0" w:line="240" w:lineRule="auto"/>
-              <w:jc w:val="center"/>
-              <w:rPr>
-                <w:bCs/>
-              </w:rPr>
-            </w:pPr>
-          </w:p>
-        </w:tc>
-        <w:tc>
-          <w:tcPr>
-            <w:tcW w:w="1723" w:type="dxa"/>
-            <w:shd w:val="clear" w:color="auto" w:fill="BFBFBF" w:themeFill="background1" w:themeFillShade="BF"/>
-            <w:vAlign w:val="center"/>
-          </w:tcPr>
-          <w:p>
-            <w:pPr>
-              <w:spacing w:after="0" w:line="240" w:lineRule="auto"/>
-              <w:jc w:val="center"/>
-              <w:rPr>
-                <w:bCs/>
-              </w:rPr>
-            </w:pPr>
-          </w:p>
-        </w:tc>
-      </w:tr>
-      <w:tr>
-        <w:trPr>
-          <w:trHeight w:val="340"/>
-        </w:trPr>
-        <w:tc>
-          <w:tcPr>
-            <w:tcW w:w="2300" w:type="dxa"/>
-            <w:vAlign w:val="center"/>
-          </w:tcPr>
-          <w:p>
-            <w:pPr>
-              <w:spacing w:after="0" w:line="240" w:lineRule="auto"/>
-              <w:jc w:val="center"/>
-              <w:rPr>
-                <w:bCs/>
-              </w:rPr>
-            </w:pPr>
-            <w:r>
-              <w:rPr>
-                <w:bCs/>
-              </w:rPr>
-              <w:t>Un millionième</w:t>
-            </w:r>
-          </w:p>
-        </w:tc>
-        <w:tc>
-          <w:tcPr>
-            <w:tcW w:w="1948" w:type="dxa"/>
-            <w:vAlign w:val="center"/>
-          </w:tcPr>
-          <w:p>
-            <w:pPr>
-              <w:spacing w:after="0" w:line="240" w:lineRule="auto"/>
-              <w:jc w:val="center"/>
-              <w:rPr>
-                <w:bCs/>
-              </w:rPr>
-            </w:pPr>
-            <w:r>
-              <w:rPr>
-                <w:bCs/>
-              </w:rPr>
-              <w:t>0,000</w:t>
-            </w:r>
-            <w:r>
-              <w:rPr>
-                <w:bCs/>
-              </w:rPr>
-              <w:t xml:space="preserve"> </w:t>
-            </w:r>
-            <w:r>
-              <w:rPr>
-                <w:bCs/>
-              </w:rPr>
-              <w:t>001</w:t>
-            </w:r>
-          </w:p>
-        </w:tc>
-        <w:tc>
-          <w:tcPr>
-            <w:tcW w:w="3118" w:type="dxa"/>
-          </w:tcPr>
-          <w:p>
-            <w:pPr>
-              <w:spacing w:after="0" w:line="240" w:lineRule="auto"/>
-              <w:jc w:val="center"/>
-              <w:rPr>
-                <w:bCs/>
-              </w:rPr>
-            </w:pPr>
-            <w:r>
-              <w:rPr>
-                <w:bCs/>
-              </w:rPr>
-              <w:t>10</w:t>
-            </w:r>
-            <w:r>
-              <w:rPr>
-                <w:bCs/>
-                <w:vertAlign w:val="superscript"/>
-              </w:rPr>
-              <w:t>-6</w:t>
-            </w:r>
-          </w:p>
-        </w:tc>
-        <w:tc>
-          <w:tcPr>
-            <w:tcW w:w="1701" w:type="dxa"/>
-            <w:vAlign w:val="center"/>
-          </w:tcPr>
-          <w:p>
-            <w:pPr>
-              <w:spacing w:after="0" w:line="240" w:lineRule="auto"/>
-              <w:jc w:val="center"/>
-              <w:rPr>
-                <w:bCs/>
-              </w:rPr>
-            </w:pPr>
-            <w:r>
-              <w:rPr>
-                <w:bCs/>
-              </w:rPr>
-              <w:t>Micro</w:t>
-            </w:r>
-            <w:r>
-              <w:rPr>
-                <w:bCs/>
-              </w:rPr>
-              <w:t>-</w:t>
-            </w:r>
-          </w:p>
-        </w:tc>
-        <w:tc>
-          <w:tcPr>
-            <w:tcW w:w="1723" w:type="dxa"/>
-            <w:vAlign w:val="center"/>
-          </w:tcPr>
-          <w:p>
-            <w:pPr>
-              <w:spacing w:after="0" w:line="240" w:lineRule="auto"/>
-              <w:jc w:val="center"/>
-              <w:rPr>
-                <w:bCs/>
-              </w:rPr>
-            </w:pPr>
-            <w:proofErr w:type="gramStart"/>
-            <w:r>
-              <w:rPr>
-                <w:bCs/>
-              </w:rPr>
-              <w:t>µ</w:t>
-            </w:r>
-            <w:proofErr w:type="gramEnd"/>
-          </w:p>
-        </w:tc>
-      </w:tr>
-      <w:tr>
-        <w:trPr>
-          <w:trHeight w:val="340"/>
-        </w:trPr>
-        <w:tc>
-          <w:tcPr>
-            <w:tcW w:w="2300" w:type="dxa"/>
-            <w:vAlign w:val="center"/>
-          </w:tcPr>
-          <w:p>
-            <w:pPr>
-              <w:spacing w:after="0" w:line="240" w:lineRule="auto"/>
-              <w:jc w:val="center"/>
-              <w:rPr>
-                <w:bCs/>
-              </w:rPr>
-            </w:pPr>
-            <w:r>
-              <w:rPr>
-                <w:bCs/>
-              </w:rPr>
-              <w:t>Un dix</w:t>
-            </w:r>
-            <w:r>
-              <w:rPr>
-                <w:bCs/>
-              </w:rPr>
-              <w:t>-</w:t>
-            </w:r>
-            <w:r>
-              <w:rPr>
-                <w:bCs/>
-              </w:rPr>
-              <w:t>millionième</w:t>
-            </w:r>
-          </w:p>
-        </w:tc>
-        <w:tc>
-          <w:tcPr>
-            <w:tcW w:w="1948" w:type="dxa"/>
-            <w:vAlign w:val="center"/>
-          </w:tcPr>
-          <w:p>
-            <w:pPr>
-              <w:spacing w:after="0" w:line="240" w:lineRule="auto"/>
-              <w:jc w:val="center"/>
-              <w:rPr>
-                <w:bCs/>
-              </w:rPr>
-            </w:pPr>
-            <w:r>
-              <w:rPr>
-                <w:bCs/>
-              </w:rPr>
-              <w:t>0,000</w:t>
-            </w:r>
-            <w:r>
-              <w:rPr>
-                <w:bCs/>
-              </w:rPr>
-              <w:t xml:space="preserve"> </w:t>
-            </w:r>
-            <w:r>
-              <w:rPr>
-                <w:bCs/>
-              </w:rPr>
-              <w:t>000</w:t>
-            </w:r>
-            <w:r>
-              <w:rPr>
-                <w:bCs/>
-              </w:rPr>
-              <w:t xml:space="preserve"> </w:t>
-            </w:r>
-            <w:r>
-              <w:rPr>
-                <w:bCs/>
-              </w:rPr>
-              <w:t>1</w:t>
-            </w:r>
-          </w:p>
-        </w:tc>
-        <w:tc>
-          <w:tcPr>
-            <w:tcW w:w="3118" w:type="dxa"/>
-          </w:tcPr>
-          <w:p>
-            <w:pPr>
-              <w:spacing w:after="0" w:line="240" w:lineRule="auto"/>
-              <w:jc w:val="center"/>
-              <w:rPr>
-                <w:bCs/>
-              </w:rPr>
-            </w:pPr>
-            <w:r>
-              <w:rPr>
-                <w:bCs/>
-              </w:rPr>
-              <w:t>10</w:t>
-            </w:r>
-            <w:r>
-              <w:rPr>
-                <w:bCs/>
-                <w:vertAlign w:val="superscript"/>
-              </w:rPr>
-              <w:t>-7</w:t>
-            </w:r>
-          </w:p>
-        </w:tc>
-        <w:tc>
-          <w:tcPr>
-            <w:tcW w:w="1701" w:type="dxa"/>
-            <w:shd w:val="clear" w:color="auto" w:fill="BFBFBF" w:themeFill="background1" w:themeFillShade="BF"/>
-            <w:vAlign w:val="center"/>
-          </w:tcPr>
-          <w:p>
-            <w:pPr>
-              <w:spacing w:after="0" w:line="240" w:lineRule="auto"/>
-              <w:jc w:val="center"/>
-              <w:rPr>
-                <w:bCs/>
-              </w:rPr>
-            </w:pPr>
-          </w:p>
-        </w:tc>
-        <w:tc>
-          <w:tcPr>
-            <w:tcW w:w="1723" w:type="dxa"/>
-            <w:shd w:val="clear" w:color="auto" w:fill="BFBFBF" w:themeFill="background1" w:themeFillShade="BF"/>
-            <w:vAlign w:val="center"/>
-          </w:tcPr>
-          <w:p>
-            <w:pPr>
-              <w:spacing w:after="0" w:line="240" w:lineRule="auto"/>
-              <w:jc w:val="center"/>
-              <w:rPr>
-                <w:bCs/>
-              </w:rPr>
-            </w:pPr>
-          </w:p>
-        </w:tc>
-      </w:tr>
-      <w:tr>
-        <w:trPr>
-          <w:trHeight w:val="340"/>
-        </w:trPr>
-        <w:tc>
-          <w:tcPr>
-            <w:tcW w:w="2300" w:type="dxa"/>
-            <w:vAlign w:val="center"/>
-          </w:tcPr>
-          <w:p>
-            <w:pPr>
-              <w:spacing w:after="0" w:line="240" w:lineRule="auto"/>
-              <w:jc w:val="center"/>
-              <w:rPr>
-                <w:bCs/>
-              </w:rPr>
-            </w:pPr>
-            <w:r>
-              <w:rPr>
-                <w:bCs/>
-              </w:rPr>
-              <w:t>Un cent</w:t>
-            </w:r>
-            <w:r>
-              <w:rPr>
-                <w:bCs/>
-              </w:rPr>
-              <w:t>-</w:t>
-            </w:r>
-            <w:r>
-              <w:rPr>
-                <w:bCs/>
-              </w:rPr>
-              <w:t>millionième</w:t>
-            </w:r>
-          </w:p>
-        </w:tc>
-        <w:tc>
-          <w:tcPr>
-            <w:tcW w:w="1948" w:type="dxa"/>
-            <w:vAlign w:val="center"/>
-          </w:tcPr>
-          <w:p>
-            <w:pPr>
-              <w:spacing w:after="0" w:line="240" w:lineRule="auto"/>
-              <w:jc w:val="center"/>
-              <w:rPr>
-                <w:bCs/>
-              </w:rPr>
-            </w:pPr>
-            <w:r>
-              <w:rPr>
-                <w:bCs/>
-              </w:rPr>
-              <w:t>0,00000001</w:t>
-            </w:r>
-          </w:p>
-        </w:tc>
-        <w:tc>
-          <w:tcPr>
-            <w:tcW w:w="3118" w:type="dxa"/>
-          </w:tcPr>
-          <w:p>
-            <w:pPr>
-              <w:spacing w:after="0" w:line="240" w:lineRule="auto"/>
-              <w:jc w:val="center"/>
-              <w:rPr>
-                <w:bCs/>
-              </w:rPr>
-            </w:pPr>
-            <w:r>
-              <w:rPr>
-                <w:bCs/>
-              </w:rPr>
-              <w:t>10</w:t>
-            </w:r>
-            <w:r>
-              <w:rPr>
-                <w:bCs/>
-                <w:vertAlign w:val="superscript"/>
-              </w:rPr>
-              <w:t>-8</w:t>
-            </w:r>
-          </w:p>
-        </w:tc>
-        <w:tc>
-          <w:tcPr>
-            <w:tcW w:w="1701" w:type="dxa"/>
-            <w:shd w:val="clear" w:color="auto" w:fill="BFBFBF" w:themeFill="background1" w:themeFillShade="BF"/>
-            <w:vAlign w:val="center"/>
-          </w:tcPr>
-          <w:p>
-            <w:pPr>
-              <w:spacing w:after="0" w:line="240" w:lineRule="auto"/>
-              <w:jc w:val="center"/>
-              <w:rPr>
-                <w:bCs/>
-              </w:rPr>
-            </w:pPr>
-          </w:p>
-        </w:tc>
-        <w:tc>
-          <w:tcPr>
-            <w:tcW w:w="1723" w:type="dxa"/>
-            <w:shd w:val="clear" w:color="auto" w:fill="BFBFBF" w:themeFill="background1" w:themeFillShade="BF"/>
-            <w:vAlign w:val="center"/>
-          </w:tcPr>
-          <w:p>
-            <w:pPr>
-              <w:spacing w:after="0" w:line="240" w:lineRule="auto"/>
-              <w:jc w:val="center"/>
-              <w:rPr>
-                <w:bCs/>
-              </w:rPr>
-            </w:pPr>
-          </w:p>
-        </w:tc>
-      </w:tr>
-      <w:tr>
-        <w:trPr>
-          <w:trHeight w:val="340"/>
-        </w:trPr>
-        <w:tc>
-          <w:tcPr>
-            <w:tcW w:w="2300" w:type="dxa"/>
-            <w:vAlign w:val="center"/>
-          </w:tcPr>
-          <w:p>
-            <w:pPr>
-              <w:spacing w:after="0" w:line="240" w:lineRule="auto"/>
-              <w:jc w:val="center"/>
-              <w:rPr>
-                <w:bCs/>
-              </w:rPr>
-            </w:pPr>
-            <w:r>
-              <w:rPr>
-                <w:bCs/>
-              </w:rPr>
-              <w:t>Un milliardième</w:t>
-            </w:r>
-          </w:p>
-        </w:tc>
-        <w:tc>
-          <w:tcPr>
-            <w:tcW w:w="1948" w:type="dxa"/>
-            <w:vAlign w:val="center"/>
-          </w:tcPr>
-          <w:p>
-            <w:pPr>
-              <w:spacing w:after="0" w:line="240" w:lineRule="auto"/>
-              <w:jc w:val="center"/>
-              <w:rPr>
-                <w:bCs/>
-              </w:rPr>
-            </w:pPr>
-            <w:r>
-              <w:rPr>
-                <w:bCs/>
-              </w:rPr>
-              <w:t>0,000000001</w:t>
-            </w:r>
-          </w:p>
-        </w:tc>
-        <w:tc>
-          <w:tcPr>
-            <w:tcW w:w="3118" w:type="dxa"/>
-          </w:tcPr>
-          <w:p>
-            <w:pPr>
-              <w:spacing w:after="0" w:line="240" w:lineRule="auto"/>
-              <w:jc w:val="center"/>
-              <w:rPr>
-                <w:bCs/>
-              </w:rPr>
-            </w:pPr>
-            <w:r>
-              <w:rPr>
-                <w:bCs/>
-              </w:rPr>
-              <w:t>10</w:t>
-            </w:r>
-            <w:r>
-              <w:rPr>
-                <w:bCs/>
-                <w:vertAlign w:val="superscript"/>
-              </w:rPr>
-              <w:t>-9</w:t>
-            </w:r>
-          </w:p>
-        </w:tc>
-        <w:tc>
-          <w:tcPr>
-            <w:tcW w:w="1701" w:type="dxa"/>
-            <w:vAlign w:val="center"/>
-          </w:tcPr>
-          <w:p>
-            <w:pPr>
-              <w:spacing w:after="0" w:line="240" w:lineRule="auto"/>
-              <w:jc w:val="center"/>
-              <w:rPr>
-                <w:bCs/>
-              </w:rPr>
-            </w:pPr>
-            <w:r>
-              <w:rPr>
-                <w:bCs/>
-              </w:rPr>
-              <w:t>Nano</w:t>
-            </w:r>
-            <w:r>
-              <w:rPr>
-                <w:bCs/>
-              </w:rPr>
-              <w:t>-</w:t>
-            </w:r>
-          </w:p>
-        </w:tc>
-        <w:tc>
-          <w:tcPr>
-            <w:tcW w:w="1723" w:type="dxa"/>
-            <w:vAlign w:val="center"/>
-          </w:tcPr>
-          <w:p>
-            <w:pPr>
-              <w:spacing w:after="0" w:line="240" w:lineRule="auto"/>
-              <w:jc w:val="center"/>
-              <w:rPr>
-                <w:bCs/>
-              </w:rPr>
-            </w:pPr>
-            <w:proofErr w:type="gramStart"/>
-            <w:r>
-              <w:rPr>
-                <w:bCs/>
-              </w:rPr>
-              <w:t>n</w:t>
-            </w:r>
-            <w:proofErr w:type="gramEnd"/>
           </w:p>
         </w:tc>
       </w:tr>
@@ -5148,6 +5829,12 @@
         </w:rPr>
         <w:t>Il faut commencer par exprimer la grandeur de référence : en replaçant 1 devant le symbole de l’unité de mesure</w:t>
       </w:r>
+      <w:r>
+        <w:rPr>
+          <w:bCs/>
+        </w:rPr>
+        <w:t> :</w:t>
+      </w:r>
     </w:p>
     <w:p>
       <w:pPr>
@@ -5163,7 +5850,7 @@
           <w:noProof/>
         </w:rPr>
         <w:drawing>
-          <wp:inline distT="0" distB="0" distL="0" distR="0" wp14:anchorId="22D42123" wp14:editId="7B1DEC55">
+          <wp:inline distT="0" distB="0" distL="0" distR="0" wp14:anchorId="22D42123" wp14:editId="6D60B2F1">
             <wp:extent cx="4658766" cy="606834"/>
             <wp:effectExtent l="0" t="0" r="0" b="3175"/>
             <wp:docPr id="14" name="Image 13">
@@ -5192,7 +5879,19 @@
                     </pic:cNvPicPr>
                   </pic:nvPicPr>
                   <pic:blipFill rotWithShape="1">
-                    <a:blip r:embed="rId7"/>
+                    <a:blip r:embed="rId7">
+                      <a:extLst>
+                        <a:ext uri="{BEBA8EAE-BF5A-486C-A8C5-ECC9F3942E4B}">
+                          <a14:imgProps xmlns:a14="http://schemas.microsoft.com/office/drawing/2010/main">
+                            <a14:imgLayer r:embed="rId8">
+                              <a14:imgEffect>
+                                <a14:sharpenSoften amount="37000"/>
+                              </a14:imgEffect>
+                            </a14:imgLayer>
+                          </a14:imgProps>
+                        </a:ext>
+                      </a:extLst>
+                    </a:blip>
                     <a:srcRect l="3042" t="26327" r="1758" b="31822"/>
                     <a:stretch>
                       <a:fillRect/>
@@ -5253,8 +5952,9 @@
     <w:p>
       <w:pPr>
         <w:pStyle w:val="Paragraphedeliste"/>
-        <w:spacing w:after="0" w:line="240" w:lineRule="auto"/>
+        <w:spacing w:after="120" w:line="240" w:lineRule="auto"/>
         <w:ind w:left="284"/>
+        <w:contextualSpacing w:val="0"/>
         <w:jc w:val="both"/>
         <w:rPr>
           <w:rFonts w:eastAsiaTheme="minorEastAsia"/>
@@ -5300,34 +6000,25 @@
           </w:rPr>
           <m:t xml:space="preserve">1 cm= </m:t>
         </m:r>
-        <m:f>
-          <m:fPr>
-            <m:ctrlPr>
-              <w:rPr>
-                <w:rFonts w:ascii="Cambria Math" w:hAnsi="Cambria Math"/>
-                <w:bCs/>
-                <w:i/>
-              </w:rPr>
-            </m:ctrlPr>
-          </m:fPr>
-          <m:num>
-            <m:r>
-              <w:rPr>
-                <w:rFonts w:ascii="Cambria Math" w:hAnsi="Cambria Math"/>
-              </w:rPr>
-              <m:t>1 m</m:t>
-            </m:r>
-          </m:num>
-          <m:den>
-            <m:r>
-              <w:rPr>
-                <w:rFonts w:ascii="Cambria Math" w:hAnsi="Cambria Math"/>
-              </w:rPr>
-              <m:t>100</m:t>
-            </m:r>
-          </m:den>
-        </m:f>
       </m:oMath>
+      <w:r>
+        <w:rPr>
+          <w:rFonts w:eastAsiaTheme="minorEastAsia"/>
+          <w:bCs/>
+        </w:rPr>
+        <w:t xml:space="preserve"> </w:t>
+      </w:r>
+      <w:r>
+        <w:rPr>
+          <w:rFonts w:ascii="Belle Allure CE" w:hAnsi="Belle Allure CE" w:cs="Belle Allure CE"/>
+          <w:b/>
+          <w:bCs/>
+          <w:color w:val="0A1F66"/>
+          <w:sz w:val="17"/>
+          <w:szCs w:val="17"/>
+        </w:rPr>
+        <w:t xml:space="preserve">0,01 m</w:t>
+      </w:r>
     </w:p>
     <w:p>
       <w:pPr>
@@ -5367,7 +6058,7 @@
           <w:rPr>
             <w:rFonts w:ascii="Cambria Math" w:hAnsi="Cambria Math"/>
           </w:rPr>
-          <m:t>1 km=1000 m</m:t>
+          <m:t>1 km=</m:t>
         </m:r>
       </m:oMath>
       <w:r>
@@ -5375,969 +6066,100 @@
           <w:rFonts w:eastAsiaTheme="minorEastAsia"/>
           <w:bCs/>
         </w:rPr>
-        <w:t xml:space="preserve"> et </w:t>
+        <w:t xml:space="preserve"> </w:t>
       </w:r>
+      <w:r>
+        <w:rPr>
+          <w:rFonts w:ascii="Belle Allure CE" w:hAnsi="Belle Allure CE" w:cs="Belle Allure CE"/>
+          <w:b/>
+          <w:bCs/>
+          <w:color w:val="0A1F66"/>
+          <w:sz w:val="17"/>
+          <w:szCs w:val="17"/>
+        </w:rPr>
+        <w:t xml:space="preserve">1 000 m</w:t>
+      </w:r>
+      <w:proofErr w:type="gramStart"/>
+      <w:proofErr w:type="gramEnd"/>
+    </w:p>
+    <w:p>
+      <w:pPr>
+        <w:spacing w:after="0" w:line="240" w:lineRule="auto"/>
+        <w:jc w:val="both"/>
+        <w:rPr>
+          <w:b/>
+          <w:sz w:val="14"/>
+          <w:szCs w:val="14"/>
+        </w:rPr>
+      </w:pPr>
+    </w:p>
+    <w:p>
+      <w:pPr>
+        <w:pStyle w:val="Paragraphedeliste"/>
+        <w:numPr>
+          <w:ilvl w:val="0"/>
+          <w:numId w:val="13"/>
+        </w:numPr>
+        <w:spacing w:after="120" w:line="240" w:lineRule="auto"/>
+        <w:ind w:left="284" w:hanging="284"/>
+        <w:contextualSpacing w:val="0"/>
+        <w:jc w:val="both"/>
+        <w:rPr>
+          <w:bCs/>
+        </w:rPr>
+      </w:pPr>
+      <w:r>
+        <w:rPr>
+          <w:bCs/>
+        </w:rPr>
+        <w:t xml:space="preserve">Enfin il faut réaliser la conversion : </w:t>
+      </w:r>
+    </w:p>
+    <w:p>
+      <w:pPr>
+        <w:spacing w:after="0" w:line="240" w:lineRule="auto"/>
+        <w:jc w:val="both"/>
+        <w:rPr>
+          <w:bCs/>
+          <w:sz w:val="4"/>
+          <w:szCs w:val="4"/>
+        </w:rPr>
+      </w:pPr>
+    </w:p>
+    <w:p>
+      <w:pPr>
+        <w:spacing w:after="0" w:line="240" w:lineRule="auto"/>
+        <w:jc w:val="center"/>
+        <w:rPr>
+          <w:bCs/>
+        </w:rPr>
+      </w:pPr>
       <m:oMath>
         <m:r>
           <w:rPr>
             <w:rFonts w:ascii="Cambria Math" w:hAnsi="Cambria Math"/>
           </w:rPr>
-          <m:t xml:space="preserve">1 m= </m:t>
+          <m:t>L=</m:t>
         </m:r>
-        <m:f>
-          <m:fPr>
-            <m:ctrlPr>
-              <w:rPr>
-                <w:rFonts w:ascii="Cambria Math" w:hAnsi="Cambria Math"/>
-                <w:bCs/>
-                <w:i/>
-              </w:rPr>
-            </m:ctrlPr>
-          </m:fPr>
-          <m:num>
-            <m:r>
-              <w:rPr>
-                <w:rFonts w:ascii="Cambria Math" w:hAnsi="Cambria Math"/>
-              </w:rPr>
-              <m:t>1 km</m:t>
-            </m:r>
-          </m:num>
-          <m:den>
-            <m:r>
-              <w:rPr>
-                <w:rFonts w:ascii="Cambria Math" w:hAnsi="Cambria Math"/>
-              </w:rPr>
-              <m:t>1000</m:t>
-            </m:r>
-          </m:den>
-        </m:f>
       </m:oMath>
-    </w:p>
-    <w:p>
-      <w:pPr>
-        <w:spacing w:after="0" w:line="240" w:lineRule="auto"/>
-        <w:jc w:val="both"/>
-        <w:rPr>
-          <w:b/>
-          <w:sz w:val="14"/>
-          <w:szCs w:val="14"/>
-        </w:rPr>
-      </w:pPr>
-    </w:p>
-    <w:p>
-      <w:pPr>
-        <w:pStyle w:val="Paragraphedeliste"/>
-        <w:numPr>
-          <w:ilvl w:val="0"/>
-          <w:numId w:val="13"/>
-        </w:numPr>
-        <w:spacing w:after="0" w:line="240" w:lineRule="auto"/>
-        <w:ind w:left="284" w:hanging="284"/>
-        <w:jc w:val="both"/>
-        <w:rPr>
+      <w:r>
+        <w:rPr>
+          <w:rFonts w:eastAsiaTheme="minorEastAsia"/>
           <w:bCs/>
         </w:rPr>
-      </w:pPr>
-      <w:r>
-        <w:rPr>
-          <w:bCs/>
-        </w:rPr>
-        <w:t xml:space="preserve">Enfin il faut réaliser la conversion : </w:t>
-      </w:r>
-    </w:p>
-    <w:p>
-      <w:pPr>
-        <w:spacing w:after="0" w:line="240" w:lineRule="auto"/>
-        <w:jc w:val="both"/>
-        <w:rPr>
-          <w:bCs/>
-          <w:sz w:val="4"/>
-          <w:szCs w:val="4"/>
-        </w:rPr>
-      </w:pPr>
-      <w:r>
-        <w:rPr>
-          <w:bCs/>
-          <w:noProof/>
-          <w:sz w:val="4"/>
-          <w:szCs w:val="4"/>
-        </w:rPr>
-        <mc:AlternateContent>
-          <mc:Choice Requires="wpg">
-            <w:drawing>
-              <wp:anchor distT="0" distB="0" distL="114300" distR="114300" simplePos="0" relativeHeight="251670528" behindDoc="0" locked="0" layoutInCell="1" allowOverlap="1" wp14:anchorId="29B73513" wp14:editId="768DD3BD">
-                <wp:simplePos x="0" y="0"/>
-                <wp:positionH relativeFrom="column">
-                  <wp:posOffset>2286000</wp:posOffset>
-                </wp:positionH>
-                <wp:positionV relativeFrom="paragraph">
-                  <wp:posOffset>21590</wp:posOffset>
-                </wp:positionV>
-                <wp:extent cx="1819275" cy="675005"/>
-                <wp:effectExtent l="0" t="0" r="28575" b="10795"/>
-                <wp:wrapNone/>
-                <wp:docPr id="1684015510" name="Groupe 5"/>
-                <wp:cNvGraphicFramePr/>
-                <a:graphic xmlns:a="http://schemas.openxmlformats.org/drawingml/2006/main">
-                  <a:graphicData uri="http://schemas.microsoft.com/office/word/2010/wordprocessingGroup">
-                    <wpg:wgp>
-                      <wpg:cNvGrpSpPr/>
-                      <wpg:grpSpPr>
-                        <a:xfrm>
-                          <a:off x="0" y="0"/>
-                          <a:ext cx="1819275" cy="675005"/>
-                          <a:chOff x="-299080" y="0"/>
-                          <a:chExt cx="1820104" cy="675585"/>
-                        </a:xfrm>
-                      </wpg:grpSpPr>
-                      <wps:wsp>
-                        <wps:cNvPr id="502206648" name="Rectangle : coins arrondis 1"/>
-                        <wps:cNvSpPr/>
-                        <wps:spPr>
-                          <a:xfrm>
-                            <a:off x="-122246" y="399455"/>
-                            <a:ext cx="1643270" cy="276130"/>
-                          </a:xfrm>
-                          <a:prstGeom prst="roundRect">
-                            <a:avLst/>
-                          </a:prstGeom>
-                          <a:noFill/>
-                          <a:ln w="12700">
-                            <a:solidFill>
-                              <a:srgbClr val="00B050"/>
-                            </a:solidFill>
-                          </a:ln>
-                        </wps:spPr>
-                        <wps:style>
-                          <a:lnRef idx="2">
-                            <a:schemeClr val="accent1">
-                              <a:shade val="15000"/>
-                            </a:schemeClr>
-                          </a:lnRef>
-                          <a:fillRef idx="1">
-                            <a:schemeClr val="accent1"/>
-                          </a:fillRef>
-                          <a:effectRef idx="0">
-                            <a:schemeClr val="accent1"/>
-                          </a:effectRef>
-                          <a:fontRef idx="minor">
-                            <a:schemeClr val="lt1"/>
-                          </a:fontRef>
-                        </wps:style>
-                        <wps:txbx>
-                          <w:txbxContent>
-                            <w:p>
-                              <w:pPr>
-                                <w:jc w:val="center"/>
-                                <w:rPr>
-                                  <w:color w:val="00B050"/>
-                                  <w:sz w:val="18"/>
-                                  <w:szCs w:val="18"/>
-                                </w:rPr>
-                              </w:pPr>
-                              <w:r>
-                                <w:rPr>
-                                  <w:color w:val="00B050"/>
-                                  <w:sz w:val="18"/>
-                                  <w:szCs w:val="18"/>
-                                </w:rPr>
-                                <w:t>Par d</w:t>
-                              </w:r>
-                              <w:r>
-                                <w:rPr>
-                                  <w:color w:val="00B050"/>
-                                  <w:sz w:val="18"/>
-                                  <w:szCs w:val="18"/>
-                                </w:rPr>
-                                <w:t>éfinition du centimètre</w:t>
-                              </w:r>
-                            </w:p>
-                          </w:txbxContent>
-                        </wps:txbx>
-                        <wps:bodyPr rot="0" spcFirstLastPara="0" vertOverflow="overflow" horzOverflow="overflow" vert="horz" wrap="square" lIns="91440" tIns="45720" rIns="91440" bIns="45720" numCol="1" spcCol="0" rtlCol="0" fromWordArt="0" anchor="ctr" anchorCtr="0" forceAA="0" compatLnSpc="1">
-                          <a:prstTxWarp prst="textNoShape">
-                            <a:avLst/>
-                          </a:prstTxWarp>
-                          <a:noAutofit/>
-                        </wps:bodyPr>
-                      </wps:wsp>
-                      <wps:wsp>
-                        <wps:cNvPr id="218743438" name="Connecteur droit avec flèche 2"/>
-                        <wps:cNvCnPr/>
-                        <wps:spPr>
-                          <a:xfrm flipH="1" flipV="1">
-                            <a:off x="4170" y="299022"/>
-                            <a:ext cx="154030" cy="94253"/>
-                          </a:xfrm>
-                          <a:prstGeom prst="straightConnector1">
-                            <a:avLst/>
-                          </a:prstGeom>
-                          <a:ln w="12700">
-                            <a:solidFill>
-                              <a:srgbClr val="00B050"/>
-                            </a:solidFill>
-                            <a:tailEnd type="triangle"/>
-                          </a:ln>
-                        </wps:spPr>
-                        <wps:style>
-                          <a:lnRef idx="1">
-                            <a:schemeClr val="accent1"/>
-                          </a:lnRef>
-                          <a:fillRef idx="0">
-                            <a:schemeClr val="accent1"/>
-                          </a:fillRef>
-                          <a:effectRef idx="0">
-                            <a:schemeClr val="accent1"/>
-                          </a:effectRef>
-                          <a:fontRef idx="minor">
-                            <a:schemeClr val="tx1"/>
-                          </a:fontRef>
-                        </wps:style>
-                        <wps:bodyPr/>
-                      </wps:wsp>
-                      <wps:wsp>
-                        <wps:cNvPr id="592712565" name="Rectangle 3"/>
-                        <wps:cNvSpPr/>
-                        <wps:spPr>
-                          <a:xfrm>
-                            <a:off x="-299080" y="0"/>
-                            <a:ext cx="280747" cy="366666"/>
-                          </a:xfrm>
-                          <a:prstGeom prst="rect">
-                            <a:avLst/>
-                          </a:prstGeom>
-                          <a:noFill/>
-                          <a:ln w="12700">
-                            <a:solidFill>
-                              <a:srgbClr val="00B050"/>
-                            </a:solidFill>
-                          </a:ln>
-                        </wps:spPr>
-                        <wps:style>
-                          <a:lnRef idx="2">
-                            <a:schemeClr val="accent1">
-                              <a:shade val="15000"/>
-                            </a:schemeClr>
-                          </a:lnRef>
-                          <a:fillRef idx="1">
-                            <a:schemeClr val="accent1"/>
-                          </a:fillRef>
-                          <a:effectRef idx="0">
-                            <a:schemeClr val="accent1"/>
-                          </a:effectRef>
-                          <a:fontRef idx="minor">
-                            <a:schemeClr val="lt1"/>
-                          </a:fontRef>
-                        </wps:style>
-                        <wps:bodyPr rot="0" spcFirstLastPara="0" vertOverflow="overflow" horzOverflow="overflow" vert="horz" wrap="square" lIns="91440" tIns="45720" rIns="91440" bIns="45720" numCol="1" spcCol="0" rtlCol="0" fromWordArt="0" anchor="ctr" anchorCtr="0" forceAA="0" compatLnSpc="1">
-                          <a:prstTxWarp prst="textNoShape">
-                            <a:avLst/>
-                          </a:prstTxWarp>
-                          <a:noAutofit/>
-                        </wps:bodyPr>
-                      </wps:wsp>
-                    </wpg:wgp>
-                  </a:graphicData>
-                </a:graphic>
-                <wp14:sizeRelH relativeFrom="margin">
-                  <wp14:pctWidth>0</wp14:pctWidth>
-                </wp14:sizeRelH>
-                <wp14:sizeRelV relativeFrom="margin">
-                  <wp14:pctHeight>0</wp14:pctHeight>
-                </wp14:sizeRelV>
-              </wp:anchor>
-            </w:drawing>
-          </mc:Choice>
-          <mc:Fallback>
-            <w:pict>
-              <v:group w14:anchorId="29B73513" id="Groupe 5" o:spid="_x0000_s1026" style="position:absolute;left:0;text-align:left;margin-left:180pt;margin-top:1.7pt;width:143.25pt;height:53.15pt;z-index:251670528;mso-width-relative:margin;mso-height-relative:margin" coordorigin="-2990" coordsize="18201,6755" o:gfxdata="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">
-                <v:roundrect id="Rectangle : coins arrondis 1" o:spid="_x0000_s1027" style="position:absolute;left:-1222;top:3994;width:16432;height:2761;visibility:visible;mso-wrap-style:square;v-text-anchor:middle" arcsize="10923f" o:gfxdata="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" filled="f" strokecolor="#00b050" strokeweight="1pt">
-                  <v:textbox>
-                    <w:txbxContent>
-                      <w:p>
-                        <w:pPr>
-                          <w:jc w:val="center"/>
-                          <w:rPr>
-                            <w:color w:val="00B050"/>
-                            <w:sz w:val="18"/>
-                            <w:szCs w:val="18"/>
-                          </w:rPr>
-                        </w:pPr>
-                        <w:r>
-                          <w:rPr>
-                            <w:color w:val="00B050"/>
-                            <w:sz w:val="18"/>
-                            <w:szCs w:val="18"/>
-                          </w:rPr>
-                          <w:t>Par d</w:t>
-                        </w:r>
-                        <w:r>
-                          <w:rPr>
-                            <w:color w:val="00B050"/>
-                            <w:sz w:val="18"/>
-                            <w:szCs w:val="18"/>
-                          </w:rPr>
-                          <w:t>éfinition du centimètre</w:t>
-                        </w:r>
-                      </w:p>
-                    </w:txbxContent>
-                  </v:textbox>
-                </v:roundrect>
-                <v:shapetype id="_x0000_t32" coordsize="21600,21600" o:spt="32" o:oned="t" path="m,l21600,21600e" filled="f">
-                  <v:path arrowok="t" fillok="f" o:connecttype="none"/>
-                  <o:lock v:ext="edit" shapetype="t"/>
-                </v:shapetype>
-                <v:shape id="Connecteur droit avec flèche 2" o:spid="_x0000_s1028" type="#_x0000_t32" style="position:absolute;left:41;top:2990;width:1541;height:942;flip:x y;visibility:visible;mso-wrap-style:square" o:connectortype="straight" o:gfxdata="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" strokecolor="#00b050" strokeweight="1pt">
-                  <v:stroke endarrow="block"/>
-                </v:shape>
-                <v:rect id="Rectangle 3" o:spid="_x0000_s1029" style="position:absolute;left:-2990;width:2807;height:3666;visibility:visible;mso-wrap-style:square;v-text-anchor:middle" o:gfxdata="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" filled="f" strokecolor="#00b050" strokeweight="1pt"/>
-              </v:group>
-            </w:pict>
-          </mc:Fallback>
-        </mc:AlternateContent>
+        <w:t xml:space="preserve"> </w:t>
       </w:r>
       <w:r>
         <w:rPr>
+          <w:rFonts w:ascii="Belle Allure CE" w:hAnsi="Belle Allure CE" w:cs="Belle Allure CE"/>
+          <w:b/>
           <w:bCs/>
-          <w:noProof/>
-          <w:sz w:val="4"/>
-          <w:szCs w:val="4"/>
-        </w:rPr>
-        <mc:AlternateContent>
-          <mc:Choice Requires="wpg">
-            <w:drawing>
-              <wp:anchor distT="0" distB="0" distL="114300" distR="114300" simplePos="0" relativeHeight="251667456" behindDoc="0" locked="0" layoutInCell="1" allowOverlap="1" wp14:anchorId="09A8456F" wp14:editId="5CB067E0">
-                <wp:simplePos x="0" y="0"/>
-                <wp:positionH relativeFrom="column">
-                  <wp:posOffset>198120</wp:posOffset>
-                </wp:positionH>
-                <wp:positionV relativeFrom="paragraph">
-                  <wp:posOffset>111207</wp:posOffset>
-                </wp:positionV>
-                <wp:extent cx="2121535" cy="582930"/>
-                <wp:effectExtent l="0" t="0" r="12065" b="26670"/>
-                <wp:wrapNone/>
-                <wp:docPr id="1656459637" name="Groupe 6"/>
-                <wp:cNvGraphicFramePr/>
-                <a:graphic xmlns:a="http://schemas.openxmlformats.org/drawingml/2006/main">
-                  <a:graphicData uri="http://schemas.microsoft.com/office/word/2010/wordprocessingGroup">
-                    <wpg:wgp>
-                      <wpg:cNvGrpSpPr/>
-                      <wpg:grpSpPr>
-                        <a:xfrm>
-                          <a:off x="0" y="0"/>
-                          <a:ext cx="2121535" cy="582930"/>
-                          <a:chOff x="4528" y="0"/>
-                          <a:chExt cx="2123038" cy="583913"/>
-                        </a:xfrm>
-                      </wpg:grpSpPr>
-                      <wps:wsp>
-                        <wps:cNvPr id="1109959759" name="Rectangle : coins arrondis 1"/>
-                        <wps:cNvSpPr/>
-                        <wps:spPr>
-                          <a:xfrm>
-                            <a:off x="4528" y="307783"/>
-                            <a:ext cx="2123038" cy="276130"/>
-                          </a:xfrm>
-                          <a:prstGeom prst="roundRect">
-                            <a:avLst/>
-                          </a:prstGeom>
-                          <a:noFill/>
-                          <a:ln w="12700">
-                            <a:solidFill>
-                              <a:schemeClr val="tx2">
-                                <a:lumMod val="60000"/>
-                                <a:lumOff val="40000"/>
-                              </a:schemeClr>
-                            </a:solidFill>
-                          </a:ln>
-                        </wps:spPr>
-                        <wps:style>
-                          <a:lnRef idx="2">
-                            <a:schemeClr val="accent1">
-                              <a:shade val="15000"/>
-                            </a:schemeClr>
-                          </a:lnRef>
-                          <a:fillRef idx="1">
-                            <a:schemeClr val="accent1"/>
-                          </a:fillRef>
-                          <a:effectRef idx="0">
-                            <a:schemeClr val="accent1"/>
-                          </a:effectRef>
-                          <a:fontRef idx="minor">
-                            <a:schemeClr val="lt1"/>
-                          </a:fontRef>
-                        </wps:style>
-                        <wps:txbx>
-                          <w:txbxContent>
-                            <w:p>
-                              <w:pPr>
-                                <w:jc w:val="center"/>
-                                <w:rPr>
-                                  <w:color w:val="0070C0"/>
-                                  <w:sz w:val="18"/>
-                                  <w:szCs w:val="18"/>
-                                </w:rPr>
-                              </w:pPr>
-                              <w:r>
-                                <w:rPr>
-                                  <w:color w:val="0070C0"/>
-                                  <w:sz w:val="18"/>
-                                  <w:szCs w:val="18"/>
-                                </w:rPr>
-                                <w:t>Explicitation de la grandeur de référence</w:t>
-                              </w:r>
-                            </w:p>
-                          </w:txbxContent>
-                        </wps:txbx>
-                        <wps:bodyPr rot="0" spcFirstLastPara="0" vertOverflow="overflow" horzOverflow="overflow" vert="horz" wrap="square" lIns="91440" tIns="45720" rIns="91440" bIns="45720" numCol="1" spcCol="0" rtlCol="0" fromWordArt="0" anchor="ctr" anchorCtr="0" forceAA="0" compatLnSpc="1">
-                          <a:prstTxWarp prst="textNoShape">
-                            <a:avLst/>
-                          </a:prstTxWarp>
-                          <a:noAutofit/>
-                        </wps:bodyPr>
-                      </wps:wsp>
-                      <wps:wsp>
-                        <wps:cNvPr id="308372631" name="Connecteur droit avec flèche 2"/>
-                        <wps:cNvCnPr/>
-                        <wps:spPr>
-                          <a:xfrm flipV="1">
-                            <a:off x="1054754" y="156078"/>
-                            <a:ext cx="302534" cy="152830"/>
-                          </a:xfrm>
-                          <a:prstGeom prst="straightConnector1">
-                            <a:avLst/>
-                          </a:prstGeom>
-                          <a:ln w="12700">
-                            <a:tailEnd type="triangle"/>
-                          </a:ln>
-                        </wps:spPr>
-                        <wps:style>
-                          <a:lnRef idx="1">
-                            <a:schemeClr val="accent1"/>
-                          </a:lnRef>
-                          <a:fillRef idx="0">
-                            <a:schemeClr val="accent1"/>
-                          </a:fillRef>
-                          <a:effectRef idx="0">
-                            <a:schemeClr val="accent1"/>
-                          </a:effectRef>
-                          <a:fontRef idx="minor">
-                            <a:schemeClr val="tx1"/>
-                          </a:fontRef>
-                        </wps:style>
-                        <wps:bodyPr/>
-                      </wps:wsp>
-                      <wps:wsp>
-                        <wps:cNvPr id="2000888261" name="Rectangle 3"/>
-                        <wps:cNvSpPr/>
-                        <wps:spPr>
-                          <a:xfrm>
-                            <a:off x="1366658" y="0"/>
-                            <a:ext cx="303291" cy="171985"/>
-                          </a:xfrm>
-                          <a:prstGeom prst="rect">
-                            <a:avLst/>
-                          </a:prstGeom>
-                          <a:noFill/>
-                          <a:ln w="12700">
-                            <a:solidFill>
-                              <a:srgbClr val="0070C0"/>
-                            </a:solidFill>
-                          </a:ln>
-                        </wps:spPr>
-                        <wps:style>
-                          <a:lnRef idx="2">
-                            <a:schemeClr val="accent1">
-                              <a:shade val="15000"/>
-                            </a:schemeClr>
-                          </a:lnRef>
-                          <a:fillRef idx="1">
-                            <a:schemeClr val="accent1"/>
-                          </a:fillRef>
-                          <a:effectRef idx="0">
-                            <a:schemeClr val="accent1"/>
-                          </a:effectRef>
-                          <a:fontRef idx="minor">
-                            <a:schemeClr val="lt1"/>
-                          </a:fontRef>
-                        </wps:style>
-                        <wps:bodyPr rot="0" spcFirstLastPara="0" vertOverflow="overflow" horzOverflow="overflow" vert="horz" wrap="square" lIns="91440" tIns="45720" rIns="91440" bIns="45720" numCol="1" spcCol="0" rtlCol="0" fromWordArt="0" anchor="ctr" anchorCtr="0" forceAA="0" compatLnSpc="1">
-                          <a:prstTxWarp prst="textNoShape">
-                            <a:avLst/>
-                          </a:prstTxWarp>
-                          <a:noAutofit/>
-                        </wps:bodyPr>
-                      </wps:wsp>
-                    </wpg:wgp>
-                  </a:graphicData>
-                </a:graphic>
-                <wp14:sizeRelH relativeFrom="margin">
-                  <wp14:pctWidth>0</wp14:pctWidth>
-                </wp14:sizeRelH>
-                <wp14:sizeRelV relativeFrom="margin">
-                  <wp14:pctHeight>0</wp14:pctHeight>
-                </wp14:sizeRelV>
-              </wp:anchor>
-            </w:drawing>
-          </mc:Choice>
-          <mc:Fallback>
-            <w:pict>
-              <v:group w14:anchorId="09A8456F" id="Groupe 6" o:spid="_x0000_s1030" style="position:absolute;left:0;text-align:left;margin-left:15.6pt;margin-top:8.75pt;width:167.05pt;height:45.9pt;z-index:251667456;mso-width-relative:margin;mso-height-relative:margin" coordorigin="45" coordsize="21230,5839" o:gfxdata="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">
-                <v:roundrect id="Rectangle : coins arrondis 1" o:spid="_x0000_s1031" style="position:absolute;left:45;top:3077;width:21230;height:2762;visibility:visible;mso-wrap-style:square;v-text-anchor:middle" arcsize="10923f" o:gfxdata="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" filled="f" strokecolor="#548dd4 [1951]" strokeweight="1pt">
-                  <v:textbox>
-                    <w:txbxContent>
-                      <w:p>
-                        <w:pPr>
-                          <w:jc w:val="center"/>
-                          <w:rPr>
-                            <w:color w:val="0070C0"/>
-                            <w:sz w:val="18"/>
-                            <w:szCs w:val="18"/>
-                          </w:rPr>
-                        </w:pPr>
-                        <w:r>
-                          <w:rPr>
-                            <w:color w:val="0070C0"/>
-                            <w:sz w:val="18"/>
-                            <w:szCs w:val="18"/>
-                          </w:rPr>
-                          <w:t>Explicitation de la grandeur de référence</w:t>
-                        </w:r>
-                      </w:p>
-                    </w:txbxContent>
-                  </v:textbox>
-                </v:roundrect>
-                <v:shape id="Connecteur droit avec flèche 2" o:spid="_x0000_s1032" type="#_x0000_t32" style="position:absolute;left:10547;top:1560;width:3025;height:1529;flip:y;visibility:visible;mso-wrap-style:square" o:connectortype="straight" o:gfxdata="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" strokecolor="#4579b8 [3044]" strokeweight="1pt">
-                  <v:stroke endarrow="block"/>
-                </v:shape>
-                <v:rect id="Rectangle 3" o:spid="_x0000_s1033" style="position:absolute;left:13666;width:3033;height:1719;visibility:visible;mso-wrap-style:square;v-text-anchor:middle" o:gfxdata="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" filled="f" strokecolor="#0070c0" strokeweight="1pt"/>
-              </v:group>
-            </w:pict>
-          </mc:Fallback>
-        </mc:AlternateContent>
+          <w:color w:val="0A1F66"/>
+          <w:sz w:val="17"/>
+          <w:szCs w:val="17"/>
+        </w:rPr>
+        <w:t xml:space="preserve"> 5 cm = 5 × 0,01 m = 0,05 m = 0,05 × 0,001 km = 0,000 05 km</w:t>
       </w:r>
-      <w:r>
-        <w:rPr>
-          <w:bCs/>
-          <w:noProof/>
-          <w:sz w:val="4"/>
-          <w:szCs w:val="4"/>
-        </w:rPr>
-        <mc:AlternateContent>
-          <mc:Choice Requires="wpg">
-            <w:drawing>
-              <wp:anchor distT="0" distB="0" distL="114300" distR="114300" simplePos="0" relativeHeight="251675648" behindDoc="0" locked="0" layoutInCell="1" allowOverlap="1" wp14:anchorId="2778076B" wp14:editId="5408479E">
-                <wp:simplePos x="0" y="0"/>
-                <wp:positionH relativeFrom="column">
-                  <wp:posOffset>3951838</wp:posOffset>
-                </wp:positionH>
-                <wp:positionV relativeFrom="paragraph">
-                  <wp:posOffset>12392</wp:posOffset>
-                </wp:positionV>
-                <wp:extent cx="1905082" cy="683895"/>
-                <wp:effectExtent l="0" t="0" r="19050" b="20955"/>
-                <wp:wrapNone/>
-                <wp:docPr id="115718618" name="Groupe 5"/>
-                <wp:cNvGraphicFramePr/>
-                <a:graphic xmlns:a="http://schemas.openxmlformats.org/drawingml/2006/main">
-                  <a:graphicData uri="http://schemas.microsoft.com/office/word/2010/wordprocessingGroup">
-                    <wpg:wgp>
-                      <wpg:cNvGrpSpPr/>
-                      <wpg:grpSpPr>
-                        <a:xfrm>
-                          <a:off x="0" y="0"/>
-                          <a:ext cx="1905082" cy="683895"/>
-                          <a:chOff x="-294324" y="-9056"/>
-                          <a:chExt cx="1905841" cy="684248"/>
-                        </a:xfrm>
-                      </wpg:grpSpPr>
-                      <wps:wsp>
-                        <wps:cNvPr id="660053859" name="Rectangle : coins arrondis 1"/>
-                        <wps:cNvSpPr/>
-                        <wps:spPr>
-                          <a:xfrm>
-                            <a:off x="-45267" y="399062"/>
-                            <a:ext cx="1656784" cy="276130"/>
-                          </a:xfrm>
-                          <a:prstGeom prst="roundRect">
-                            <a:avLst/>
-                          </a:prstGeom>
-                          <a:noFill/>
-                          <a:ln w="12700">
-                            <a:solidFill>
-                              <a:srgbClr val="EE0000"/>
-                            </a:solidFill>
-                          </a:ln>
-                        </wps:spPr>
-                        <wps:style>
-                          <a:lnRef idx="2">
-                            <a:schemeClr val="accent1">
-                              <a:shade val="15000"/>
-                            </a:schemeClr>
-                          </a:lnRef>
-                          <a:fillRef idx="1">
-                            <a:schemeClr val="accent1"/>
-                          </a:fillRef>
-                          <a:effectRef idx="0">
-                            <a:schemeClr val="accent1"/>
-                          </a:effectRef>
-                          <a:fontRef idx="minor">
-                            <a:schemeClr val="lt1"/>
-                          </a:fontRef>
-                        </wps:style>
-                        <wps:txbx>
-                          <w:txbxContent>
-                            <w:p>
-                              <w:pPr>
-                                <w:jc w:val="center"/>
-                                <w:rPr>
-                                  <w:color w:val="EE0000"/>
-                                  <w:sz w:val="18"/>
-                                  <w:szCs w:val="18"/>
-                                </w:rPr>
-                              </w:pPr>
-                              <w:r>
-                                <w:rPr>
-                                  <w:color w:val="EE0000"/>
-                                  <w:sz w:val="18"/>
-                                  <w:szCs w:val="18"/>
-                                </w:rPr>
-                                <w:t>Par d</w:t>
-                              </w:r>
-                              <w:r>
-                                <w:rPr>
-                                  <w:color w:val="EE0000"/>
-                                  <w:sz w:val="18"/>
-                                  <w:szCs w:val="18"/>
-                                </w:rPr>
-                                <w:t>éfinition du kilomètre</w:t>
-                              </w:r>
-                            </w:p>
-                          </w:txbxContent>
-                        </wps:txbx>
-                        <wps:bodyPr rot="0" spcFirstLastPara="0" vertOverflow="overflow" horzOverflow="overflow" vert="horz" wrap="square" lIns="91440" tIns="45720" rIns="91440" bIns="45720" numCol="1" spcCol="0" rtlCol="0" fromWordArt="0" anchor="ctr" anchorCtr="0" forceAA="0" compatLnSpc="1">
-                          <a:prstTxWarp prst="textNoShape">
-                            <a:avLst/>
-                          </a:prstTxWarp>
-                          <a:noAutofit/>
-                        </wps:bodyPr>
-                      </wps:wsp>
-                      <wps:wsp>
-                        <wps:cNvPr id="1454240830" name="Connecteur droit avec flèche 2"/>
-                        <wps:cNvCnPr/>
-                        <wps:spPr>
-                          <a:xfrm flipH="1" flipV="1">
-                            <a:off x="45042" y="288172"/>
-                            <a:ext cx="153926" cy="104654"/>
-                          </a:xfrm>
-                          <a:prstGeom prst="straightConnector1">
-                            <a:avLst/>
-                          </a:prstGeom>
-                          <a:ln w="12700">
-                            <a:solidFill>
-                              <a:srgbClr val="EE0000"/>
-                            </a:solidFill>
-                            <a:tailEnd type="triangle"/>
-                          </a:ln>
-                        </wps:spPr>
-                        <wps:style>
-                          <a:lnRef idx="1">
-                            <a:schemeClr val="accent1"/>
-                          </a:lnRef>
-                          <a:fillRef idx="0">
-                            <a:schemeClr val="accent1"/>
-                          </a:fillRef>
-                          <a:effectRef idx="0">
-                            <a:schemeClr val="accent1"/>
-                          </a:effectRef>
-                          <a:fontRef idx="minor">
-                            <a:schemeClr val="tx1"/>
-                          </a:fontRef>
-                        </wps:style>
-                        <wps:bodyPr/>
-                      </wps:wsp>
-                      <wps:wsp>
-                        <wps:cNvPr id="1766939777" name="Rectangle 3"/>
-                        <wps:cNvSpPr/>
-                        <wps:spPr>
-                          <a:xfrm>
-                            <a:off x="-294324" y="-9056"/>
-                            <a:ext cx="339546" cy="366666"/>
-                          </a:xfrm>
-                          <a:prstGeom prst="rect">
-                            <a:avLst/>
-                          </a:prstGeom>
-                          <a:noFill/>
-                          <a:ln w="12700">
-                            <a:solidFill>
-                              <a:srgbClr val="EE0000"/>
-                            </a:solidFill>
-                          </a:ln>
-                        </wps:spPr>
-                        <wps:style>
-                          <a:lnRef idx="2">
-                            <a:schemeClr val="accent1">
-                              <a:shade val="15000"/>
-                            </a:schemeClr>
-                          </a:lnRef>
-                          <a:fillRef idx="1">
-                            <a:schemeClr val="accent1"/>
-                          </a:fillRef>
-                          <a:effectRef idx="0">
-                            <a:schemeClr val="accent1"/>
-                          </a:effectRef>
-                          <a:fontRef idx="minor">
-                            <a:schemeClr val="lt1"/>
-                          </a:fontRef>
-                        </wps:style>
-                        <wps:bodyPr rot="0" spcFirstLastPara="0" vertOverflow="overflow" horzOverflow="overflow" vert="horz" wrap="square" lIns="91440" tIns="45720" rIns="91440" bIns="45720" numCol="1" spcCol="0" rtlCol="0" fromWordArt="0" anchor="ctr" anchorCtr="0" forceAA="0" compatLnSpc="1">
-                          <a:prstTxWarp prst="textNoShape">
-                            <a:avLst/>
-                          </a:prstTxWarp>
-                          <a:noAutofit/>
-                        </wps:bodyPr>
-                      </wps:wsp>
-                    </wpg:wgp>
-                  </a:graphicData>
-                </a:graphic>
-                <wp14:sizeRelH relativeFrom="margin">
-                  <wp14:pctWidth>0</wp14:pctWidth>
-                </wp14:sizeRelH>
-                <wp14:sizeRelV relativeFrom="margin">
-                  <wp14:pctHeight>0</wp14:pctHeight>
-                </wp14:sizeRelV>
-              </wp:anchor>
-            </w:drawing>
-          </mc:Choice>
-          <mc:Fallback>
-            <w:pict>
-              <v:group w14:anchorId="2778076B" id="_x0000_s1034" style="position:absolute;left:0;text-align:left;margin-left:311.15pt;margin-top:1pt;width:150pt;height:53.85pt;z-index:251675648;mso-width-relative:margin;mso-height-relative:margin" coordorigin="-2943,-90" coordsize="19058,6842" o:gfxdata="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">
-                <v:roundrect id="Rectangle : coins arrondis 1" o:spid="_x0000_s1035" style="position:absolute;left:-452;top:3990;width:16567;height:2761;visibility:visible;mso-wrap-style:square;v-text-anchor:middle" arcsize="10923f" o:gfxdata="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" filled="f" strokecolor="#e00" strokeweight="1pt">
-                  <v:textbox>
-                    <w:txbxContent>
-                      <w:p>
-                        <w:pPr>
-                          <w:jc w:val="center"/>
-                          <w:rPr>
-                            <w:color w:val="EE0000"/>
-                            <w:sz w:val="18"/>
-                            <w:szCs w:val="18"/>
-                          </w:rPr>
-                        </w:pPr>
-                        <w:r>
-                          <w:rPr>
-                            <w:color w:val="EE0000"/>
-                            <w:sz w:val="18"/>
-                            <w:szCs w:val="18"/>
-                          </w:rPr>
-                          <w:t>Par d</w:t>
-                        </w:r>
-                        <w:r>
-                          <w:rPr>
-                            <w:color w:val="EE0000"/>
-                            <w:sz w:val="18"/>
-                            <w:szCs w:val="18"/>
-                          </w:rPr>
-                          <w:t>éfinition du kilomètre</w:t>
-                        </w:r>
-                      </w:p>
-                    </w:txbxContent>
-                  </v:textbox>
-                </v:roundrect>
-                <v:shape id="Connecteur droit avec flèche 2" o:spid="_x0000_s1036" type="#_x0000_t32" style="position:absolute;left:450;top:2881;width:1539;height:1047;flip:x y;visibility:visible;mso-wrap-style:square" o:connectortype="straight" o:gfxdata="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" strokecolor="#e00" strokeweight="1pt">
-                  <v:stroke endarrow="block"/>
-                </v:shape>
-                <v:rect id="Rectangle 3" o:spid="_x0000_s1037" style="position:absolute;left:-2943;top:-90;width:3395;height:3666;visibility:visible;mso-wrap-style:square;v-text-anchor:middle" o:gfxdata="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" filled="f" strokecolor="#e00" strokeweight="1pt"/>
-              </v:group>
-            </w:pict>
-          </mc:Fallback>
-        </mc:AlternateContent>
-      </w:r>
-    </w:p>
-    <w:p>
-      <w:pPr>
-        <w:spacing w:after="0" w:line="240" w:lineRule="auto"/>
-        <w:jc w:val="both"/>
-        <w:rPr>
-          <w:bCs/>
-        </w:rPr>
-      </w:pPr>
-      <m:oMathPara>
-        <m:oMath>
-          <m:r>
-            <w:rPr>
-              <w:rFonts w:ascii="Cambria Math" w:hAnsi="Cambria Math"/>
-            </w:rPr>
-            <m:t>L=5 cm=5×1 cm=5 ×</m:t>
-          </m:r>
-          <m:f>
-            <m:fPr>
-              <m:ctrlPr>
-                <w:rPr>
-                  <w:rFonts w:ascii="Cambria Math" w:hAnsi="Cambria Math"/>
-                  <w:bCs/>
-                  <w:i/>
-                </w:rPr>
-              </m:ctrlPr>
-            </m:fPr>
-            <m:num>
-              <m:r>
-                <w:rPr>
-                  <w:rFonts w:ascii="Cambria Math" w:hAnsi="Cambria Math"/>
-                </w:rPr>
-                <m:t>1 m</m:t>
-              </m:r>
-            </m:num>
-            <m:den>
-              <m:r>
-                <w:rPr>
-                  <w:rFonts w:ascii="Cambria Math" w:hAnsi="Cambria Math"/>
-                </w:rPr>
-                <m:t>100</m:t>
-              </m:r>
-            </m:den>
-          </m:f>
-          <m:r>
-            <w:rPr>
-              <w:rFonts w:ascii="Cambria Math" w:hAnsi="Cambria Math"/>
-            </w:rPr>
-            <m:t>=</m:t>
-          </m:r>
-          <m:f>
-            <m:fPr>
-              <m:ctrlPr>
-                <w:rPr>
-                  <w:rFonts w:ascii="Cambria Math" w:hAnsi="Cambria Math"/>
-                  <w:bCs/>
-                  <w:i/>
-                </w:rPr>
-              </m:ctrlPr>
-            </m:fPr>
-            <m:num>
-              <m:r>
-                <w:rPr>
-                  <w:rFonts w:ascii="Cambria Math" w:hAnsi="Cambria Math"/>
-                </w:rPr>
-                <m:t>5</m:t>
-              </m:r>
-            </m:num>
-            <m:den>
-              <m:r>
-                <w:rPr>
-                  <w:rFonts w:ascii="Cambria Math" w:hAnsi="Cambria Math"/>
-                </w:rPr>
-                <m:t>100</m:t>
-              </m:r>
-            </m:den>
-          </m:f>
-          <m:r>
-            <w:rPr>
-              <w:rFonts w:ascii="Cambria Math" w:hAnsi="Cambria Math"/>
-            </w:rPr>
-            <m:t xml:space="preserve"> ×1 m=</m:t>
-          </m:r>
-          <m:f>
-            <m:fPr>
-              <m:ctrlPr>
-                <w:rPr>
-                  <w:rFonts w:ascii="Cambria Math" w:hAnsi="Cambria Math"/>
-                  <w:bCs/>
-                  <w:i/>
-                </w:rPr>
-              </m:ctrlPr>
-            </m:fPr>
-            <m:num>
-              <m:r>
-                <w:rPr>
-                  <w:rFonts w:ascii="Cambria Math" w:hAnsi="Cambria Math"/>
-                </w:rPr>
-                <m:t>5</m:t>
-              </m:r>
-            </m:num>
-            <m:den>
-              <m:r>
-                <w:rPr>
-                  <w:rFonts w:ascii="Cambria Math" w:hAnsi="Cambria Math"/>
-                </w:rPr>
-                <m:t>100</m:t>
-              </m:r>
-            </m:den>
-          </m:f>
-          <m:r>
-            <w:rPr>
-              <w:rFonts w:ascii="Cambria Math" w:hAnsi="Cambria Math"/>
-            </w:rPr>
-            <m:t>×</m:t>
-          </m:r>
-          <m:f>
-            <m:fPr>
-              <m:ctrlPr>
-                <w:rPr>
-                  <w:rFonts w:ascii="Cambria Math" w:hAnsi="Cambria Math"/>
-                  <w:bCs/>
-                  <w:i/>
-                </w:rPr>
-              </m:ctrlPr>
-            </m:fPr>
-            <m:num>
-              <m:r>
-                <w:rPr>
-                  <w:rFonts w:ascii="Cambria Math" w:hAnsi="Cambria Math"/>
-                </w:rPr>
-                <m:t>1 km</m:t>
-              </m:r>
-            </m:num>
-            <m:den>
-              <m:r>
-                <w:rPr>
-                  <w:rFonts w:ascii="Cambria Math" w:hAnsi="Cambria Math"/>
-                </w:rPr>
-                <m:t>1000</m:t>
-              </m:r>
-            </m:den>
-          </m:f>
-          <m:r>
-            <w:rPr>
-              <w:rFonts w:ascii="Cambria Math" w:hAnsi="Cambria Math"/>
-            </w:rPr>
-            <m:t>=</m:t>
-          </m:r>
-          <m:f>
-            <m:fPr>
-              <m:ctrlPr>
-                <w:rPr>
-                  <w:rFonts w:ascii="Cambria Math" w:hAnsi="Cambria Math"/>
-                  <w:bCs/>
-                  <w:i/>
-                </w:rPr>
-              </m:ctrlPr>
-            </m:fPr>
-            <m:num>
-              <m:r>
-                <w:rPr>
-                  <w:rFonts w:ascii="Cambria Math" w:hAnsi="Cambria Math"/>
-                </w:rPr>
-                <m:t>5</m:t>
-              </m:r>
-            </m:num>
-            <m:den>
-              <m:r>
-                <w:rPr>
-                  <w:rFonts w:ascii="Cambria Math" w:hAnsi="Cambria Math"/>
-                </w:rPr>
-                <m:t>100000</m:t>
-              </m:r>
-            </m:den>
-          </m:f>
-          <m:r>
-            <w:rPr>
-              <w:rFonts w:ascii="Cambria Math" w:hAnsi="Cambria Math"/>
-            </w:rPr>
-            <m:t>×1 km=0,00005 km</m:t>
-          </m:r>
-        </m:oMath>
-      </m:oMathPara>
     </w:p>
     <w:p>
       <w:pPr>
@@ -7948,7 +7770,7 @@
           <w:noProof/>
         </w:rPr>
         <w:drawing>
-          <wp:anchor distT="0" distB="0" distL="114300" distR="114300" simplePos="0" relativeHeight="251676672" behindDoc="0" locked="0" layoutInCell="1" allowOverlap="1" wp14:anchorId="5DFEA00B" wp14:editId="7956E458">
+          <wp:anchor distT="0" distB="0" distL="114300" distR="114300" simplePos="0" relativeHeight="251676672" behindDoc="0" locked="0" layoutInCell="1" allowOverlap="1" wp14:anchorId="5DFEA00B" wp14:editId="7EAE7748">
             <wp:simplePos x="0" y="0"/>
             <wp:positionH relativeFrom="column">
               <wp:posOffset>751205</wp:posOffset>
@@ -7971,7 +7793,7 @@
                     <pic:cNvPicPr/>
                   </pic:nvPicPr>
                   <pic:blipFill>
-                    <a:blip r:embed="rId8" cstate="print">
+                    <a:blip r:embed="rId9" cstate="print">
                       <a:extLst>
                         <a:ext uri="{28A0092B-C50C-407E-A947-70E740481C1C}">
                           <a14:useLocalDpi xmlns:a14="http://schemas.microsoft.com/office/drawing/2010/main" val="0"/>
@@ -10559,6 +10381,24 @@
             </w:r>
             <w:r>
               <w:rPr>
+                <w:b/>
+                <w:bCs/>
+                <w:color w:val="00B050"/>
+                <w:u w:val="single"/>
+              </w:rPr>
+              <w:t>5</w:t>
+            </w:r>
+            <w:r>
+              <w:rPr>
+                <w:b/>
+                <w:bCs/>
+                <w:color w:val="00B050"/>
+                <w:u w:val="single"/>
+              </w:rPr>
+              <w:t xml:space="preserve"> </w:t>
+            </w:r>
+            <w:r>
+              <w:rPr>
                 <w:color w:val="00B050"/>
                 <w:u w:val="single"/>
               </w:rPr>
@@ -10630,20 +10470,36 @@
                   </w:r>
                   <w:r>
                     <w:rPr>
-                      <w:b/>
+                      <w:rFonts w:ascii="Belle Allure CE" w:hAnsi="Belle Allure CE" w:cs="Belle Allure CE"/>
+                      <w:b/>
+                      <w:bCs/>
+                      <w:color w:val="0A1F66"/>
+                      <w:sz w:val="17"/>
+                      <w:szCs w:val="17"/>
+                    </w:rPr>
+                    <w:t xml:space="preserve">1 520</w:t>
+                  </w:r>
+                  <w:r>
+                    <w:rPr>
+                      <w:bCs/>
                       <w:iCs/>
-                      <w:color w:val="00B050"/>
-                    </w:rPr>
-                    <w:t>1 520</w:t>
-                  </w:r>
-                  <w:r>
-                    <w:rPr>
-                      <w:bCs/>
+                    </w:rPr>
+                    <w:t xml:space="preserve"> g</w:t>
+                  </w:r>
+                </w:p>
+                <w:p>
+                  <w:pPr>
+                    <w:spacing w:after="120" w:line="240" w:lineRule="auto"/>
+                    <w:rPr>
                       <w:iCs/>
                     </w:rPr>
-                    <w:t xml:space="preserve"> g</w:t>
-                  </w:r>
-                </w:p>
+                  </w:pPr>
+                </w:p>
+              </w:tc>
+              <w:tc>
+                <w:tcPr>
+                  <w:tcW w:w="3521" w:type="dxa"/>
+                </w:tcPr>
                 <w:p>
                   <w:pPr>
                     <w:spacing w:after="120" w:line="240" w:lineRule="auto"/>
@@ -10651,11 +10507,34 @@
                       <w:iCs/>
                     </w:rPr>
                   </w:pPr>
-                </w:p>
-              </w:tc>
-              <w:tc>
-                <w:tcPr>
-                  <w:tcW w:w="3521" w:type="dxa"/>
+                  <w:r>
+                    <w:rPr>
+                      <w:iCs/>
+                    </w:rPr>
+                    <w:t xml:space="preserve">23 g = </w:t>
+                  </w:r>
+                  <w:r>
+                    <w:rPr>
+                      <w:rFonts w:ascii="Belle Allure CE" w:hAnsi="Belle Allure CE" w:cs="Belle Allure CE"/>
+                      <w:b/>
+                      <w:bCs/>
+                      <w:color w:val="0A1F66"/>
+                      <w:sz w:val="17"/>
+                      <w:szCs w:val="17"/>
+                    </w:rPr>
+                    <w:t xml:space="preserve">0,023</w:t>
+                  </w:r>
+                  <w:r>
+                    <w:rPr>
+                      <w:iCs/>
+                    </w:rPr>
+                    <w:t xml:space="preserve"> kg</w:t>
+                  </w:r>
+                </w:p>
+              </w:tc>
+              <w:tc>
+                <w:tcPr>
+                  <w:tcW w:w="3522" w:type="dxa"/>
                 </w:tcPr>
                 <w:p>
                   <w:pPr>
@@ -10668,63 +10547,24 @@
                     <w:rPr>
                       <w:iCs/>
                     </w:rPr>
-                    <w:t xml:space="preserve">23 g = </w:t>
-                  </w:r>
-                  <w:r>
-                    <w:rPr>
-                      <w:b/>
-                      <w:bCs/>
+                    <w:t xml:space="preserve">2,5 t = </w:t>
+                  </w:r>
+                  <w:r>
+                    <w:rPr>
+                      <w:rFonts w:ascii="Belle Allure CE" w:hAnsi="Belle Allure CE" w:cs="Belle Allure CE"/>
+                      <w:b/>
+                      <w:bCs/>
+                      <w:color w:val="0A1F66"/>
+                      <w:sz w:val="17"/>
+                      <w:szCs w:val="17"/>
+                    </w:rPr>
+                    <w:t xml:space="preserve">2 500</w:t>
+                  </w:r>
+                  <w:r>
+                    <w:rPr>
                       <w:iCs/>
-                      <w:color w:val="00B050"/>
-                    </w:rPr>
-                    <w:t>0,023</w:t>
-                  </w:r>
-                  <w:r>
-                    <w:rPr>
-                      <w:iCs/>
                     </w:rPr>
                     <w:t xml:space="preserve"> kg</w:t>
-                  </w:r>
-                </w:p>
-              </w:tc>
-              <w:tc>
-                <w:tcPr>
-                  <w:tcW w:w="3522" w:type="dxa"/>
-                </w:tcPr>
-                <w:p>
-                  <w:pPr>
-                    <w:spacing w:after="120" w:line="240" w:lineRule="auto"/>
-                    <w:rPr>
-                      <w:iCs/>
-                    </w:rPr>
-                  </w:pPr>
-                  <w:r>
-                    <w:rPr>
-                      <w:iCs/>
-                    </w:rPr>
-                    <w:t xml:space="preserve">2,5 t = </w:t>
-                  </w:r>
-                  <w:r>
-                    <w:rPr>
-                      <w:b/>
-                      <w:bCs/>
-                      <w:iCs/>
-                      <w:color w:val="00B050"/>
-                    </w:rPr>
-                    <w:t>2 500</w:t>
-                  </w:r>
-                  <w:r>
-                    <w:rPr>
-                      <w:iCs/>
-                      <w:color w:val="00B050"/>
-                    </w:rPr>
-                    <w:t xml:space="preserve"> </w:t>
-                  </w:r>
-                  <w:r>
-                    <w:rPr>
-                      <w:iCs/>
-                    </w:rPr>
-                    <w:t>kg</w:t>
                   </w:r>
                 </w:p>
               </w:tc>
@@ -10749,12 +10589,14 @@
                   </w:r>
                   <w:r>
                     <w:rPr>
-                      <w:b/>
-                      <w:bCs/>
-                      <w:iCs/>
-                      <w:color w:val="00B050"/>
-                    </w:rPr>
-                    <w:t>4 500</w:t>
+                      <w:rFonts w:ascii="Belle Allure CE" w:hAnsi="Belle Allure CE" w:cs="Belle Allure CE"/>
+                      <w:b/>
+                      <w:bCs/>
+                      <w:color w:val="0A1F66"/>
+                      <w:sz w:val="17"/>
+                      <w:szCs w:val="17"/>
+                    </w:rPr>
+                    <w:t xml:space="preserve">4 500</w:t>
                   </w:r>
                   <w:r>
                     <w:rPr>
@@ -10804,65 +10646,56 @@
                   </w:r>
                   <w:r>
                     <w:rPr>
-                      <w:b/>
-                      <w:bCs/>
+                      <w:rFonts w:ascii="Belle Allure CE" w:hAnsi="Belle Allure CE" w:cs="Belle Allure CE"/>
+                      <w:b/>
+                      <w:bCs/>
+                      <w:color w:val="0A1F66"/>
+                      <w:sz w:val="17"/>
+                      <w:szCs w:val="17"/>
+                    </w:rPr>
+                    <w:t xml:space="preserve">12 000</w:t>
+                  </w:r>
+                  <w:r>
+                    <w:rPr>
                       <w:iCs/>
-                      <w:color w:val="00B050"/>
-                    </w:rPr>
-                    <w:t>12 000</w:t>
-                  </w:r>
-                  <w:r>
+                    </w:rPr>
+                    <w:t xml:space="preserve"> L</w:t>
+                  </w:r>
+                </w:p>
+              </w:tc>
+              <w:tc>
+                <w:tcPr>
+                  <w:tcW w:w="3522" w:type="dxa"/>
+                </w:tcPr>
+                <w:p>
+                  <w:pPr>
+                    <w:spacing w:after="120" w:line="240" w:lineRule="auto"/>
                     <w:rPr>
                       <w:iCs/>
                     </w:rPr>
-                    <w:t xml:space="preserve"> </w:t>
-                  </w:r>
+                  </w:pPr>
                   <w:r>
                     <w:rPr>
                       <w:iCs/>
                     </w:rPr>
-                    <w:t>L</w:t>
-                  </w:r>
-                </w:p>
-              </w:tc>
-              <w:tc>
-                <w:tcPr>
-                  <w:tcW w:w="3522" w:type="dxa"/>
-                </w:tcPr>
-                <w:p>
-                  <w:pPr>
-                    <w:spacing w:after="120" w:line="240" w:lineRule="auto"/>
+                    <w:t xml:space="preserve">60 µm = </w:t>
+                  </w:r>
+                  <w:r>
+                    <w:rPr>
+                      <w:rFonts w:ascii="Belle Allure CE" w:hAnsi="Belle Allure CE" w:cs="Belle Allure CE"/>
+                      <w:b/>
+                      <w:bCs/>
+                      <w:color w:val="0A1F66"/>
+                      <w:sz w:val="17"/>
+                      <w:szCs w:val="17"/>
+                    </w:rPr>
+                    <w:t xml:space="preserve">0,000 06</w:t>
+                  </w:r>
+                  <w:r>
                     <w:rPr>
                       <w:iCs/>
                     </w:rPr>
-                  </w:pPr>
-                  <w:r>
-                    <w:rPr>
-                      <w:iCs/>
-                    </w:rPr>
-                    <w:t xml:space="preserve">60 µm = </w:t>
-                  </w:r>
-                  <w:r>
-                    <w:rPr>
-                      <w:b/>
-                      <w:bCs/>
-                      <w:iCs/>
-                      <w:color w:val="00B050"/>
-                    </w:rPr>
-                    <w:t>0,000060</w:t>
-                  </w:r>
-                  <w:r>
-                    <w:rPr>
-                      <w:iCs/>
-                      <w:color w:val="00B050"/>
-                    </w:rPr>
-                    <w:t xml:space="preserve"> </w:t>
-                  </w:r>
-                  <w:r>
-                    <w:rPr>
-                      <w:iCs/>
-                    </w:rPr>
-                    <w:t>m</w:t>
+                    <w:t xml:space="preserve"> m</w:t>
                   </w:r>
                 </w:p>
               </w:tc>
@@ -10899,13 +10732,182 @@
         <w:rPr>
           <w:b/>
           <w:i/>
-          <w:sz w:val="12"/>
-          <w:szCs w:val="12"/>
         </w:rPr>
       </w:pPr>
     </w:p>
+    <w:tbl>
+      <w:tblPr>
+        <w:tblStyle w:val="Grilledutableau"/>
+        <w:tblW w:w="0" w:type="auto"/>
+        <w:tblLook w:val="04A0" w:firstRow="1" w:lastRow="0" w:firstColumn="1" w:lastColumn="0" w:noHBand="0" w:noVBand="1"/>
+      </w:tblPr>
+      <w:tblGrid>
+        <w:gridCol w:w="10790"/>
+      </w:tblGrid>
+      <w:tr>
+        <w:tc>
+          <w:tcPr>
+            <w:tcW w:w="10790" w:type="dxa"/>
+          </w:tcPr>
+          <w:p>
+            <w:pPr>
+              <w:spacing w:after="120" w:line="240" w:lineRule="auto"/>
+              <w:rPr>
+                <w:i/>
+              </w:rPr>
+            </w:pPr>
+            <w:r>
+              <w:rPr>
+                <w:b/>
+                <w:bCs/>
+                <w:color w:val="00B050"/>
+                <w:u w:val="single"/>
+              </w:rPr>
+              <w:t xml:space="preserve">Activité </w:t>
+            </w:r>
+            <w:r>
+              <w:rPr>
+                <w:b/>
+                <w:bCs/>
+                <w:color w:val="00B050"/>
+                <w:u w:val="single"/>
+              </w:rPr>
+              <w:t>6</w:t>
+            </w:r>
+            <w:r>
+              <w:rPr>
+                <w:b/>
+                <w:bCs/>
+                <w:color w:val="00B050"/>
+                <w:u w:val="single"/>
+              </w:rPr>
+              <w:t xml:space="preserve"> </w:t>
+            </w:r>
+            <w:r>
+              <w:rPr>
+                <w:color w:val="00B050"/>
+                <w:u w:val="single"/>
+              </w:rPr>
+              <w:t>:</w:t>
+            </w:r>
+            <w:r>
+              <w:rPr>
+                <w:i/>
+                <w:color w:val="00B050"/>
+              </w:rPr>
+              <w:t xml:space="preserve"> </w:t>
+            </w:r>
+            <w:r>
+              <w:rPr>
+                <w:i/>
+              </w:rPr>
+              <w:t>Construis, par groupe, un jeu de 10 cartes pour réaliser des conversions.</w:t>
+            </w:r>
+          </w:p>
+          <w:p>
+            <w:pPr>
+              <w:spacing w:after="0" w:line="240" w:lineRule="auto"/>
+              <w:rPr>
+                <w:b/>
+                <w:i/>
+              </w:rPr>
+            </w:pPr>
+          </w:p>
+          <w:p>
+            <w:pPr>
+              <w:spacing w:after="0" w:line="240" w:lineRule="auto"/>
+              <w:rPr>
+                <w:b/>
+                <w:i/>
+              </w:rPr>
+            </w:pPr>
+          </w:p>
+          <w:p>
+            <w:pPr>
+              <w:spacing w:after="0" w:line="240" w:lineRule="auto"/>
+              <w:rPr>
+                <w:b/>
+                <w:i/>
+              </w:rPr>
+            </w:pPr>
+          </w:p>
+          <w:p>
+            <w:pPr>
+              <w:spacing w:after="0" w:line="240" w:lineRule="auto"/>
+              <w:rPr>
+                <w:b/>
+                <w:i/>
+              </w:rPr>
+            </w:pPr>
+          </w:p>
+          <w:p>
+            <w:pPr>
+              <w:spacing w:after="0" w:line="240" w:lineRule="auto"/>
+              <w:rPr>
+                <w:b/>
+                <w:i/>
+              </w:rPr>
+            </w:pPr>
+          </w:p>
+          <w:p>
+            <w:pPr>
+              <w:spacing w:after="0" w:line="240" w:lineRule="auto"/>
+              <w:rPr>
+                <w:b/>
+                <w:i/>
+              </w:rPr>
+            </w:pPr>
+          </w:p>
+          <w:p>
+            <w:pPr>
+              <w:spacing w:after="0" w:line="240" w:lineRule="auto"/>
+              <w:rPr>
+                <w:b/>
+                <w:i/>
+              </w:rPr>
+            </w:pPr>
+          </w:p>
+          <w:p>
+            <w:pPr>
+              <w:spacing w:after="0" w:line="240" w:lineRule="auto"/>
+              <w:rPr>
+                <w:b/>
+                <w:i/>
+              </w:rPr>
+            </w:pPr>
+          </w:p>
+          <w:p>
+            <w:pPr>
+              <w:spacing w:after="0" w:line="240" w:lineRule="auto"/>
+              <w:rPr>
+                <w:b/>
+                <w:i/>
+              </w:rPr>
+            </w:pPr>
+          </w:p>
+          <w:p>
+            <w:pPr>
+              <w:spacing w:after="0" w:line="240" w:lineRule="auto"/>
+              <w:rPr>
+                <w:b/>
+                <w:i/>
+              </w:rPr>
+            </w:pPr>
+          </w:p>
+          <w:p>
+            <w:pPr>
+              <w:spacing w:after="0" w:line="240" w:lineRule="auto"/>
+              <w:rPr>
+                <w:b/>
+                <w:i/>
+              </w:rPr>
+            </w:pPr>
+          </w:p>
+        </w:tc>
+      </w:tr>
+    </w:tbl>
     <w:sectPr>
-      <w:footerReference w:type="default" r:id="rId9"/>
+      <w:footerReference w:type="default" r:id="rId10"/>
       <w:pgSz w:w="12240" w:h="15840"/>
       <w:pgMar w:top="720" w:right="720" w:bottom="720" w:left="720" w:header="0" w:footer="261" w:gutter="0"/>
       <w:cols w:space="720"/>
